--- a/main.docx
+++ b/main.docx
@@ -21,97 +21,115 @@
         <w:rPr>
           <w:rFonts w:hint="eastAsia"/>
         </w:rPr>
-        <w:t xml:space="preserve">随着人工智能技术快速发展，投资者能够以更精确的方式处理信息，形成交易决策。</w:t>
-      </w:r>
-      <w:r>
-        <w:t xml:space="preserve"> </w:t>
-      </w:r>
-      <w:r>
-        <w:rPr>
-          <w:rFonts w:hint="eastAsia"/>
-        </w:rPr>
-        <w:t xml:space="preserve">投资者在特定资产上达成预期共识，能否影响资产价格，这一问题对于理解金融市场的运行规律和稳定性有着重要的意义。</w:t>
-      </w:r>
-      <w:r>
-        <w:t xml:space="preserve"> </w:t>
-      </w:r>
-      <w:r>
-        <w:rPr>
-          <w:rFonts w:hint="eastAsia"/>
-        </w:rPr>
-        <w:t xml:space="preserve">本文通过构建多个Agent投资者，以88个因子数据作为输入，MLP模型作为Agent的决策模型，</w:t>
-      </w:r>
-      <w:r>
-        <w:t xml:space="preserve"> </w:t>
-      </w:r>
-      <w:r>
-        <w:rPr>
-          <w:rFonts w:hint="eastAsia"/>
-        </w:rPr>
-        <w:t xml:space="preserve">通过强化学习训练方式，探究了Agent投资者的预期共识定价效应。</w:t>
-      </w:r>
-      <w:r>
-        <w:t xml:space="preserve"> </w:t>
-      </w:r>
-      <w:r>
-        <w:rPr>
-          <w:rFonts w:hint="eastAsia"/>
-        </w:rPr>
-        <w:t xml:space="preserve">实验的结果表明，投资者的预期共识度越高，股票的未来收益越高，这一结论在一系列稳健性检验后依然成立。</w:t>
-      </w:r>
-      <w:r>
-        <w:t xml:space="preserve"> </w:t>
-      </w:r>
-      <w:r>
-        <w:rPr>
-          <w:rFonts w:hint="eastAsia"/>
-        </w:rPr>
-        <w:t xml:space="preserve">进一步的，本文从融资和融券约束的角度，探讨了预期共识定价效应的形成机制。</w:t>
-      </w:r>
-      <w:r>
-        <w:t xml:space="preserve"> </w:t>
-      </w:r>
-      <w:r>
-        <w:rPr>
-          <w:rFonts w:hint="eastAsia"/>
-        </w:rPr>
-        <w:t xml:space="preserve">实验的结果表明，融资和融券约束是预期共识定价效应的重要形成机制，</w:t>
-      </w:r>
-      <w:r>
-        <w:t xml:space="preserve"> </w:t>
-      </w:r>
-      <w:r>
-        <w:rPr>
-          <w:rFonts w:hint="eastAsia"/>
-        </w:rPr>
-        <w:t xml:space="preserve">在放松融资和融券约束后，预期共识定价效应显著减弱。</w:t>
-      </w:r>
-      <w:r>
-        <w:t xml:space="preserve"> </w:t>
-      </w:r>
-      <w:r>
-        <w:rPr>
-          <w:rFonts w:hint="eastAsia"/>
-        </w:rPr>
-        <w:t xml:space="preserve">最后，本文从企业市值、股权异质性和市场周期的角度，分析了预期共识定价效应的异质性。</w:t>
-      </w:r>
-      <w:r>
-        <w:t xml:space="preserve"> </w:t>
-      </w:r>
-      <w:r>
-        <w:rPr>
-          <w:rFonts w:hint="eastAsia"/>
-        </w:rPr>
-        <w:t xml:space="preserve">实验的结果表明，小市值企业、非国企企业和牛市周期中的企业，其预期共识定价效应显著更高。</w:t>
-      </w:r>
-      <w:r>
-        <w:t xml:space="preserve"> </w:t>
-      </w:r>
-      <w:r>
-        <w:rPr>
-          <w:rFonts w:hint="eastAsia"/>
-        </w:rPr>
-        <w:t xml:space="preserve">最后，本文根据研究结论，提出了相应的政策建议和研究展望。</w:t>
+        <w:t xml:space="preserve">金融市场是一个多方投资者参与的市场，具有复杂性、动态性等特点。</w:t>
+      </w:r>
+      <w:r>
+        <w:t xml:space="preserve"> </w:t>
+      </w:r>
+      <w:r>
+        <w:rPr>
+          <w:rFonts w:hint="eastAsia"/>
+        </w:rPr>
+        <w:t xml:space="preserve">投资者在单个资产上形成一致的预期，能否影响资产价格，</w:t>
+      </w:r>
+      <w:r>
+        <w:t xml:space="preserve"> </w:t>
+      </w:r>
+      <w:r>
+        <w:rPr>
+          <w:rFonts w:hint="eastAsia"/>
+        </w:rPr>
+        <w:t xml:space="preserve">是一个理解金融市场的运行机制和金融市场的稳定的重要问题。</w:t>
+      </w:r>
+      <w:r>
+        <w:t xml:space="preserve"> </w:t>
+      </w:r>
+      <w:r>
+        <w:rPr>
+          <w:rFonts w:hint="eastAsia"/>
+        </w:rPr>
+        <w:t xml:space="preserve">本文中构建了多个Agent投资者，使用88个因子数据作为输入，MLP模型作为Agent的判断规则，</w:t>
+      </w:r>
+      <w:r>
+        <w:t xml:space="preserve"> </w:t>
+      </w:r>
+      <w:r>
+        <w:rPr>
+          <w:rFonts w:hint="eastAsia"/>
+        </w:rPr>
+        <w:t xml:space="preserve">由强化学习训练Agent，试图探究Agent投资者的预期共识定价效应。</w:t>
+      </w:r>
+      <w:r>
+        <w:t xml:space="preserve"> </w:t>
+      </w:r>
+      <w:r>
+        <w:rPr>
+          <w:rFonts w:hint="eastAsia"/>
+        </w:rPr>
+        <w:t xml:space="preserve">实验的结果显示投资者的预期共识度越高，股票的未来收益越大，</w:t>
+      </w:r>
+      <w:r>
+        <w:t xml:space="preserve"> </w:t>
+      </w:r>
+      <w:r>
+        <w:rPr>
+          <w:rFonts w:hint="eastAsia"/>
+        </w:rPr>
+        <w:t xml:space="preserve">这一结论在一系列稳健性检验后依然成立。</w:t>
+      </w:r>
+      <w:r>
+        <w:t xml:space="preserve"> </w:t>
+      </w:r>
+      <w:r>
+        <w:rPr>
+          <w:rFonts w:hint="eastAsia"/>
+        </w:rPr>
+        <w:t xml:space="preserve">进一步的，本文从融资和融券约束的角度研究预期共识定价效应的形成机制。</w:t>
+      </w:r>
+      <w:r>
+        <w:t xml:space="preserve"> </w:t>
+      </w:r>
+      <w:r>
+        <w:rPr>
+          <w:rFonts w:hint="eastAsia"/>
+        </w:rPr>
+        <w:t xml:space="preserve">实验的结果表明了融资和融券约束是预期共识定价效应的重要形成机制，</w:t>
+      </w:r>
+      <w:r>
+        <w:t xml:space="preserve"> </w:t>
+      </w:r>
+      <w:r>
+        <w:rPr>
+          <w:rFonts w:hint="eastAsia"/>
+        </w:rPr>
+        <w:t xml:space="preserve">在放松融资、融券限制后，预期共识定价效应变弱。</w:t>
+      </w:r>
+      <w:r>
+        <w:t xml:space="preserve"> </w:t>
+      </w:r>
+      <w:r>
+        <w:rPr>
+          <w:rFonts w:hint="eastAsia"/>
+        </w:rPr>
+        <w:t xml:space="preserve">本文还从企业市值、股权异质性和市场周期的角度，进一步研究了预期共识定价效应的异质性。</w:t>
+      </w:r>
+      <w:r>
+        <w:t xml:space="preserve"> </w:t>
+      </w:r>
+      <w:r>
+        <w:rPr>
+          <w:rFonts w:hint="eastAsia"/>
+        </w:rPr>
+        <w:t xml:space="preserve">结果表明，小市值企业、非国企企业和牛市周期中的企业，其预期共识定价效应更高。</w:t>
+      </w:r>
+      <w:r>
+        <w:t xml:space="preserve"> </w:t>
+      </w:r>
+      <w:r>
+        <w:rPr>
+          <w:rFonts w:hint="eastAsia"/>
+        </w:rPr>
+        <w:t xml:space="preserve">最后，本文就研究结果提出相应的政策建议和研究展望。</w:t>
       </w:r>
     </w:p>
     <w:p>
@@ -196,10 +214,10 @@
         <w:t xml:space="preserve">Finally, we propose corresponding policy recommendations and research prospects based on the findings.</w:t>
       </w:r>
     </w:p>
-    <w:bookmarkStart w:id="9" w:name="引言"/>
+    <w:bookmarkStart w:id="24" w:name="引言"/>
     <w:p>
       <w:pPr>
-        <w:pStyle w:val="Heading1"/>
+        <w:pStyle w:val="2"/>
       </w:pPr>
       <w:r>
         <w:rPr>
@@ -240,6 +258,9 @@
         <w:t xml:space="preserve">，是理解市场定价逻辑的重要命题</w:t>
       </w:r>
       <w:r>
+        <w:t xml:space="preserve">(Greenwood and Shleifer 2014)</w:t>
+      </w:r>
+      <w:r>
         <w:t xml:space="preserve">。</w:t>
       </w:r>
       <w:r>
@@ -252,6 +273,9 @@
         <w:t xml:space="preserve">长期以来，中国股票市场以散户投资者为主导，贡献了超80%的市场交易量</w:t>
       </w:r>
       <w:r>
+        <w:t xml:space="preserve">(Jones et al. 2025)</w:t>
+      </w:r>
+      <w:r>
         <w:t xml:space="preserve">。</w:t>
       </w:r>
       <w:r>
@@ -276,6 +300,24 @@
         <w:rPr>
           <w:rFonts w:hint="eastAsia"/>
         </w:rPr>
+        <w:t xml:space="preserve">(薛健</w:t>
+      </w:r>
+      <w:r>
+        <w:t xml:space="preserve"> and </w:t>
+      </w:r>
+      <w:r>
+        <w:rPr>
+          <w:rFonts w:hint="eastAsia"/>
+        </w:rPr>
+        <w:t xml:space="preserve">汝毅</w:t>
+      </w:r>
+      <w:r>
+        <w:t xml:space="preserve"> 2020)</w:t>
+      </w:r>
+      <w:r>
+        <w:rPr>
+          <w:rFonts w:hint="eastAsia"/>
+        </w:rPr>
         <w:t xml:space="preserve">，</w:t>
       </w:r>
       <w:r>
@@ -294,6 +336,9 @@
         <w:t xml:space="preserve">“共识”</w:t>
       </w:r>
       <w:r>
+        <w:t xml:space="preserve">(Kumar and Lee 2006)</w:t>
+      </w:r>
+      <w:r>
         <w:t xml:space="preserve">。</w:t>
       </w:r>
       <w:r>
@@ -339,6 +384,24 @@
         <w:rPr>
           <w:rFonts w:hint="eastAsia"/>
         </w:rPr>
+        <w:t xml:space="preserve">(伍戈</w:t>
+      </w:r>
+      <w:r>
+        <w:t xml:space="preserve"> and </w:t>
+      </w:r>
+      <w:r>
+        <w:rPr>
+          <w:rFonts w:hint="eastAsia"/>
+        </w:rPr>
+        <w:t xml:space="preserve">陈得文</w:t>
+      </w:r>
+      <w:r>
+        <w:t xml:space="preserve"> 2015)</w:t>
+      </w:r>
+      <w:r>
+        <w:rPr>
+          <w:rFonts w:hint="eastAsia"/>
+        </w:rPr>
         <w:t xml:space="preserve">，还是党的会议部署，均强调了引导市场理性预期、维护资本市场稳定的重要性。</w:t>
       </w:r>
       <w:r>
@@ -348,16 +411,25 @@
         <w:rPr>
           <w:rFonts w:hint="eastAsia"/>
         </w:rPr>
-        <w:t xml:space="preserve">因此，系统探究A股市场中投资者预期共识的定价效应，明确其作用机制、定价效力与适用边界，</w:t>
-      </w:r>
-      <w:r>
-        <w:t xml:space="preserve"> </w:t>
-      </w:r>
-      <w:r>
-        <w:rPr>
-          <w:rFonts w:hint="eastAsia"/>
-        </w:rPr>
-        <w:t xml:space="preserve">对于精准实施预期管理、促进资本市场平稳运行，具有重要的理论价值与现实意义。</w:t>
+        <w:t xml:space="preserve">因此，研究A股市场中投资者预期共识的定价效应，</w:t>
+      </w:r>
+      <w:r>
+        <w:t xml:space="preserve"> </w:t>
+      </w:r>
+      <w:r>
+        <w:rPr>
+          <w:rFonts w:hint="eastAsia"/>
+        </w:rPr>
+        <w:t xml:space="preserve">揭示其基本作用机理、定价效应和适用范围，</w:t>
+      </w:r>
+      <w:r>
+        <w:t xml:space="preserve"> </w:t>
+      </w:r>
+      <w:r>
+        <w:rPr>
+          <w:rFonts w:hint="eastAsia"/>
+        </w:rPr>
+        <w:t xml:space="preserve">对于我国有效进行预期管理，促进我国资本市场平稳发展，具有重要的理论和现实意义。</w:t>
       </w:r>
     </w:p>
     <w:p>
@@ -368,7 +440,25 @@
         <w:rPr>
           <w:rFonts w:hint="eastAsia"/>
         </w:rPr>
-        <w:t xml:space="preserve">近年来，机器学习方法在经济、金融、管理等领域受到的重视程度日益提高</w:t>
+        <w:t xml:space="preserve">近年来，机器学习方法在经济、金融和管理等领域受到的关注度越来越高</w:t>
+      </w:r>
+      <w:r>
+        <w:rPr>
+          <w:rFonts w:hint="eastAsia"/>
+        </w:rPr>
+        <w:t xml:space="preserve">(洪永淼</w:t>
+      </w:r>
+      <w:r>
+        <w:t xml:space="preserve"> and </w:t>
+      </w:r>
+      <w:r>
+        <w:rPr>
+          <w:rFonts w:hint="eastAsia"/>
+        </w:rPr>
+        <w:t xml:space="preserve">汪寿阳</w:t>
+      </w:r>
+      <w:r>
+        <w:t xml:space="preserve"> 2021)</w:t>
       </w:r>
       <w:r>
         <w:t xml:space="preserve">。</w:t>
@@ -383,19 +473,25 @@
         <w:t xml:space="preserve">在资产定价领域，因子分析法</w:t>
       </w:r>
       <w:r>
-        <w:rPr>
-          <w:rFonts w:hint="eastAsia"/>
-        </w:rPr>
-        <w:t xml:space="preserve">自诞生以来，被广泛应用于资产定价研究。</w:t>
-      </w:r>
-      <w:r>
-        <w:t xml:space="preserve"> </w:t>
-      </w:r>
-      <w:r>
-        <w:rPr>
-          <w:rFonts w:hint="eastAsia"/>
-        </w:rPr>
-        <w:t xml:space="preserve">而机器学习方式，以其数据驱动的特性和强大的非线性拟合能力，逐渐成为资产定价研究的热点。</w:t>
+        <w:t xml:space="preserve">(Sharpe 1964)</w:t>
+      </w:r>
+      <w:r>
+        <w:t xml:space="preserve">(Fama and French 1992)</w:t>
+      </w:r>
+      <w:r>
+        <w:rPr>
+          <w:rFonts w:hint="eastAsia"/>
+        </w:rPr>
+        <w:t xml:space="preserve">自诞生起就被广泛应用到资产定价研究。</w:t>
+      </w:r>
+      <w:r>
+        <w:t xml:space="preserve"> </w:t>
+      </w:r>
+      <w:r>
+        <w:rPr>
+          <w:rFonts w:hint="eastAsia"/>
+        </w:rPr>
+        <w:t xml:space="preserve">而机器学习方法，其数据驱动的特性、强大的非线性拟合能力使得机器学习方法逐渐成为资产定价研究的一个热点。</w:t>
       </w:r>
       <w:r>
         <w:t xml:space="preserve"> </w:t>
@@ -410,34 +506,46 @@
         <w:t xml:space="preserve">Xiu等学者</w:t>
       </w:r>
       <w:r>
-        <w:rPr>
-          <w:rFonts w:hint="eastAsia"/>
-        </w:rPr>
-        <w:t xml:space="preserve">通过对比包括随机森林、梯度提升树、感知机在内的14种机器学习方法，</w:t>
-      </w:r>
-      <w:r>
-        <w:t xml:space="preserve"> </w:t>
-      </w:r>
-      <w:r>
-        <w:rPr>
-          <w:rFonts w:hint="eastAsia"/>
-        </w:rPr>
-        <w:t xml:space="preserve">发现机器学习在挖掘高维公司特征的非线性关系方面具有显著优势，解释力远强于传统因子模型。</w:t>
-      </w:r>
-      <w:r>
-        <w:t xml:space="preserve"> </w:t>
-      </w:r>
-      <w:r>
-        <w:rPr>
-          <w:rFonts w:hint="eastAsia"/>
-        </w:rPr>
-        <w:t xml:space="preserve">在国内，李斌等学者</w:t>
-      </w:r>
-      <w:r>
-        <w:rPr>
-          <w:rFonts w:hint="eastAsia"/>
-        </w:rPr>
-        <w:t xml:space="preserve">基于A股因子，对比了神经网络、支持向量机等模型在A股收益预测中的表现，</w:t>
+        <w:t xml:space="preserve">(Gu et al. 2020)</w:t>
+      </w:r>
+      <w:r>
+        <w:rPr>
+          <w:rFonts w:hint="eastAsia"/>
+        </w:rPr>
+        <w:t xml:space="preserve">比较了14种机器学习方法（如随机森林、梯度提升树、感知机），</w:t>
+      </w:r>
+      <w:r>
+        <w:t xml:space="preserve"> </w:t>
+      </w:r>
+      <w:r>
+        <w:rPr>
+          <w:rFonts w:hint="eastAsia"/>
+        </w:rPr>
+        <w:t xml:space="preserve">发现机器学习能在高维度公司的特征之间体现重要的非线性关系，解释力远胜于因子模型。</w:t>
+      </w:r>
+      <w:r>
+        <w:t xml:space="preserve"> </w:t>
+      </w:r>
+      <w:r>
+        <w:rPr>
+          <w:rFonts w:hint="eastAsia"/>
+        </w:rPr>
+        <w:t xml:space="preserve">国内，李斌等学者</w:t>
+      </w:r>
+      <w:r>
+        <w:rPr>
+          <w:rFonts w:hint="eastAsia"/>
+        </w:rPr>
+        <w:t xml:space="preserve">(李斌</w:t>
+      </w:r>
+      <w:r>
+        <w:t xml:space="preserve"> et al. 2019)</w:t>
+      </w:r>
+      <w:r>
+        <w:rPr>
+          <w:rFonts w:hint="eastAsia"/>
+        </w:rPr>
+        <w:t xml:space="preserve">使用A股因子，比较了多种模型（如神经网络、支持向量机等）在A股收益预测中的表现，</w:t>
       </w:r>
       <w:r>
         <w:t xml:space="preserve"> </w:t>
@@ -479,34 +587,43 @@
         <w:rPr>
           <w:rFonts w:hint="eastAsia"/>
         </w:rPr>
-        <w:t xml:space="preserve">将生成式对抗网络引入A股因子构建，缓解了因子的稀疏性问题，</w:t>
-      </w:r>
-      <w:r>
-        <w:t xml:space="preserve"> </w:t>
-      </w:r>
-      <w:r>
-        <w:rPr>
-          <w:rFonts w:hint="eastAsia"/>
-        </w:rPr>
-        <w:t xml:space="preserve">构建的深度学习复合因子A股市场的表现由于传统因子。</w:t>
-      </w:r>
-      <w:r>
-        <w:t xml:space="preserve"> </w:t>
-      </w:r>
-      <w:r>
-        <w:rPr>
-          <w:rFonts w:hint="eastAsia"/>
-        </w:rPr>
-        <w:t xml:space="preserve">因子是对公司信息的提取和抽象，而机器学习通过对于因子的非线性拟合，</w:t>
-      </w:r>
-      <w:r>
-        <w:t xml:space="preserve"> </w:t>
-      </w:r>
-      <w:r>
-        <w:rPr>
-          <w:rFonts w:hint="eastAsia"/>
-        </w:rPr>
-        <w:t xml:space="preserve">可以模拟投资者对于公司信息的非线性处理过程，从而更准确地预测资产价格。</w:t>
+        <w:t xml:space="preserve">(马甜</w:t>
+      </w:r>
+      <w:r>
+        <w:t xml:space="preserve"> et al. 2022)</w:t>
+      </w:r>
+      <w:r>
+        <w:rPr>
+          <w:rFonts w:hint="eastAsia"/>
+        </w:rPr>
+        <w:t xml:space="preserve">使用生成式对抗网络构建因子，克服了因子的稀疏性问题，</w:t>
+      </w:r>
+      <w:r>
+        <w:t xml:space="preserve"> </w:t>
+      </w:r>
+      <w:r>
+        <w:rPr>
+          <w:rFonts w:hint="eastAsia"/>
+        </w:rPr>
+        <w:t xml:space="preserve">构建的深度学习复合因子的预测效果都优于传统因子。</w:t>
+      </w:r>
+      <w:r>
+        <w:t xml:space="preserve"> </w:t>
+      </w:r>
+      <w:r>
+        <w:rPr>
+          <w:rFonts w:hint="eastAsia"/>
+        </w:rPr>
+        <w:t xml:space="preserve">因子是对公司信息的提炼和概括，而机器学习能实现因子的非线性拟合，</w:t>
+      </w:r>
+      <w:r>
+        <w:t xml:space="preserve"> </w:t>
+      </w:r>
+      <w:r>
+        <w:rPr>
+          <w:rFonts w:hint="eastAsia"/>
+        </w:rPr>
+        <w:t xml:space="preserve">能够模拟投资者对于公司信息的一种非线性处理过程。</w:t>
       </w:r>
     </w:p>
     <w:p>
@@ -517,7 +634,7 @@
         <w:rPr>
           <w:rFonts w:hint="eastAsia"/>
         </w:rPr>
-        <w:t xml:space="preserve">人工智能技术的发展为金融研究提供了新的视角和工具。</w:t>
+        <w:t xml:space="preserve">人工智能的发展带来了金融研究新的视角和新的工具。</w:t>
       </w:r>
       <w:r>
         <w:t xml:space="preserve"> </w:t>
@@ -538,6 +655,27 @@
         <w:t xml:space="preserve">的概念</w:t>
       </w:r>
       <w:r>
+        <w:t xml:space="preserve">(Minsky 1961)</w:t>
+      </w:r>
+      <w:r>
+        <w:t xml:space="preserve">。</w:t>
+      </w:r>
+      <w:r>
+        <w:t xml:space="preserve"> </w:t>
+      </w:r>
+      <w:r>
+        <w:rPr>
+          <w:rFonts w:hint="eastAsia"/>
+        </w:rPr>
+        <w:t xml:space="preserve">Agent是指能够通过协商和协作求解问题的具有一定智能的</w:t>
+      </w:r>
+      <w:r>
+        <w:rPr>
+          <w:rFonts w:hint="eastAsia"/>
+        </w:rPr>
+        <w:t xml:space="preserve">“个体”</w:t>
+      </w:r>
+      <w:r>
         <w:rPr>
           <w:rFonts w:hint="eastAsia"/>
         </w:rPr>
@@ -550,16 +688,25 @@
         <w:rPr>
           <w:rFonts w:hint="eastAsia"/>
         </w:rPr>
-        <w:t xml:space="preserve">将Agent定义为能够通过协商协作解决问题的智能个体”，强调其社会交互性、自主性两大核心特性。</w:t>
-      </w:r>
-      <w:r>
-        <w:t xml:space="preserve"> </w:t>
-      </w:r>
-      <w:r>
-        <w:rPr>
-          <w:rFonts w:hint="eastAsia"/>
-        </w:rPr>
-        <w:t xml:space="preserve">相比于传统机器学习用于预测、分类等任务，Agent可以直接模拟投资者</w:t>
+        <w:t xml:space="preserve">强调其社会交互性和自主性这两个重要特性。</w:t>
+      </w:r>
+      <w:r>
+        <w:t xml:space="preserve"> </w:t>
+      </w:r>
+      <w:r>
+        <w:rPr>
+          <w:rFonts w:hint="eastAsia"/>
+        </w:rPr>
+        <w:t xml:space="preserve">与之前的机器学习用以进行预测、分类等问题不同，</w:t>
+      </w:r>
+      <w:r>
+        <w:t xml:space="preserve"> </w:t>
+      </w:r>
+      <w:r>
+        <w:rPr>
+          <w:rFonts w:hint="eastAsia"/>
+        </w:rPr>
+        <w:t xml:space="preserve">Agent直接模拟投资者</w:t>
       </w:r>
       <w:r>
         <w:rPr>
@@ -571,7 +718,7 @@
         <w:rPr>
           <w:rFonts w:hint="eastAsia"/>
         </w:rPr>
-        <w:t xml:space="preserve">的决策过程，</w:t>
+        <w:t xml:space="preserve">的决策，</w:t>
       </w:r>
       <w:r>
         <w:t xml:space="preserve"> </w:t>
@@ -583,6 +730,9 @@
         <w:t xml:space="preserve">即收集信息、解读信息、决策、执行、反馈的完整过程</w:t>
       </w:r>
       <w:r>
+        <w:t xml:space="preserve">(Turgut and Bozdag 2023)</w:t>
+      </w:r>
+      <w:r>
         <w:t xml:space="preserve">。</w:t>
       </w:r>
       <w:r>
@@ -592,7 +742,10 @@
         <w:rPr>
           <w:rFonts w:hint="eastAsia"/>
         </w:rPr>
-        <w:t xml:space="preserve">自2015年来，Agent-Based金融研究数量迅速增加，覆盖了股票价格预测、投资组合管理、风险管理等多个领域</w:t>
+        <w:t xml:space="preserve">自2015年来，有关Agent-Based金融研究大幅增加，涉及股票价格预测、投资组合管理、风险管理等</w:t>
+      </w:r>
+      <w:r>
+        <w:t xml:space="preserve">(Ahmed et al. 2022)</w:t>
       </w:r>
       <w:r>
         <w:t xml:space="preserve">。</w:t>
@@ -604,7 +757,16 @@
         <w:rPr>
           <w:rFonts w:hint="eastAsia"/>
         </w:rPr>
-        <w:t xml:space="preserve">使用AI-Agent模拟投资者决策过程，可以更准确地模拟投资者的决策过程，对于投资者预期协同度的研究具有重要的理论价值与现实意义。</w:t>
+        <w:t xml:space="preserve">使用AI-Agent模拟投资者决策过程，可以更准确地模拟投资者的决策过程，</w:t>
+      </w:r>
+      <w:r>
+        <w:t xml:space="preserve"> </w:t>
+      </w:r>
+      <w:r>
+        <w:rPr>
+          <w:rFonts w:hint="eastAsia"/>
+        </w:rPr>
+        <w:t xml:space="preserve">对于投资者预期协同度的研究具有重要的理论价值与现实意义。</w:t>
       </w:r>
     </w:p>
     <w:p>
@@ -615,124 +777,97 @@
         <w:rPr>
           <w:rFonts w:hint="eastAsia"/>
         </w:rPr>
-        <w:t xml:space="preserve">强化学习（Reinforcement</w:t>
-      </w:r>
-      <w:r>
-        <w:t xml:space="preserve"> Learning, </w:t>
-      </w:r>
-      <w:r>
-        <w:rPr>
-          <w:rFonts w:hint="eastAsia"/>
-        </w:rPr>
-        <w:t xml:space="preserve">RL）是人工智能领域在序列决策任务中的重要研究方向。</w:t>
-      </w:r>
-      <w:r>
-        <w:t xml:space="preserve"> </w:t>
-      </w:r>
-      <w:r>
-        <w:rPr>
-          <w:rFonts w:hint="eastAsia"/>
-        </w:rPr>
-        <w:t xml:space="preserve">在强化学习框架中，Agent通过与环境交互，学习最优策略，以最大化长期累积奖励，</w:t>
-      </w:r>
-      <w:r>
-        <w:t xml:space="preserve"> </w:t>
-      </w:r>
-      <w:r>
-        <w:rPr>
-          <w:rFonts w:hint="eastAsia"/>
-        </w:rPr>
-        <w:t xml:space="preserve">与投资者在金融市场中的决策-学习-反馈-再决策的过程具有一致性。</w:t>
-      </w:r>
-      <w:r>
-        <w:t xml:space="preserve"> </w:t>
-      </w:r>
-      <w:r>
-        <w:rPr>
-          <w:rFonts w:hint="eastAsia"/>
-        </w:rPr>
-        <w:t xml:space="preserve">因此，强化学习被广泛应用于金融市场的研究中。</w:t>
-      </w:r>
-      <w:r>
-        <w:t xml:space="preserve"> </w:t>
-      </w:r>
-      <w:r>
-        <w:rPr>
-          <w:rFonts w:hint="eastAsia"/>
-        </w:rPr>
-        <w:t xml:space="preserve">在投资组合管理（Portfolio</w:t>
-      </w:r>
-      <w:r>
-        <w:t xml:space="preserve"> Management, </w:t>
-      </w:r>
-      <w:r>
-        <w:rPr>
-          <w:rFonts w:hint="eastAsia"/>
-        </w:rPr>
-        <w:t xml:space="preserve">PM）领域，</w:t>
-      </w:r>
-      <w:r>
-        <w:t xml:space="preserve"> </w:t>
-      </w:r>
-      <w:r>
-        <w:rPr>
-          <w:rFonts w:hint="eastAsia"/>
-        </w:rPr>
-        <w:t xml:space="preserve">RL可以灵活设计奖励，纳入交易成本、风险约束、长期收益等目标，</w:t>
-      </w:r>
-      <w:r>
-        <w:t xml:space="preserve"> </w:t>
-      </w:r>
-      <w:r>
-        <w:rPr>
-          <w:rFonts w:hint="eastAsia"/>
-        </w:rPr>
-        <w:t xml:space="preserve">解决跨期资产配置问题</w:t>
-      </w:r>
-      <w:r>
-        <w:rPr>
-          <w:rFonts w:hint="eastAsia"/>
-        </w:rPr>
-        <w:t xml:space="preserve">；</w:t>
-      </w:r>
-      <w:r>
-        <w:t xml:space="preserve"> </w:t>
-      </w:r>
-      <w:r>
-        <w:rPr>
-          <w:rFonts w:hint="eastAsia"/>
-        </w:rPr>
-        <w:t xml:space="preserve">在多Agent协同决策（Multi-Agent</w:t>
-      </w:r>
-      <w:r>
-        <w:t xml:space="preserve"> Reinforcement Learning, </w:t>
-      </w:r>
-      <w:r>
-        <w:rPr>
-          <w:rFonts w:hint="eastAsia"/>
-        </w:rPr>
-        <w:t xml:space="preserve">MARL）领域，</w:t>
-      </w:r>
-      <w:r>
-        <w:t xml:space="preserve"> </w:t>
-      </w:r>
-      <w:r>
-        <w:rPr>
-          <w:rFonts w:hint="eastAsia"/>
-        </w:rPr>
-        <w:t xml:space="preserve">RL可以模拟多个Agent之间的交互，学习最优策略，提供更丰富的资产配置策略</w:t>
-      </w:r>
-      <w:r>
-        <w:t xml:space="preserve">。</w:t>
-      </w:r>
-      <w:r>
-        <w:t xml:space="preserve"> </w:t>
-      </w:r>
-      <w:r>
-        <w:rPr>
-          <w:rFonts w:hint="eastAsia"/>
-        </w:rPr>
-        <w:t xml:space="preserve">使用RL模拟投资者决策过程，与现实的交易情景更加贴近，将Agent投资者置于更真实的场景。</w:t>
+        <w:t xml:space="preserve">基于现有的研究成果，本文采用基于智能体的实验金融方法，</w:t>
+      </w:r>
+      <w:r>
+        <w:t xml:space="preserve"> </w:t>
+      </w:r>
+      <w:r>
+        <w:rPr>
+          <w:rFonts w:hint="eastAsia"/>
+        </w:rPr>
+        <w:t xml:space="preserve">对金融市场中投资者从信息获取、信息解读、交易决策到行为反馈与持续学习的全流程进行仿真模拟。</w:t>
+      </w:r>
+      <w:r>
+        <w:t xml:space="preserve"> </w:t>
+      </w:r>
+      <w:r>
+        <w:rPr>
+          <w:rFonts w:hint="eastAsia"/>
+        </w:rPr>
+        <w:t xml:space="preserve">具体设计上，本文使用88个公司特征指标作为模型输入，结合多层感知机（MLP）与近端优化算法（PPO）构建Agent投资者，</w:t>
+      </w:r>
+      <w:r>
+        <w:t xml:space="preserve"> </w:t>
+      </w:r>
+      <w:r>
+        <w:rPr>
+          <w:rFonts w:hint="eastAsia"/>
+        </w:rPr>
+        <w:t xml:space="preserve">并且通过滚动窗口的方式完成模型训练，</w:t>
+      </w:r>
+      <w:r>
+        <w:t xml:space="preserve"> </w:t>
+      </w:r>
+      <w:r>
+        <w:rPr>
+          <w:rFonts w:hint="eastAsia"/>
+        </w:rPr>
+        <w:t xml:space="preserve">在训练过程中，收集Agent的决策数据，计算平均决策值（Mean</w:t>
+      </w:r>
+      <w:r>
+        <w:t xml:space="preserve"> Action, </w:t>
+      </w:r>
+      <w:r>
+        <w:rPr>
+          <w:rFonts w:hint="eastAsia"/>
+        </w:rPr>
+        <w:t xml:space="preserve">MA），</w:t>
+      </w:r>
+      <w:r>
+        <w:t xml:space="preserve"> </w:t>
+      </w:r>
+      <w:r>
+        <w:rPr>
+          <w:rFonts w:hint="eastAsia"/>
+        </w:rPr>
+        <w:t xml:space="preserve">以此刻画投资者的预期共识效应。</w:t>
+      </w:r>
+      <w:r>
+        <w:t xml:space="preserve"> </w:t>
+      </w:r>
+      <w:r>
+        <w:rPr>
+          <w:rFonts w:hint="eastAsia"/>
+        </w:rPr>
+        <w:t xml:space="preserve">本文的研究分为三个部分：</w:t>
+      </w:r>
+      <w:r>
+        <w:t xml:space="preserve"> </w:t>
+      </w:r>
+      <w:r>
+        <w:rPr>
+          <w:rFonts w:hint="eastAsia"/>
+        </w:rPr>
+        <w:t xml:space="preserve">首先，本文分析Agent投资者的预期共识的定价效应；</w:t>
+      </w:r>
+      <w:r>
+        <w:t xml:space="preserve"> </w:t>
+      </w:r>
+      <w:r>
+        <w:rPr>
+          <w:rFonts w:hint="eastAsia"/>
+        </w:rPr>
+        <w:t xml:space="preserve">其次，从融资和融券约束的角度，探讨预期共识定价效应的形成机制；</w:t>
+      </w:r>
+      <w:r>
+        <w:t xml:space="preserve"> </w:t>
+      </w:r>
+      <w:r>
+        <w:rPr>
+          <w:rFonts w:hint="eastAsia"/>
+        </w:rPr>
+        <w:t xml:space="preserve">最后，从企业市值、股权异质性和市场周期的角度，分析预期共识定价效应的异质性。</w:t>
       </w:r>
     </w:p>
     <w:p>
@@ -743,88 +878,61 @@
         <w:rPr>
           <w:rFonts w:hint="eastAsia"/>
         </w:rPr>
-        <w:t xml:space="preserve">基于已有的研究基础，本文采用Agent-Based的实验金融方法，</w:t>
-      </w:r>
-      <w:r>
-        <w:t xml:space="preserve"> </w:t>
-      </w:r>
-      <w:r>
-        <w:rPr>
-          <w:rFonts w:hint="eastAsia"/>
-        </w:rPr>
-        <w:t xml:space="preserve">模拟投资者在金融市场中的信息获取、解读、决策、反馈和学习的完整过程。</w:t>
-      </w:r>
-      <w:r>
-        <w:t xml:space="preserve"> </w:t>
-      </w:r>
-      <w:r>
-        <w:rPr>
-          <w:rFonts w:hint="eastAsia"/>
-        </w:rPr>
-        <w:t xml:space="preserve">具体而言，本文使用88个公司特征作为输入，利用多层感知机（MLP）和近端优化算法（PPO）构建Agent投资者，</w:t>
-      </w:r>
-      <w:r>
-        <w:t xml:space="preserve"> </w:t>
-      </w:r>
-      <w:r>
-        <w:rPr>
-          <w:rFonts w:hint="eastAsia"/>
-        </w:rPr>
-        <w:t xml:space="preserve">通过滚动窗口的方式，训练Agent投资者，同时收集Agent的决策数据，通过计算平均决策值（Mean</w:t>
-      </w:r>
-      <w:r>
-        <w:t xml:space="preserve"> Action, </w:t>
-      </w:r>
-      <w:r>
-        <w:rPr>
-          <w:rFonts w:hint="eastAsia"/>
-        </w:rPr>
-        <w:t xml:space="preserve">MA），</w:t>
-      </w:r>
-      <w:r>
-        <w:t xml:space="preserve"> </w:t>
-      </w:r>
-      <w:r>
-        <w:rPr>
-          <w:rFonts w:hint="eastAsia"/>
-        </w:rPr>
-        <w:t xml:space="preserve">来刻画投资者的预期共识效应。</w:t>
-      </w:r>
-      <w:r>
-        <w:t xml:space="preserve"> </w:t>
-      </w:r>
-      <w:r>
-        <w:rPr>
-          <w:rFonts w:hint="eastAsia"/>
-        </w:rPr>
-        <w:t xml:space="preserve">本文从以下几个方面展开研究：</w:t>
-      </w:r>
-      <w:r>
-        <w:t xml:space="preserve"> </w:t>
-      </w:r>
-      <w:r>
-        <w:rPr>
-          <w:rFonts w:hint="eastAsia"/>
-        </w:rPr>
-        <w:t xml:space="preserve">首先，本文分析Agent投资者的预期共识的定价效应；</w:t>
-      </w:r>
-      <w:r>
-        <w:t xml:space="preserve"> </w:t>
-      </w:r>
-      <w:r>
-        <w:rPr>
-          <w:rFonts w:hint="eastAsia"/>
-        </w:rPr>
-        <w:t xml:space="preserve">其次，从融资和融券约束的角度，探讨预期共识定价效应的形成机制；</w:t>
-      </w:r>
-      <w:r>
-        <w:t xml:space="preserve"> </w:t>
-      </w:r>
-      <w:r>
-        <w:rPr>
-          <w:rFonts w:hint="eastAsia"/>
-        </w:rPr>
-        <w:t xml:space="preserve">最后，从企业市值、股权异质性和市场周期的角度，分析预期共识定价效应的异质性。</w:t>
+        <w:t xml:space="preserve">本文得到如下几方面结论：</w:t>
+      </w:r>
+      <w:r>
+        <w:t xml:space="preserve"> </w:t>
+      </w:r>
+      <w:r>
+        <w:rPr>
+          <w:rFonts w:hint="eastAsia"/>
+        </w:rPr>
+        <w:t xml:space="preserve">第一，在我国A股市场中，投资者的预期共识存在显著的定价效应，</w:t>
+      </w:r>
+      <w:r>
+        <w:t xml:space="preserve"> </w:t>
+      </w:r>
+      <w:r>
+        <w:rPr>
+          <w:rFonts w:hint="eastAsia"/>
+        </w:rPr>
+        <w:t xml:space="preserve">预期共识程度越高，对应的股票未来表现越好，这一结论在多项稳健性检验后依然成立；</w:t>
+      </w:r>
+      <w:r>
+        <w:t xml:space="preserve"> </w:t>
+      </w:r>
+      <w:r>
+        <w:rPr>
+          <w:rFonts w:hint="eastAsia"/>
+        </w:rPr>
+        <w:t xml:space="preserve">第二，融资和融券约束是预期共识产生定价效应的重要形成机制，</w:t>
+      </w:r>
+      <w:r>
+        <w:t xml:space="preserve"> </w:t>
+      </w:r>
+      <w:r>
+        <w:rPr>
+          <w:rFonts w:hint="eastAsia"/>
+        </w:rPr>
+        <w:t xml:space="preserve">当融资融券约束放松后，预期共识的定价效应减弱。</w:t>
+      </w:r>
+      <w:r>
+        <w:t xml:space="preserve"> </w:t>
+      </w:r>
+      <w:r>
+        <w:rPr>
+          <w:rFonts w:hint="eastAsia"/>
+        </w:rPr>
+        <w:t xml:space="preserve">第三，企业市值、股权性质差异以及市场周期，均是预期共识定价效应存在异质性的重要来源，</w:t>
+      </w:r>
+      <w:r>
+        <w:t xml:space="preserve"> </w:t>
+      </w:r>
+      <w:r>
+        <w:rPr>
+          <w:rFonts w:hint="eastAsia"/>
+        </w:rPr>
+        <w:t xml:space="preserve">具体表现为：在小市值、民营企业、牛市周期中，预期共识定价效应更为显著。</w:t>
       </w:r>
     </w:p>
     <w:p>
@@ -835,61 +943,136 @@
         <w:rPr>
           <w:rFonts w:hint="eastAsia"/>
         </w:rPr>
-        <w:t xml:space="preserve">本文得到如下几方面结论：</w:t>
-      </w:r>
-      <w:r>
-        <w:t xml:space="preserve"> </w:t>
-      </w:r>
-      <w:r>
-        <w:rPr>
-          <w:rFonts w:hint="eastAsia"/>
-        </w:rPr>
-        <w:t xml:space="preserve">第一，在中国A股市场中，投资者预期共识的定价效应显著，</w:t>
-      </w:r>
-      <w:r>
-        <w:t xml:space="preserve"> </w:t>
-      </w:r>
-      <w:r>
-        <w:rPr>
-          <w:rFonts w:hint="eastAsia"/>
-        </w:rPr>
-        <w:t xml:space="preserve">预期共识水平越高，股票未来收益越高，这一结论在一系列稳健性检验后依然成立；</w:t>
-      </w:r>
-      <w:r>
-        <w:t xml:space="preserve"> </w:t>
-      </w:r>
-      <w:r>
-        <w:rPr>
-          <w:rFonts w:hint="eastAsia"/>
-        </w:rPr>
-        <w:t xml:space="preserve">第二，融资和融券约束是预期共识定价效应的重要形成机制，</w:t>
-      </w:r>
-      <w:r>
-        <w:t xml:space="preserve"> </w:t>
-      </w:r>
-      <w:r>
-        <w:rPr>
-          <w:rFonts w:hint="eastAsia"/>
-        </w:rPr>
-        <w:t xml:space="preserve">在放松融资和融券约束后，预期共识定价效应显著减弱；</w:t>
-      </w:r>
-      <w:r>
-        <w:t xml:space="preserve"> </w:t>
-      </w:r>
-      <w:r>
-        <w:rPr>
-          <w:rFonts w:hint="eastAsia"/>
-        </w:rPr>
-        <w:t xml:space="preserve">第三，企业市值、股权异质性和市场周期是预期共识定价效应的异质性来源，</w:t>
-      </w:r>
-      <w:r>
-        <w:t xml:space="preserve"> </w:t>
-      </w:r>
-      <w:r>
-        <w:rPr>
-          <w:rFonts w:hint="eastAsia"/>
-        </w:rPr>
-        <w:t xml:space="preserve">小市值、民营企业、牛市周期中，预期共识定价效应更为显著。</w:t>
+        <w:t xml:space="preserve">本文的创新之处体现在以下几个方面：</w:t>
+      </w:r>
+      <w:r>
+        <w:t xml:space="preserve"> </w:t>
+      </w:r>
+      <w:r>
+        <w:rPr>
+          <w:rFonts w:hint="eastAsia"/>
+        </w:rPr>
+        <w:t xml:space="preserve">第一，区别于传统的预期共识度量，本文使用实验金融的方法，刻画个体投资者的预期水平。</w:t>
+      </w:r>
+      <w:r>
+        <w:t xml:space="preserve"> </w:t>
+      </w:r>
+      <w:r>
+        <w:rPr>
+          <w:rFonts w:hint="eastAsia"/>
+        </w:rPr>
+        <w:t xml:space="preserve">其次，本文系统的研究了预期共识效应的定价效应，提供了新的因子集成学习方法。</w:t>
+      </w:r>
+      <w:r>
+        <w:t xml:space="preserve"> </w:t>
+      </w:r>
+      <w:r>
+        <w:rPr>
+          <w:rFonts w:hint="eastAsia"/>
+        </w:rPr>
+        <w:t xml:space="preserve">再次，本文通过实验金融的方式，放松融资和融券约束，研究了预期共识定价效应的形成机制。</w:t>
+      </w:r>
+      <w:r>
+        <w:t xml:space="preserve"> </w:t>
+      </w:r>
+      <w:r>
+        <w:rPr>
+          <w:rFonts w:hint="eastAsia"/>
+        </w:rPr>
+        <w:t xml:space="preserve">最后，本文探讨了预期共识定价效应在不同市值、股权异质性和市场周期中的异质性。</w:t>
+      </w:r>
+    </w:p>
+    <w:bookmarkEnd w:id="24"/>
+    <w:bookmarkStart w:id="28" w:name="文献综述"/>
+    <w:p>
+      <w:pPr>
+        <w:pStyle w:val="2"/>
+      </w:pPr>
+      <w:r>
+        <w:rPr>
+          <w:rFonts w:hint="eastAsia"/>
+        </w:rPr>
+        <w:t xml:space="preserve">文献综述</w:t>
+      </w:r>
+    </w:p>
+    <w:bookmarkStart w:id="25" w:name="预期共识度量"/>
+    <w:p>
+      <w:pPr>
+        <w:pStyle w:val="3"/>
+      </w:pPr>
+      <w:r>
+        <w:rPr>
+          <w:rFonts w:hint="eastAsia"/>
+        </w:rPr>
+        <w:t xml:space="preserve">预期共识度量</w:t>
+      </w:r>
+    </w:p>
+    <w:p>
+      <w:pPr>
+        <w:pStyle w:val="FirstParagraph"/>
+      </w:pPr>
+      <w:r>
+        <w:rPr>
+          <w:rFonts w:hint="eastAsia"/>
+        </w:rPr>
+        <w:t xml:space="preserve">预期共识，本质上是投资者对单只股票未来收益的整体预期方向与平均水平的集中体现。</w:t>
+      </w:r>
+      <w:r>
+        <w:t xml:space="preserve"> </w:t>
+      </w:r>
+      <w:r>
+        <w:rPr>
+          <w:rFonts w:hint="eastAsia"/>
+        </w:rPr>
+        <w:t xml:space="preserve">想要深入探究预期共识效应，核心难点就在于精准度量单个投资者的预期水平。</w:t>
+      </w:r>
+      <w:r>
+        <w:t xml:space="preserve"> </w:t>
+      </w:r>
+      <w:r>
+        <w:rPr>
+          <w:rFonts w:hint="eastAsia"/>
+        </w:rPr>
+        <w:t xml:space="preserve">但在传统的金融实证研究中，直接测量个体投资者的预期较为困难，</w:t>
+      </w:r>
+      <w:r>
+        <w:t xml:space="preserve"> </w:t>
+      </w:r>
+      <w:r>
+        <w:rPr>
+          <w:rFonts w:hint="eastAsia"/>
+        </w:rPr>
+        <w:t xml:space="preserve">当前的方法主要借助间接手段分析，包括宏观预期指标、代理指标、</w:t>
+      </w:r>
+      <w:r>
+        <w:t xml:space="preserve"> </w:t>
+      </w:r>
+      <w:r>
+        <w:rPr>
+          <w:rFonts w:hint="eastAsia"/>
+        </w:rPr>
+        <w:t xml:space="preserve">分析师预期分歧和文本分析</w:t>
+      </w:r>
+      <w:r>
+        <w:rPr>
+          <w:rFonts w:hint="eastAsia"/>
+        </w:rPr>
+        <w:t xml:space="preserve">(唐国豪</w:t>
+      </w:r>
+      <w:r>
+        <w:t xml:space="preserve"> et al. 2025)</w:t>
+      </w:r>
+      <w:r>
+        <w:t xml:space="preserve">。</w:t>
+      </w:r>
+      <w:r>
+        <w:t xml:space="preserve"> </w:t>
+      </w:r>
+      <w:r>
+        <w:rPr>
+          <w:rFonts w:hint="eastAsia"/>
+        </w:rPr>
+        <w:t xml:space="preserve">然而，这些方法均存在不足。</w:t>
       </w:r>
     </w:p>
     <w:p>
@@ -900,68 +1083,460 @@
         <w:rPr>
           <w:rFonts w:hint="eastAsia"/>
         </w:rPr>
-        <w:t xml:space="preserve">本文的创新之处体现在以下几个方面：</w:t>
-      </w:r>
-      <w:r>
-        <w:t xml:space="preserve"> </w:t>
-      </w:r>
-      <w:r>
-        <w:rPr>
-          <w:rFonts w:hint="eastAsia"/>
-        </w:rPr>
-        <w:t xml:space="preserve">第一，区别于传统的预期共识度量，本文使用实验金融的方法，刻画个体投资者的预期水平。</w:t>
-      </w:r>
-      <w:r>
-        <w:t xml:space="preserve"> </w:t>
-      </w:r>
-      <w:r>
-        <w:rPr>
-          <w:rFonts w:hint="eastAsia"/>
-        </w:rPr>
-        <w:t xml:space="preserve">其次，本文系统的研究了预期共识效应的定价效应，提供了新的因子集成学习方法。</w:t>
-      </w:r>
-      <w:r>
-        <w:t xml:space="preserve"> </w:t>
-      </w:r>
-      <w:r>
-        <w:rPr>
-          <w:rFonts w:hint="eastAsia"/>
-        </w:rPr>
-        <w:t xml:space="preserve">再次，本文通过实验金融的方式，放松融资和融券约束，研究了预期共识定价效应的形成机制。</w:t>
-      </w:r>
-      <w:r>
-        <w:t xml:space="preserve"> </w:t>
-      </w:r>
-      <w:r>
-        <w:rPr>
-          <w:rFonts w:hint="eastAsia"/>
-        </w:rPr>
-        <w:t xml:space="preserve">最后，本文探讨了预期共识定价效应在不同市值、股权异质性和市场周期中的异质性。</w:t>
+        <w:t xml:space="preserve">宏观预期指标主要通过各类消费信心、经济前景相关调研数据，</w:t>
+      </w:r>
+      <w:r>
+        <w:t xml:space="preserve"> </w:t>
+      </w:r>
+      <w:r>
+        <w:rPr>
+          <w:rFonts w:hint="eastAsia"/>
+        </w:rPr>
+        <w:t xml:space="preserve">反映市场整体情绪与宏观预期走向。</w:t>
+      </w:r>
+      <w:r>
+        <w:t xml:space="preserve"> </w:t>
+      </w:r>
+      <w:r>
+        <w:rPr>
+          <w:rFonts w:hint="eastAsia"/>
+        </w:rPr>
+        <w:t xml:space="preserve">典型代表如密歇根大学消费者信心指数、MM经济预期指数。</w:t>
+      </w:r>
+      <w:r>
+        <w:t xml:space="preserve"> </w:t>
+      </w:r>
+      <w:r>
+        <w:rPr>
+          <w:rFonts w:hint="eastAsia"/>
+        </w:rPr>
+        <w:t xml:space="preserve">Lemmon等学者曾使用这类指数作为投资者乐观程度的代理变量</w:t>
+      </w:r>
+      <w:r>
+        <w:t xml:space="preserve">(Lemmon and Portniaguina 2006)</w:t>
+      </w:r>
+      <w:r>
+        <w:rPr>
+          <w:rFonts w:hint="eastAsia"/>
+        </w:rPr>
+        <w:t xml:space="preserve">，分析其对小市值股票溢价的影响。</w:t>
+      </w:r>
+      <w:r>
+        <w:t xml:space="preserve"> </w:t>
+      </w:r>
+      <w:r>
+        <w:rPr>
+          <w:rFonts w:hint="eastAsia"/>
+        </w:rPr>
+        <w:t xml:space="preserve">但此类指标聚焦宏观经济层面，反映的是全市场整体情绪趋势，无法精准捕捉个股层面的预期共识；</w:t>
       </w:r>
     </w:p>
-    <w:bookmarkEnd w:id="9"/>
-    <w:bookmarkStart w:id="13" w:name="文献综述"/>
     <w:p>
       <w:pPr>
-        <w:pStyle w:val="Heading1"/>
+        <w:pStyle w:val="BodyText"/>
       </w:pPr>
       <w:r>
         <w:rPr>
           <w:rFonts w:hint="eastAsia"/>
         </w:rPr>
-        <w:t xml:space="preserve">文献综述</w:t>
+        <w:t xml:space="preserve">市场代理指标通过金融市场交易数据间接映射投资者预期共识。</w:t>
+      </w:r>
+      <w:r>
+        <w:t xml:space="preserve"> </w:t>
+      </w:r>
+      <w:r>
+        <w:rPr>
+          <w:rFonts w:hint="eastAsia"/>
+        </w:rPr>
+        <w:t xml:space="preserve">朱宏泉等学者</w:t>
+      </w:r>
+      <w:r>
+        <w:rPr>
+          <w:rFonts w:hint="eastAsia"/>
+        </w:rPr>
+        <w:t xml:space="preserve">(朱宏泉</w:t>
+      </w:r>
+      <w:r>
+        <w:t xml:space="preserve"> et al. 2016)</w:t>
+      </w:r>
+      <w:r>
+        <w:rPr>
+          <w:rFonts w:hint="eastAsia"/>
+        </w:rPr>
+        <w:t xml:space="preserve">使用未预期到的换手率作为代理变量，</w:t>
+      </w:r>
+      <w:r>
+        <w:t xml:space="preserve"> </w:t>
+      </w:r>
+      <w:r>
+        <w:rPr>
+          <w:rFonts w:hint="eastAsia"/>
+        </w:rPr>
+        <w:t xml:space="preserve">剔除习惯性交易、流动性需求等无关因素后，间接反映投资者对个股的预期共识变动；</w:t>
+      </w:r>
+      <w:r>
+        <w:t xml:space="preserve"> </w:t>
+      </w:r>
+      <w:r>
+        <w:rPr>
+          <w:rFonts w:hint="eastAsia"/>
+        </w:rPr>
+        <w:t xml:space="preserve">孟庆斌等学者</w:t>
+      </w:r>
+      <w:r>
+        <w:rPr>
+          <w:rFonts w:hint="eastAsia"/>
+        </w:rPr>
+        <w:t xml:space="preserve">(孟庆斌</w:t>
+      </w:r>
+      <w:r>
+        <w:t xml:space="preserve"> and </w:t>
+      </w:r>
+      <w:r>
+        <w:rPr>
+          <w:rFonts w:hint="eastAsia"/>
+        </w:rPr>
+        <w:t xml:space="preserve">黄清华</w:t>
+      </w:r>
+      <w:r>
+        <w:t xml:space="preserve"> 2018)</w:t>
+      </w:r>
+      <w:r>
+        <w:rPr>
+          <w:rFonts w:hint="eastAsia"/>
+        </w:rPr>
+        <w:t xml:space="preserve">则以卖空量作为悲观预期共识的代理指标，</w:t>
+      </w:r>
+      <w:r>
+        <w:t xml:space="preserve"> </w:t>
+      </w:r>
+      <w:r>
+        <w:rPr>
+          <w:rFonts w:hint="eastAsia"/>
+        </w:rPr>
+        <w:t xml:space="preserve">认为卖空行为的聚合体现了市场对个股的集体看空倾向。</w:t>
+      </w:r>
+      <w:r>
+        <w:t xml:space="preserve"> </w:t>
+      </w:r>
+      <w:r>
+        <w:rPr>
+          <w:rFonts w:hint="eastAsia"/>
+        </w:rPr>
+        <w:t xml:space="preserve">但这类指标存在明显局限。未预期换手率仅能反映共识的</w:t>
+      </w:r>
+      <w:r>
+        <w:rPr>
+          <w:rFonts w:hint="eastAsia"/>
+        </w:rPr>
+        <w:t xml:space="preserve">“变动趋势”</w:t>
+      </w:r>
+      <w:r>
+        <w:rPr>
+          <w:rFonts w:hint="eastAsia"/>
+        </w:rPr>
+        <w:t xml:space="preserve">，无法直接量化共识的具体方向与强度。</w:t>
+      </w:r>
+      <w:r>
+        <w:t xml:space="preserve"> </w:t>
+      </w:r>
+      <w:r>
+        <w:rPr>
+          <w:rFonts w:hint="eastAsia"/>
+        </w:rPr>
+        <w:t xml:space="preserve">卖空量仅能覆盖悲观共识，难以全面捕捉乐观共识，存在维度片面性。</w:t>
+      </w:r>
+      <w:r>
+        <w:t xml:space="preserve"> </w:t>
+      </w:r>
+      <w:r>
+        <w:rPr>
+          <w:rFonts w:hint="eastAsia"/>
+        </w:rPr>
+        <w:t xml:space="preserve">并且，上述方法也均无法直接刻画散户群体的真实预期倾向。</w:t>
       </w:r>
     </w:p>
-    <w:bookmarkStart w:id="10" w:name="预期共识度量"/>
     <w:p>
       <w:pPr>
-        <w:pStyle w:val="Heading2"/>
+        <w:pStyle w:val="BodyText"/>
       </w:pPr>
       <w:r>
         <w:rPr>
           <w:rFonts w:hint="eastAsia"/>
         </w:rPr>
-        <w:t xml:space="preserve">预期共识度量</w:t>
+        <w:t xml:space="preserve">分析师预期聚合通过汇总专业分析师的预测结果近似反映预期共识。</w:t>
+      </w:r>
+      <w:r>
+        <w:t xml:space="preserve"> </w:t>
+      </w:r>
+      <w:r>
+        <w:rPr>
+          <w:rFonts w:hint="eastAsia"/>
+        </w:rPr>
+        <w:t xml:space="preserve">Diether等学者曾基于分析师盈余预测的均值构建预期水平指标</w:t>
+      </w:r>
+      <w:r>
+        <w:t xml:space="preserve">(Diether et al. 2002)</w:t>
+      </w:r>
+      <w:r>
+        <w:rPr>
+          <w:rFonts w:hint="eastAsia"/>
+        </w:rPr>
+        <w:t xml:space="preserve">，</w:t>
+      </w:r>
+      <w:r>
+        <w:t xml:space="preserve"> </w:t>
+      </w:r>
+      <w:r>
+        <w:rPr>
+          <w:rFonts w:hint="eastAsia"/>
+        </w:rPr>
+        <w:t xml:space="preserve">Anderson等学者则通过分析师长期盈余增长预测的平均水平衡量共识强度</w:t>
+      </w:r>
+      <w:r>
+        <w:t xml:space="preserve">(Anderson et al. 2005)</w:t>
+      </w:r>
+      <w:r>
+        <w:t xml:space="preserve">。</w:t>
+      </w:r>
+      <w:r>
+        <w:t xml:space="preserve"> </w:t>
+      </w:r>
+      <w:r>
+        <w:rPr>
+          <w:rFonts w:hint="eastAsia"/>
+        </w:rPr>
+        <w:t xml:space="preserve">但分析师群体的局限性显著：一是样本覆盖不足，难以覆盖全时期、全证券的预期共识，尤其对中小盘个股的覆盖缺口较大；</w:t>
+      </w:r>
+      <w:r>
+        <w:t xml:space="preserve"> </w:t>
+      </w:r>
+      <w:r>
+        <w:rPr>
+          <w:rFonts w:hint="eastAsia"/>
+        </w:rPr>
+        <w:t xml:space="preserve">二是代表性偏差，分析师多服务于机构投资者，其预期难以替代散户主导市场的集体共识；</w:t>
+      </w:r>
+      <w:r>
+        <w:t xml:space="preserve"> </w:t>
+      </w:r>
+      <w:r>
+        <w:rPr>
+          <w:rFonts w:hint="eastAsia"/>
+        </w:rPr>
+        <w:t xml:space="preserve">三是预测失真风险，分析师预测易受自身利益冲突、行业压力等因素影响</w:t>
+      </w:r>
+      <w:r>
+        <w:rPr>
+          <w:rFonts w:hint="eastAsia"/>
+        </w:rPr>
+        <w:t xml:space="preserve">(伍燕然</w:t>
+      </w:r>
+      <w:r>
+        <w:t xml:space="preserve"> et al. 2012)</w:t>
+      </w:r>
+      <w:r>
+        <w:rPr>
+          <w:rFonts w:hint="eastAsia"/>
+        </w:rPr>
+        <w:t xml:space="preserve">，导致共识度量的真实性受损。</w:t>
+      </w:r>
+    </w:p>
+    <w:p>
+      <w:pPr>
+        <w:pStyle w:val="BodyText"/>
+      </w:pPr>
+      <w:r>
+        <w:rPr>
+          <w:rFonts w:hint="eastAsia"/>
+        </w:rPr>
+        <w:t xml:space="preserve">文本情绪分析法通过挖掘非结构化文本数据中的情绪倾向，聚合形成预期共识。</w:t>
+      </w:r>
+      <w:r>
+        <w:t xml:space="preserve"> </w:t>
+      </w:r>
+      <w:r>
+        <w:rPr>
+          <w:rFonts w:hint="eastAsia"/>
+        </w:rPr>
+        <w:t xml:space="preserve">部慧等学者利用股评文本构建投资者情绪指数</w:t>
+      </w:r>
+      <w:r>
+        <w:rPr>
+          <w:rFonts w:hint="eastAsia"/>
+        </w:rPr>
+        <w:t xml:space="preserve">(部慧</w:t>
+      </w:r>
+      <w:r>
+        <w:t xml:space="preserve"> et al. 2018)</w:t>
+      </w:r>
+      <w:r>
+        <w:rPr>
+          <w:rFonts w:hint="eastAsia"/>
+        </w:rPr>
+        <w:t xml:space="preserve">，</w:t>
+      </w:r>
+      <w:r>
+        <w:t xml:space="preserve"> </w:t>
+      </w:r>
+      <w:r>
+        <w:rPr>
+          <w:rFonts w:hint="eastAsia"/>
+        </w:rPr>
+        <w:t xml:space="preserve">万海远等学者通过企业调研文本与政策文本分析企业预期变动</w:t>
+      </w:r>
+      <w:r>
+        <w:rPr>
+          <w:rFonts w:hint="eastAsia"/>
+        </w:rPr>
+        <w:t xml:space="preserve">(万海远</w:t>
+      </w:r>
+      <w:r>
+        <w:t xml:space="preserve"> et al. 2024)</w:t>
+      </w:r>
+      <w:r>
+        <w:rPr>
+          <w:rFonts w:hint="eastAsia"/>
+        </w:rPr>
+        <w:t xml:space="preserve">，</w:t>
+      </w:r>
+      <w:r>
+        <w:t xml:space="preserve"> </w:t>
+      </w:r>
+      <w:r>
+        <w:rPr>
+          <w:rFonts w:hint="eastAsia"/>
+        </w:rPr>
+        <w:t xml:space="preserve">均试图通过文本聚合捕捉市场共识。</w:t>
+      </w:r>
+      <w:r>
+        <w:t xml:space="preserve"> </w:t>
+      </w:r>
+      <w:r>
+        <w:rPr>
+          <w:rFonts w:hint="eastAsia"/>
+        </w:rPr>
+        <w:t xml:space="preserve">但此类方法面临多重挑战，如数据存在大量噪声，刻意披露行为，信息密度低等问题。</w:t>
+      </w:r>
+    </w:p>
+    <w:p>
+      <w:pPr>
+        <w:pStyle w:val="BodyText"/>
+      </w:pPr>
+      <w:r>
+        <w:rPr>
+          <w:rFonts w:hint="eastAsia"/>
+        </w:rPr>
+        <w:t xml:space="preserve">随着机器学习和人工智能技术的发展，Agent的使用为刻画投资者预期提供了全新的视角。</w:t>
+      </w:r>
+      <w:r>
+        <w:t xml:space="preserve"> </w:t>
+      </w:r>
+      <w:r>
+        <w:rPr>
+          <w:rFonts w:hint="eastAsia"/>
+        </w:rPr>
+        <w:t xml:space="preserve">Hornik等学者在其经典研究中证明了多层感知机(MLP)可以逼近任意连续函数</w:t>
+      </w:r>
+      <w:r>
+        <w:t xml:space="preserve">(Hornik et al. 1989)</w:t>
+      </w:r>
+      <w:r>
+        <w:t xml:space="preserve">。</w:t>
+      </w:r>
+      <w:r>
+        <w:t xml:space="preserve"> </w:t>
+      </w:r>
+      <w:r>
+        <w:rPr>
+          <w:rFonts w:hint="eastAsia"/>
+        </w:rPr>
+        <w:t xml:space="preserve">因此，基于神经网络的Agent可以模拟投资者在真实市场中对于信息的处理和决策过程，从而较好地刻画单个投资者预期。</w:t>
+      </w:r>
+      <w:r>
+        <w:t xml:space="preserve"> </w:t>
+      </w:r>
+      <w:r>
+        <w:rPr>
+          <w:rFonts w:hint="eastAsia"/>
+        </w:rPr>
+        <w:t xml:space="preserve">投资者的信念受其获取的信息</w:t>
+      </w:r>
+      <w:r>
+        <w:t xml:space="preserve">(Sims 2003)</w:t>
+      </w:r>
+      <w:r>
+        <w:rPr>
+          <w:rFonts w:hint="eastAsia"/>
+        </w:rPr>
+        <w:t xml:space="preserve">，和对于信息解读</w:t>
+      </w:r>
+      <w:r>
+        <w:t xml:space="preserve">(Daniel et al. 1998)</w:t>
+      </w:r>
+      <w:r>
+        <w:t xml:space="preserve">(Hong and Stein 2007)</w:t>
+      </w:r>
+      <w:r>
+        <w:rPr>
+          <w:rFonts w:hint="eastAsia"/>
+        </w:rPr>
+        <w:t xml:space="preserve">的过程影响。</w:t>
+      </w:r>
+      <w:r>
+        <w:t xml:space="preserve"> </w:t>
+      </w:r>
+      <w:r>
+        <w:rPr>
+          <w:rFonts w:hint="eastAsia"/>
+        </w:rPr>
+        <w:t xml:space="preserve">对于Agent，其输入和解读的方式都可以通过调整神经网络参数的方式进行模拟，从而更贴合真实投资者的行为。</w:t>
+      </w:r>
+      <w:r>
+        <w:t xml:space="preserve"> </w:t>
+      </w:r>
+      <w:r>
+        <w:rPr>
+          <w:rFonts w:hint="eastAsia"/>
+        </w:rPr>
+        <w:t xml:space="preserve">唐国豪等学者</w:t>
+      </w:r>
+      <w:r>
+        <w:rPr>
+          <w:rFonts w:hint="eastAsia"/>
+        </w:rPr>
+        <w:t xml:space="preserve">(唐国豪</w:t>
+      </w:r>
+      <w:r>
+        <w:t xml:space="preserve"> et al. 2025)</w:t>
+      </w:r>
+      <w:r>
+        <w:rPr>
+          <w:rFonts w:hint="eastAsia"/>
+        </w:rPr>
+        <w:t xml:space="preserve">通过多个神经网络，构建了投资者预期协同度量模型，使用不同初始化参数的多层感知机模拟单个投资者的预期。</w:t>
+      </w:r>
+      <w:r>
+        <w:t xml:space="preserve"> </w:t>
+      </w:r>
+      <w:r>
+        <w:rPr>
+          <w:rFonts w:hint="eastAsia"/>
+        </w:rPr>
+        <w:t xml:space="preserve">因此，使用Agent模拟单个投资者，在理论和实践上均有可行性，为解决预期共识度量问题提供了新的思路。</w:t>
+      </w:r>
+    </w:p>
+    <w:bookmarkEnd w:id="25"/>
+    <w:bookmarkStart w:id="26" w:name="预期共识定价效应"/>
+    <w:p>
+      <w:pPr>
+        <w:pStyle w:val="3"/>
+      </w:pPr>
+      <w:r>
+        <w:rPr>
+          <w:rFonts w:hint="eastAsia"/>
+        </w:rPr>
+        <w:t xml:space="preserve">预期共识定价效应</w:t>
       </w:r>
     </w:p>
     <w:p>
@@ -972,16 +1547,37 @@
         <w:rPr>
           <w:rFonts w:hint="eastAsia"/>
         </w:rPr>
-        <w:t xml:space="preserve">本文所指的预期共识，是投资者对个股未来收益的</w:t>
-      </w:r>
-      <w:r>
-        <w:t xml:space="preserve"> </w:t>
-      </w:r>
-      <w:r>
-        <w:rPr>
-          <w:rFonts w:hint="eastAsia"/>
-        </w:rPr>
-        <w:t xml:space="preserve">“整体预期方向与平均水平”</w:t>
+        <w:t xml:space="preserve">Miller在1977年提出的经典假说：在存在卖空约束的市场中，</w:t>
+      </w:r>
+      <w:r>
+        <w:t xml:space="preserve"> </w:t>
+      </w:r>
+      <w:r>
+        <w:rPr>
+          <w:rFonts w:hint="eastAsia"/>
+        </w:rPr>
+        <w:t xml:space="preserve">悲观投资者无法通过卖空交易充分表达其负面预期，资产价格将主要由乐观投资者的信念决定；</w:t>
+      </w:r>
+      <w:r>
+        <w:t xml:space="preserve"> </w:t>
+      </w:r>
+      <w:r>
+        <w:rPr>
+          <w:rFonts w:hint="eastAsia"/>
+        </w:rPr>
+        <w:t xml:space="preserve">投资者预期分歧越大，预期共识越低，股价被乐观预期高估的程度就越严重，</w:t>
+      </w:r>
+      <w:r>
+        <w:t xml:space="preserve"> </w:t>
+      </w:r>
+      <w:r>
+        <w:rPr>
+          <w:rFonts w:hint="eastAsia"/>
+        </w:rPr>
+        <w:t xml:space="preserve">对应的股票未来收益也越低</w:t>
+      </w:r>
+      <w:r>
+        <w:t xml:space="preserve">(Miller 1977)</w:t>
       </w:r>
       <w:r>
         <w:t xml:space="preserve">。</w:t>
@@ -993,25 +1589,19 @@
         <w:rPr>
           <w:rFonts w:hint="eastAsia"/>
         </w:rPr>
-        <w:t xml:space="preserve">因此，如何度量单个投资者的预期水平，是研究预期共识效应的关键。</w:t>
-      </w:r>
-      <w:r>
-        <w:t xml:space="preserve"> </w:t>
-      </w:r>
-      <w:r>
-        <w:rPr>
-          <w:rFonts w:hint="eastAsia"/>
-        </w:rPr>
-        <w:t xml:space="preserve">然而，在传统的金融实证研究中，度量单个投资者的预期较为困难，</w:t>
-      </w:r>
-      <w:r>
-        <w:t xml:space="preserve"> </w:t>
-      </w:r>
-      <w:r>
-        <w:rPr>
-          <w:rFonts w:hint="eastAsia"/>
-        </w:rPr>
-        <w:t xml:space="preserve">方法主要集中于调研的宏观预期指标、代理指标、分析师预期分歧和文本分析</w:t>
+        <w:t xml:space="preserve">这一假设成为投资者预期在资本市场定价中的重要基石。</w:t>
+      </w:r>
+      <w:r>
+        <w:t xml:space="preserve"> </w:t>
+      </w:r>
+      <w:r>
+        <w:rPr>
+          <w:rFonts w:hint="eastAsia"/>
+        </w:rPr>
+        <w:t xml:space="preserve">在实证研究中，Diether等学者使用分析师预期分歧</w:t>
+      </w:r>
+      <w:r>
+        <w:t xml:space="preserve">(Diether et al. 2002)</w:t>
       </w:r>
       <w:r>
         <w:rPr>
@@ -1026,16 +1616,88 @@
         <w:rPr>
           <w:rFonts w:hint="eastAsia"/>
         </w:rPr>
-        <w:t xml:space="preserve">间接衡量投资者的预期水平。</w:t>
-      </w:r>
-      <w:r>
-        <w:t xml:space="preserve"> </w:t>
-      </w:r>
-      <w:r>
-        <w:rPr>
-          <w:rFonts w:hint="eastAsia"/>
-        </w:rPr>
-        <w:t xml:space="preserve">然而，这些方法均存在局限性。</w:t>
+        <w:t xml:space="preserve">Johnson使用期权定价理论</w:t>
+      </w:r>
+      <w:r>
+        <w:t xml:space="preserve">(Johnson 2004)</w:t>
+      </w:r>
+      <w:r>
+        <w:rPr>
+          <w:rFonts w:hint="eastAsia"/>
+        </w:rPr>
+        <w:t xml:space="preserve">，</w:t>
+      </w:r>
+      <w:r>
+        <w:t xml:space="preserve"> </w:t>
+      </w:r>
+      <w:r>
+        <w:rPr>
+          <w:rFonts w:hint="eastAsia"/>
+        </w:rPr>
+        <w:t xml:space="preserve">Yu从资产组合视角出发，均验证了预期共识越低，股票未来收益越低的结论。</w:t>
+      </w:r>
+      <w:r>
+        <w:t xml:space="preserve"> </w:t>
+      </w:r>
+      <w:r>
+        <w:rPr>
+          <w:rFonts w:hint="eastAsia"/>
+        </w:rPr>
+        <w:t xml:space="preserve">而Greenwood和Shleifer使用美国投资者的预期调研数据，</w:t>
+      </w:r>
+      <w:r>
+        <w:t xml:space="preserve"> </w:t>
+      </w:r>
+      <w:r>
+        <w:rPr>
+          <w:rFonts w:hint="eastAsia"/>
+        </w:rPr>
+        <w:t xml:space="preserve">直接度量了投资者的预期共识，发现预期共识度越高，</w:t>
+      </w:r>
+      <w:r>
+        <w:t xml:space="preserve"> </w:t>
+      </w:r>
+      <w:r>
+        <w:rPr>
+          <w:rFonts w:hint="eastAsia"/>
+        </w:rPr>
+        <w:t xml:space="preserve">股票未来收益越高</w:t>
+      </w:r>
+      <w:r>
+        <w:t xml:space="preserve">(Greenwood and Shleifer 2014)</w:t>
+      </w:r>
+      <w:r>
+        <w:t xml:space="preserve">。</w:t>
+      </w:r>
+      <w:r>
+        <w:t xml:space="preserve"> </w:t>
+      </w:r>
+      <w:r>
+        <w:rPr>
+          <w:rFonts w:hint="eastAsia"/>
+        </w:rPr>
+        <w:t xml:space="preserve">国内，唐国豪等学者使用大量神经网络模型，模拟异质性个体投资者的预期，</w:t>
+      </w:r>
+      <w:r>
+        <w:t xml:space="preserve"> </w:t>
+      </w:r>
+      <w:r>
+        <w:rPr>
+          <w:rFonts w:hint="eastAsia"/>
+        </w:rPr>
+        <w:t xml:space="preserve">验证了预期共识越低，股票未来收益越低的结论</w:t>
+      </w:r>
+      <w:r>
+        <w:rPr>
+          <w:rFonts w:hint="eastAsia"/>
+        </w:rPr>
+        <w:t xml:space="preserve">(唐国豪</w:t>
+      </w:r>
+      <w:r>
+        <w:t xml:space="preserve"> et al. 2025)</w:t>
+      </w:r>
+      <w:r>
+        <w:t xml:space="preserve">。</w:t>
       </w:r>
     </w:p>
     <w:p>
@@ -1046,40 +1708,190 @@
         <w:rPr>
           <w:rFonts w:hint="eastAsia"/>
         </w:rPr>
-        <w:t xml:space="preserve">宏观预期指标通过调研消费者信心或经济预期反映市场整体情绪，</w:t>
-      </w:r>
-      <w:r>
-        <w:t xml:space="preserve"> </w:t>
-      </w:r>
-      <w:r>
-        <w:rPr>
-          <w:rFonts w:hint="eastAsia"/>
-        </w:rPr>
-        <w:t xml:space="preserve">典型代表如密歇根大学消费者信心指数、MM经济预期指数。</w:t>
-      </w:r>
-      <w:r>
-        <w:t xml:space="preserve"> </w:t>
-      </w:r>
-      <w:r>
-        <w:rPr>
-          <w:rFonts w:hint="eastAsia"/>
-        </w:rPr>
-        <w:t xml:space="preserve">Lemmon等学者曾使用这类指数作为投资者乐观程度的代理变量</w:t>
-      </w:r>
-      <w:r>
-        <w:rPr>
-          <w:rFonts w:hint="eastAsia"/>
-        </w:rPr>
-        <w:t xml:space="preserve">，分析其对小市值股票溢价的影响。</w:t>
-      </w:r>
-      <w:r>
-        <w:t xml:space="preserve"> </w:t>
-      </w:r>
-      <w:r>
-        <w:rPr>
-          <w:rFonts w:hint="eastAsia"/>
-        </w:rPr>
-        <w:t xml:space="preserve">但此类指标聚焦宏观经济层面，反映的是全市场整体情绪趋势，无法精准捕捉个股层面的预期共识；</w:t>
+        <w:t xml:space="preserve">关于预期共识定价的机制，一种主要的解释是做空约束引发的错误定价。</w:t>
+      </w:r>
+      <w:r>
+        <w:t xml:space="preserve"> </w:t>
+      </w:r>
+      <w:r>
+        <w:rPr>
+          <w:rFonts w:hint="eastAsia"/>
+        </w:rPr>
+        <w:t xml:space="preserve">根据Miller的假说</w:t>
+      </w:r>
+      <w:r>
+        <w:t xml:space="preserve">(Miller 1977)</w:t>
+      </w:r>
+      <w:r>
+        <w:rPr>
+          <w:rFonts w:hint="eastAsia"/>
+        </w:rPr>
+        <w:t xml:space="preserve">，在具有卖空约束的市场中，</w:t>
+      </w:r>
+      <w:r>
+        <w:t xml:space="preserve"> </w:t>
+      </w:r>
+      <w:r>
+        <w:rPr>
+          <w:rFonts w:hint="eastAsia"/>
+        </w:rPr>
+        <w:t xml:space="preserve">悲观的投资者无法通过做空实现自己的收益，无法具体表达自己的预期，</w:t>
+      </w:r>
+      <w:r>
+        <w:t xml:space="preserve"> </w:t>
+      </w:r>
+      <w:r>
+        <w:rPr>
+          <w:rFonts w:hint="eastAsia"/>
+        </w:rPr>
+        <w:t xml:space="preserve">因此，股价被乐观投资者的信念决定。这使得股票价格系统性偏离基本面而出现高估，</w:t>
+      </w:r>
+      <w:r>
+        <w:t xml:space="preserve"> </w:t>
+      </w:r>
+      <w:r>
+        <w:rPr>
+          <w:rFonts w:hint="eastAsia"/>
+        </w:rPr>
+        <w:t xml:space="preserve">而当市场预期逐步向理性回归时，股价会向内在价值修正，最终导致高分歧（低共识）</w:t>
+      </w:r>
+      <w:r>
+        <w:t xml:space="preserve"> </w:t>
+      </w:r>
+      <w:r>
+        <w:rPr>
+          <w:rFonts w:hint="eastAsia"/>
+        </w:rPr>
+        <w:t xml:space="preserve">股票的未来收益显著降低。Boehme等</w:t>
+      </w:r>
+      <w:r>
+        <w:t xml:space="preserve">(Boehme et al. 2006)</w:t>
+      </w:r>
+      <w:r>
+        <w:rPr>
+          <w:rFonts w:hint="eastAsia"/>
+        </w:rPr>
+        <w:t xml:space="preserve">进一步完善了这一逻辑，</w:t>
+      </w:r>
+      <w:r>
+        <w:t xml:space="preserve"> </w:t>
+      </w:r>
+      <w:r>
+        <w:rPr>
+          <w:rFonts w:hint="eastAsia"/>
+        </w:rPr>
+        <w:t xml:space="preserve">指出卖空约束与投资者意见分歧的共同作用是股价高估的必要条件，单一因素的存在</w:t>
+      </w:r>
+      <w:r>
+        <w:t xml:space="preserve"> </w:t>
+      </w:r>
+      <w:r>
+        <w:rPr>
+          <w:rFonts w:hint="eastAsia"/>
+        </w:rPr>
+        <w:t xml:space="preserve">并不会引发系统性的错误定价，只有二者叠加时，悲观投资者的观点缺失才会让乐观</w:t>
+      </w:r>
+      <w:r>
+        <w:t xml:space="preserve"> </w:t>
+      </w:r>
+      <w:r>
+        <w:rPr>
+          <w:rFonts w:hint="eastAsia"/>
+        </w:rPr>
+        <w:t xml:space="preserve">预期主导定价。Park</w:t>
+      </w:r>
+      <w:r>
+        <w:t xml:space="preserve">(Park 2005)</w:t>
+      </w:r>
+      <w:r>
+        <w:rPr>
+          <w:rFonts w:hint="eastAsia"/>
+        </w:rPr>
+        <w:t xml:space="preserve">则从投机性定价视角补充了该机制，</w:t>
+      </w:r>
+      <w:r>
+        <w:t xml:space="preserve"> </w:t>
+      </w:r>
+      <w:r>
+        <w:rPr>
+          <w:rFonts w:hint="eastAsia"/>
+        </w:rPr>
+        <w:t xml:space="preserve">认为卖空约束下的高预期分歧会催生投资者的投机动机，即投资者因预期未来能以更高</w:t>
+      </w:r>
+      <w:r>
+        <w:t xml:space="preserve"> </w:t>
+      </w:r>
+      <w:r>
+        <w:rPr>
+          <w:rFonts w:hint="eastAsia"/>
+        </w:rPr>
+        <w:t xml:space="preserve">价格转售股票而推高当前股价，这种投机性的定价行为进一步放大了错误定价的程度，</w:t>
+      </w:r>
+      <w:r>
+        <w:t xml:space="preserve"> </w:t>
+      </w:r>
+      <w:r>
+        <w:rPr>
+          <w:rFonts w:hint="eastAsia"/>
+        </w:rPr>
+        <w:t xml:space="preserve">使得预期共识水平与股票未来收益呈现出显著的正相关关系。而当市场存在有效的套利</w:t>
+      </w:r>
+      <w:r>
+        <w:t xml:space="preserve"> </w:t>
+      </w:r>
+      <w:r>
+        <w:rPr>
+          <w:rFonts w:hint="eastAsia"/>
+        </w:rPr>
+        <w:t xml:space="preserve">机制、卖空约束被放松时，悲观投资者能够通过做空行为表达自身观点，市场定价能更</w:t>
+      </w:r>
+      <w:r>
+        <w:t xml:space="preserve"> </w:t>
+      </w:r>
+      <w:r>
+        <w:rPr>
+          <w:rFonts w:hint="eastAsia"/>
+        </w:rPr>
+        <w:t xml:space="preserve">充分地反映多方面的预期信息，预期分歧引发的错误定价会被有效修正，预期共识对</w:t>
+      </w:r>
+      <w:r>
+        <w:t xml:space="preserve"> </w:t>
+      </w:r>
+      <w:r>
+        <w:rPr>
+          <w:rFonts w:hint="eastAsia"/>
+        </w:rPr>
+        <w:t xml:space="preserve">股票收益的定价效应也会相应减弱。</w:t>
+      </w:r>
+    </w:p>
+    <w:bookmarkEnd w:id="26"/>
+    <w:bookmarkStart w:id="27" w:name="基于agent的实验金融研究"/>
+    <w:p>
+      <w:pPr>
+        <w:pStyle w:val="3"/>
+      </w:pPr>
+      <w:r>
+        <w:rPr>
+          <w:rFonts w:hint="eastAsia"/>
+        </w:rPr>
+        <w:t xml:space="preserve">基于Agent的实验金融研究</w:t>
+      </w:r>
+    </w:p>
+    <w:p>
+      <w:pPr>
+        <w:pStyle w:val="FirstParagraph"/>
+      </w:pPr>
+      <w:r>
+        <w:rPr>
+          <w:rFonts w:hint="eastAsia"/>
+        </w:rPr>
+        <w:t xml:space="preserve">随着AI技术的发展，Agent已经被广泛应用于实验金融领域</w:t>
+      </w:r>
+      <w:r>
+        <w:t xml:space="preserve">(Ahmed et al. 2022)</w:t>
+      </w:r>
+      <w:r>
+        <w:t xml:space="preserve">。</w:t>
       </w:r>
     </w:p>
     <w:p>
@@ -1090,94 +1902,124 @@
         <w:rPr>
           <w:rFonts w:hint="eastAsia"/>
         </w:rPr>
-        <w:t xml:space="preserve">市场代理指标通过金融市场交易数据间接映射投资者预期共识。</w:t>
-      </w:r>
-      <w:r>
-        <w:t xml:space="preserve"> </w:t>
-      </w:r>
-      <w:r>
-        <w:rPr>
-          <w:rFonts w:hint="eastAsia"/>
-        </w:rPr>
-        <w:t xml:space="preserve">朱宏泉等学者</w:t>
-      </w:r>
-      <w:r>
-        <w:rPr>
-          <w:rFonts w:hint="eastAsia"/>
-        </w:rPr>
-        <w:t xml:space="preserve">使用未预期到的换手率作为代理变量，</w:t>
-      </w:r>
-      <w:r>
-        <w:t xml:space="preserve"> </w:t>
-      </w:r>
-      <w:r>
-        <w:rPr>
-          <w:rFonts w:hint="eastAsia"/>
-        </w:rPr>
-        <w:t xml:space="preserve">剔除习惯性交易、流动性需求等无关因素后，间接反映投资者对个股的预期共识变动；</w:t>
-      </w:r>
-      <w:r>
-        <w:t xml:space="preserve"> </w:t>
-      </w:r>
-      <w:r>
-        <w:rPr>
-          <w:rFonts w:hint="eastAsia"/>
-        </w:rPr>
-        <w:t xml:space="preserve">孟庆斌等学者</w:t>
-      </w:r>
-      <w:r>
-        <w:rPr>
-          <w:rFonts w:hint="eastAsia"/>
-        </w:rPr>
-        <w:t xml:space="preserve">则以卖空量作为悲观预期共识的代理指标，</w:t>
-      </w:r>
-      <w:r>
-        <w:t xml:space="preserve"> </w:t>
-      </w:r>
-      <w:r>
-        <w:rPr>
-          <w:rFonts w:hint="eastAsia"/>
-        </w:rPr>
-        <w:t xml:space="preserve">认为卖空行为的聚合体现了市场对个股的集体看空倾向。</w:t>
-      </w:r>
-      <w:r>
-        <w:t xml:space="preserve"> </w:t>
-      </w:r>
-      <w:r>
-        <w:rPr>
-          <w:rFonts w:hint="eastAsia"/>
-        </w:rPr>
-        <w:t xml:space="preserve">但这类指标存在明显局限。未预期换手率仅能反映共识的</w:t>
-      </w:r>
-      <w:r>
-        <w:rPr>
-          <w:rFonts w:hint="eastAsia"/>
-        </w:rPr>
-        <w:t xml:space="preserve">“变动趋势”</w:t>
-      </w:r>
-      <w:r>
-        <w:rPr>
-          <w:rFonts w:hint="eastAsia"/>
-        </w:rPr>
-        <w:t xml:space="preserve">，无法直接量化共识的具体方向与强度。</w:t>
-      </w:r>
-      <w:r>
-        <w:t xml:space="preserve"> </w:t>
-      </w:r>
-      <w:r>
-        <w:rPr>
-          <w:rFonts w:hint="eastAsia"/>
-        </w:rPr>
-        <w:t xml:space="preserve">卖空量仅能覆盖悲观共识，难以全面捕捉乐观共识，存在维度片面性。</w:t>
-      </w:r>
-      <w:r>
-        <w:t xml:space="preserve"> </w:t>
-      </w:r>
-      <w:r>
-        <w:rPr>
-          <w:rFonts w:hint="eastAsia"/>
-        </w:rPr>
-        <w:t xml:space="preserve">并且，上述方法也均无法直接刻画散户群体的真实预期倾向。</w:t>
+        <w:t xml:space="preserve">Agent因其输入、计算、反馈的灵活性，已经被广泛用于实验金融，模拟个体投资者的决策过程。</w:t>
+      </w:r>
+      <w:r>
+        <w:t xml:space="preserve"> </w:t>
+      </w:r>
+      <w:r>
+        <w:rPr>
+          <w:rFonts w:hint="eastAsia"/>
+        </w:rPr>
+        <w:t xml:space="preserve">Henning等学者</w:t>
+      </w:r>
+      <w:r>
+        <w:t xml:space="preserve">(Henning et al. 2025)</w:t>
+      </w:r>
+      <w:r>
+        <w:rPr>
+          <w:rFonts w:hint="eastAsia"/>
+        </w:rPr>
+        <w:t xml:space="preserve">使用Agent模拟大量投资者在市场上的交易行为，</w:t>
+      </w:r>
+      <w:r>
+        <w:t xml:space="preserve"> </w:t>
+      </w:r>
+      <w:r>
+        <w:rPr>
+          <w:rFonts w:hint="eastAsia"/>
+        </w:rPr>
+        <w:t xml:space="preserve">发现Agent的决策过程相比于人类有着</w:t>
+      </w:r>
+      <w:r>
+        <w:rPr>
+          <w:rFonts w:hint="eastAsia"/>
+        </w:rPr>
+        <w:t xml:space="preserve">“教科书式理性”</w:t>
+      </w:r>
+      <w:r>
+        <w:rPr>
+          <w:rFonts w:hint="eastAsia"/>
+        </w:rPr>
+        <w:t xml:space="preserve">，不会出现市场泡沫等非理性行为。</w:t>
+      </w:r>
+      <w:r>
+        <w:t xml:space="preserve"> </w:t>
+      </w:r>
+      <w:r>
+        <w:t xml:space="preserve">AI-Hedge </w:t>
+      </w:r>
+      <w:r>
+        <w:rPr>
+          <w:rFonts w:hint="eastAsia"/>
+        </w:rPr>
+        <w:t xml:space="preserve">Fund项目拓展了多智能体协作的投资决策场景，</w:t>
+      </w:r>
+      <w:r>
+        <w:t xml:space="preserve"> </w:t>
+      </w:r>
+      <w:r>
+        <w:rPr>
+          <w:rFonts w:hint="eastAsia"/>
+        </w:rPr>
+        <w:t xml:space="preserve">通过构建包含价值投资、成长投资、逆向投资等多元风格的专家智能体与功能分析模块，</w:t>
+      </w:r>
+      <w:r>
+        <w:t xml:space="preserve"> </w:t>
+      </w:r>
+      <w:r>
+        <w:rPr>
+          <w:rFonts w:hint="eastAsia"/>
+        </w:rPr>
+        <w:t xml:space="preserve">实现了从信息整合、风险评估到组合决策的全流程投资模拟，</w:t>
+      </w:r>
+      <w:r>
+        <w:t xml:space="preserve"> </w:t>
+      </w:r>
+      <w:r>
+        <w:rPr>
+          <w:rFonts w:hint="eastAsia"/>
+        </w:rPr>
+        <w:t xml:space="preserve">为探究专业化投资群体的预期聚合机制提供了可复用的技术框架</w:t>
+      </w:r>
+      <w:r>
+        <w:t xml:space="preserve">(</w:t>
+      </w:r>
+      <w:r>
+        <w:t xml:space="preserve">Virattt and contributors</w:t>
+      </w:r>
+      <w:r>
+        <w:t xml:space="preserve"> </w:t>
+      </w:r>
+      <w:r>
+        <w:t xml:space="preserve">2025)</w:t>
+      </w:r>
+      <w:r>
+        <w:t xml:space="preserve">。</w:t>
+      </w:r>
+      <w:r>
+        <w:t xml:space="preserve"> </w:t>
+      </w:r>
+      <w:r>
+        <w:rPr>
+          <w:rFonts w:hint="eastAsia"/>
+        </w:rPr>
+        <w:t xml:space="preserve">TwinMarket系统在A股市场环境中，使用多Agent系统模拟散户的预期互动、情绪传染等现象，</w:t>
+      </w:r>
+      <w:r>
+        <w:t xml:space="preserve"> </w:t>
+      </w:r>
+      <w:r>
+        <w:rPr>
+          <w:rFonts w:hint="eastAsia"/>
+        </w:rPr>
+        <w:t xml:space="preserve">探究行为金融与价格形成的关系</w:t>
+      </w:r>
+      <w:r>
+        <w:t xml:space="preserve">(Yang et al. 2025)</w:t>
+      </w:r>
+      <w:r>
+        <w:t xml:space="preserve">。</w:t>
       </w:r>
     </w:p>
     <w:p>
@@ -1188,67 +2030,43 @@
         <w:rPr>
           <w:rFonts w:hint="eastAsia"/>
         </w:rPr>
-        <w:t xml:space="preserve">分析师预期聚合通过汇总专业分析师的预测结果近似反映预期共识。</w:t>
-      </w:r>
-      <w:r>
-        <w:t xml:space="preserve"> </w:t>
-      </w:r>
-      <w:r>
-        <w:rPr>
-          <w:rFonts w:hint="eastAsia"/>
-        </w:rPr>
-        <w:t xml:space="preserve">Diether等学者曾基于分析师盈余预测的均值构建预期水平指标</w:t>
-      </w:r>
-      <w:r>
-        <w:rPr>
-          <w:rFonts w:hint="eastAsia"/>
-        </w:rPr>
-        <w:t xml:space="preserve">，</w:t>
-      </w:r>
-      <w:r>
-        <w:t xml:space="preserve"> </w:t>
-      </w:r>
-      <w:r>
-        <w:rPr>
-          <w:rFonts w:hint="eastAsia"/>
-        </w:rPr>
-        <w:t xml:space="preserve">Anderson等学者则通过分析师长期盈余增长预测的平均水平衡量共识强度</w:t>
+        <w:t xml:space="preserve">强化学习作为一种机器学习范式，通过智能体与环境的交互学习最优策略，</w:t>
+      </w:r>
+      <w:r>
+        <w:t xml:space="preserve"> </w:t>
+      </w:r>
+      <w:r>
+        <w:rPr>
+          <w:rFonts w:hint="eastAsia"/>
+        </w:rPr>
+        <w:t xml:space="preserve">已在金融交易领域展现出巨大潜力。</w:t>
+      </w:r>
+      <w:r>
+        <w:t xml:space="preserve"> </w:t>
+      </w:r>
+      <w:r>
+        <w:rPr>
+          <w:rFonts w:hint="eastAsia"/>
+        </w:rPr>
+        <w:t xml:space="preserve">与传统监督学习相比，RL能够灵活地考虑交易成本、</w:t>
+      </w:r>
+      <w:r>
+        <w:t xml:space="preserve"> </w:t>
+      </w:r>
+      <w:r>
+        <w:rPr>
+          <w:rFonts w:hint="eastAsia"/>
+        </w:rPr>
+        <w:t xml:space="preserve">风险控制等因素，并直接生成动态的资产权重分配策略</w:t>
+      </w:r>
+      <w:r>
+        <w:t xml:space="preserve">(Bai et al. 2025)</w:t>
+      </w:r>
+      <w:r>
+        <w:t xml:space="preserve">(Qureshi et al. 2026)</w:t>
       </w:r>
       <w:r>
         <w:t xml:space="preserve">。</w:t>
-      </w:r>
-      <w:r>
-        <w:t xml:space="preserve"> </w:t>
-      </w:r>
-      <w:r>
-        <w:rPr>
-          <w:rFonts w:hint="eastAsia"/>
-        </w:rPr>
-        <w:t xml:space="preserve">但分析师群体的局限性显著：一是样本覆盖不足，难以覆盖全时期、全证券的预期共识，尤其对中小盘个股的覆盖缺口较大；</w:t>
-      </w:r>
-      <w:r>
-        <w:t xml:space="preserve"> </w:t>
-      </w:r>
-      <w:r>
-        <w:rPr>
-          <w:rFonts w:hint="eastAsia"/>
-        </w:rPr>
-        <w:t xml:space="preserve">二是代表性偏差，分析师多服务于机构投资者，其预期难以替代散户主导市场的集体共识；</w:t>
-      </w:r>
-      <w:r>
-        <w:t xml:space="preserve"> </w:t>
-      </w:r>
-      <w:r>
-        <w:rPr>
-          <w:rFonts w:hint="eastAsia"/>
-        </w:rPr>
-        <w:t xml:space="preserve">三是预测失真风险，分析师预测易受自身利益冲突、行业压力等因素影响</w:t>
-      </w:r>
-      <w:r>
-        <w:rPr>
-          <w:rFonts w:hint="eastAsia"/>
-        </w:rPr>
-        <w:t xml:space="preserve">，导致共识度量的真实性受损。</w:t>
       </w:r>
     </w:p>
     <w:p>
@@ -1259,638 +2077,10 @@
         <w:rPr>
           <w:rFonts w:hint="eastAsia"/>
         </w:rPr>
-        <w:t xml:space="preserve">文本情绪分析法通过挖掘非结构化文本数据中的情绪倾向，聚合形成预期共识。</w:t>
-      </w:r>
-      <w:r>
-        <w:t xml:space="preserve"> </w:t>
-      </w:r>
-      <w:r>
-        <w:rPr>
-          <w:rFonts w:hint="eastAsia"/>
-        </w:rPr>
-        <w:t xml:space="preserve">部慧等学者利用股评文本构建投资者情绪指数</w:t>
-      </w:r>
-      <w:r>
-        <w:rPr>
-          <w:rFonts w:hint="eastAsia"/>
-        </w:rPr>
-        <w:t xml:space="preserve">，</w:t>
-      </w:r>
-      <w:r>
-        <w:t xml:space="preserve"> </w:t>
-      </w:r>
-      <w:r>
-        <w:rPr>
-          <w:rFonts w:hint="eastAsia"/>
-        </w:rPr>
-        <w:t xml:space="preserve">万海远等学者通过企业调研文本与政策文本分析企业预期变动</w:t>
-      </w:r>
-      <w:r>
-        <w:rPr>
-          <w:rFonts w:hint="eastAsia"/>
-        </w:rPr>
-        <w:t xml:space="preserve">，</w:t>
-      </w:r>
-      <w:r>
-        <w:t xml:space="preserve"> </w:t>
-      </w:r>
-      <w:r>
-        <w:rPr>
-          <w:rFonts w:hint="eastAsia"/>
-        </w:rPr>
-        <w:t xml:space="preserve">均试图通过文本聚合捕捉市场共识。</w:t>
-      </w:r>
-      <w:r>
-        <w:t xml:space="preserve"> </w:t>
-      </w:r>
-      <w:r>
-        <w:rPr>
-          <w:rFonts w:hint="eastAsia"/>
-        </w:rPr>
-        <w:t xml:space="preserve">但此类方法面临多重挑战，如数据存在大量噪声，刻意披露行为，信息密度低等问题。</w:t>
-      </w:r>
-    </w:p>
-    <w:p>
-      <w:pPr>
-        <w:pStyle w:val="BodyText"/>
-      </w:pPr>
-      <w:r>
-        <w:rPr>
-          <w:rFonts w:hint="eastAsia"/>
-        </w:rPr>
-        <w:t xml:space="preserve">随着机器学习和人工智能技术的发展，Agent的使用为刻画投资者预期提供了全新的视角。</w:t>
-      </w:r>
-      <w:r>
-        <w:t xml:space="preserve"> </w:t>
-      </w:r>
-      <w:r>
-        <w:rPr>
-          <w:rFonts w:hint="eastAsia"/>
-        </w:rPr>
-        <w:t xml:space="preserve">Hornik等学者在其经典研究中证明了多层感知机(MLP)可以逼近任意连续函数</w:t>
-      </w:r>
-      <w:r>
-        <w:t xml:space="preserve">。</w:t>
-      </w:r>
-      <w:r>
-        <w:t xml:space="preserve"> </w:t>
-      </w:r>
-      <w:r>
-        <w:rPr>
-          <w:rFonts w:hint="eastAsia"/>
-        </w:rPr>
-        <w:t xml:space="preserve">因此，基于神经网络的Agent可以模拟投资者在真实市场中对于信息的处理和决策过程，从而较好地刻画单个投资者预期。</w:t>
-      </w:r>
-      <w:r>
-        <w:t xml:space="preserve"> </w:t>
-      </w:r>
-      <w:r>
-        <w:rPr>
-          <w:rFonts w:hint="eastAsia"/>
-        </w:rPr>
-        <w:t xml:space="preserve">投资者的信念受其获取的信息</w:t>
-      </w:r>
-      <w:r>
-        <w:rPr>
-          <w:rFonts w:hint="eastAsia"/>
-        </w:rPr>
-        <w:t xml:space="preserve">，和对于信息解读</w:t>
-      </w:r>
-      <w:r>
-        <w:rPr>
-          <w:rFonts w:hint="eastAsia"/>
-        </w:rPr>
-        <w:t xml:space="preserve">的过程影响。</w:t>
-      </w:r>
-      <w:r>
-        <w:t xml:space="preserve"> </w:t>
-      </w:r>
-      <w:r>
-        <w:rPr>
-          <w:rFonts w:hint="eastAsia"/>
-        </w:rPr>
-        <w:t xml:space="preserve">对于Agent，其输入和解读的方式都可以通过调整神经网络参数的方式进行模拟，从而更贴合真实投资者的行为。</w:t>
-      </w:r>
-      <w:r>
-        <w:t xml:space="preserve"> </w:t>
-      </w:r>
-      <w:r>
-        <w:rPr>
-          <w:rFonts w:hint="eastAsia"/>
-        </w:rPr>
-        <w:t xml:space="preserve">唐国豪等学者</w:t>
-      </w:r>
-      <w:r>
-        <w:rPr>
-          <w:rFonts w:hint="eastAsia"/>
-        </w:rPr>
-        <w:t xml:space="preserve">通过多个神经网络，构建了投资者预期协同度量模型，使用不同初始化参数的多层感知机模拟单个投资者的预期。</w:t>
-      </w:r>
-      <w:r>
-        <w:t xml:space="preserve"> </w:t>
-      </w:r>
-      <w:r>
-        <w:rPr>
-          <w:rFonts w:hint="eastAsia"/>
-        </w:rPr>
-        <w:t xml:space="preserve">因此，使用Agent模拟单个投资者，在理论和实践上均有可行性，为解决预期共识度量问题提供了新的思路。</w:t>
-      </w:r>
-    </w:p>
-    <w:bookmarkEnd w:id="10"/>
-    <w:bookmarkStart w:id="11" w:name="预期共识定价效应"/>
-    <w:p>
-      <w:pPr>
-        <w:pStyle w:val="Heading2"/>
-      </w:pPr>
-      <w:r>
-        <w:rPr>
-          <w:rFonts w:hint="eastAsia"/>
-        </w:rPr>
-        <w:t xml:space="preserve">预期共识定价效应</w:t>
-      </w:r>
-    </w:p>
-    <w:p>
-      <w:pPr>
-        <w:pStyle w:val="FirstParagraph"/>
-      </w:pPr>
-      <w:r>
-        <w:rPr>
-          <w:rFonts w:hint="eastAsia"/>
-        </w:rPr>
-        <w:t xml:space="preserve">Miller在1977年提出的经典假说：在存在卖空约束的市场中，</w:t>
-      </w:r>
-      <w:r>
-        <w:t xml:space="preserve"> </w:t>
-      </w:r>
-      <w:r>
-        <w:rPr>
-          <w:rFonts w:hint="eastAsia"/>
-        </w:rPr>
-        <w:t xml:space="preserve">悲观投资者无法通过卖空交易充分表达其负面预期，资产价格将主要由乐观投资者的信念决定；</w:t>
-      </w:r>
-      <w:r>
-        <w:t xml:space="preserve"> </w:t>
-      </w:r>
-      <w:r>
-        <w:rPr>
-          <w:rFonts w:hint="eastAsia"/>
-        </w:rPr>
-        <w:t xml:space="preserve">投资者预期分歧越大，预期共识越低，股价被乐观预期高估的程度就越严重，</w:t>
-      </w:r>
-      <w:r>
-        <w:t xml:space="preserve"> </w:t>
-      </w:r>
-      <w:r>
-        <w:rPr>
-          <w:rFonts w:hint="eastAsia"/>
-        </w:rPr>
-        <w:t xml:space="preserve">对应的股票未来收益也越低</w:t>
-      </w:r>
-      <w:r>
-        <w:t xml:space="preserve">。</w:t>
-      </w:r>
-      <w:r>
-        <w:t xml:space="preserve"> </w:t>
-      </w:r>
-      <w:r>
-        <w:rPr>
-          <w:rFonts w:hint="eastAsia"/>
-        </w:rPr>
-        <w:t xml:space="preserve">这一假设成为投资者预期在资本市场定价中的重要基石。</w:t>
-      </w:r>
-      <w:r>
-        <w:t xml:space="preserve"> </w:t>
-      </w:r>
-      <w:r>
-        <w:rPr>
-          <w:rFonts w:hint="eastAsia"/>
-        </w:rPr>
-        <w:t xml:space="preserve">在实证研究中，Diether等学者使用分析师预期分歧</w:t>
-      </w:r>
-      <w:r>
-        <w:rPr>
-          <w:rFonts w:hint="eastAsia"/>
-        </w:rPr>
-        <w:t xml:space="preserve">，</w:t>
-      </w:r>
-      <w:r>
-        <w:t xml:space="preserve"> </w:t>
-      </w:r>
-      <w:r>
-        <w:rPr>
-          <w:rFonts w:hint="eastAsia"/>
-        </w:rPr>
-        <w:t xml:space="preserve">Johnson使用期权定价理论</w:t>
-      </w:r>
-      <w:r>
-        <w:rPr>
-          <w:rFonts w:hint="eastAsia"/>
-        </w:rPr>
-        <w:t xml:space="preserve">，</w:t>
-      </w:r>
-      <w:r>
-        <w:t xml:space="preserve"> </w:t>
-      </w:r>
-      <w:r>
-        <w:rPr>
-          <w:rFonts w:hint="eastAsia"/>
-        </w:rPr>
-        <w:t xml:space="preserve">Yu从资产组合视角出发，均验证了预期共识越低，股票未来收益越低的结论。</w:t>
-      </w:r>
-      <w:r>
-        <w:t xml:space="preserve"> </w:t>
-      </w:r>
-      <w:r>
-        <w:rPr>
-          <w:rFonts w:hint="eastAsia"/>
-        </w:rPr>
-        <w:t xml:space="preserve">而Greenwood和Shleifer使用美国投资者的预期调研数据，</w:t>
-      </w:r>
-      <w:r>
-        <w:t xml:space="preserve"> </w:t>
-      </w:r>
-      <w:r>
-        <w:rPr>
-          <w:rFonts w:hint="eastAsia"/>
-        </w:rPr>
-        <w:t xml:space="preserve">直接度量了投资者的预期共识，发现预期共识度越高，</w:t>
-      </w:r>
-      <w:r>
-        <w:t xml:space="preserve"> </w:t>
-      </w:r>
-      <w:r>
-        <w:rPr>
-          <w:rFonts w:hint="eastAsia"/>
-        </w:rPr>
-        <w:t xml:space="preserve">股票未来收益越高</w:t>
-      </w:r>
-      <w:r>
-        <w:t xml:space="preserve">。</w:t>
-      </w:r>
-      <w:r>
-        <w:t xml:space="preserve"> </w:t>
-      </w:r>
-      <w:r>
-        <w:rPr>
-          <w:rFonts w:hint="eastAsia"/>
-        </w:rPr>
-        <w:t xml:space="preserve">国内，唐国豪等学者使用大量神经网络模型，模拟异质性个体投资者的预期，</w:t>
-      </w:r>
-      <w:r>
-        <w:t xml:space="preserve"> </w:t>
-      </w:r>
-      <w:r>
-        <w:rPr>
-          <w:rFonts w:hint="eastAsia"/>
-        </w:rPr>
-        <w:t xml:space="preserve">验证了预期共识越低，股票未来收益越低的结论</w:t>
-      </w:r>
-      <w:r>
-        <w:t xml:space="preserve">。</w:t>
-      </w:r>
-    </w:p>
-    <w:p>
-      <w:pPr>
-        <w:pStyle w:val="BodyText"/>
-      </w:pPr>
-      <w:r>
-        <w:rPr>
-          <w:rFonts w:hint="eastAsia"/>
-        </w:rPr>
-        <w:t xml:space="preserve">关于预期共识定价的机制，一种主要的解释是做空约束引发的错误定价。</w:t>
-      </w:r>
-      <w:r>
-        <w:t xml:space="preserve"> </w:t>
-      </w:r>
-      <w:r>
-        <w:rPr>
-          <w:rFonts w:hint="eastAsia"/>
-        </w:rPr>
-        <w:t xml:space="preserve">根据Miller的假说</w:t>
-      </w:r>
-      <w:r>
-        <w:rPr>
-          <w:rFonts w:hint="eastAsia"/>
-        </w:rPr>
-        <w:t xml:space="preserve">，在具有卖空约束的市场中，</w:t>
-      </w:r>
-      <w:r>
-        <w:t xml:space="preserve"> </w:t>
-      </w:r>
-      <w:r>
-        <w:rPr>
-          <w:rFonts w:hint="eastAsia"/>
-        </w:rPr>
-        <w:t xml:space="preserve">悲观的投资者无法通过做空实现自己的收益，无法具体表达自己的预期，</w:t>
-      </w:r>
-      <w:r>
-        <w:t xml:space="preserve"> </w:t>
-      </w:r>
-      <w:r>
-        <w:rPr>
-          <w:rFonts w:hint="eastAsia"/>
-        </w:rPr>
-        <w:t xml:space="preserve">因此，股价被乐观投资者的信念决定。这使得股票价格系统性偏离基本面而出现高估，</w:t>
-      </w:r>
-      <w:r>
-        <w:t xml:space="preserve"> </w:t>
-      </w:r>
-      <w:r>
-        <w:rPr>
-          <w:rFonts w:hint="eastAsia"/>
-        </w:rPr>
-        <w:t xml:space="preserve">而当市场预期逐步向理性回归时，股价会向内在价值修正，最终导致高分歧（低共识）</w:t>
-      </w:r>
-      <w:r>
-        <w:t xml:space="preserve"> </w:t>
-      </w:r>
-      <w:r>
-        <w:rPr>
-          <w:rFonts w:hint="eastAsia"/>
-        </w:rPr>
-        <w:t xml:space="preserve">股票的未来收益显著降低。Boehme等</w:t>
-      </w:r>
-      <w:r>
-        <w:rPr>
-          <w:rFonts w:hint="eastAsia"/>
-        </w:rPr>
-        <w:t xml:space="preserve">进一步完善了这一逻辑，</w:t>
-      </w:r>
-      <w:r>
-        <w:t xml:space="preserve"> </w:t>
-      </w:r>
-      <w:r>
-        <w:rPr>
-          <w:rFonts w:hint="eastAsia"/>
-        </w:rPr>
-        <w:t xml:space="preserve">指出卖空约束与投资者意见分歧的共同作用是股价高估的必要条件，单一因素的存在</w:t>
-      </w:r>
-      <w:r>
-        <w:t xml:space="preserve"> </w:t>
-      </w:r>
-      <w:r>
-        <w:rPr>
-          <w:rFonts w:hint="eastAsia"/>
-        </w:rPr>
-        <w:t xml:space="preserve">并不会引发系统性的错误定价，只有二者叠加时，悲观投资者的观点缺失才会让乐观</w:t>
-      </w:r>
-      <w:r>
-        <w:t xml:space="preserve"> </w:t>
-      </w:r>
-      <w:r>
-        <w:rPr>
-          <w:rFonts w:hint="eastAsia"/>
-        </w:rPr>
-        <w:t xml:space="preserve">预期主导定价。Park</w:t>
-      </w:r>
-      <w:r>
-        <w:rPr>
-          <w:rFonts w:hint="eastAsia"/>
-        </w:rPr>
-        <w:t xml:space="preserve">则从投机性定价视角补充了该机制，</w:t>
-      </w:r>
-      <w:r>
-        <w:t xml:space="preserve"> </w:t>
-      </w:r>
-      <w:r>
-        <w:rPr>
-          <w:rFonts w:hint="eastAsia"/>
-        </w:rPr>
-        <w:t xml:space="preserve">认为卖空约束下的高预期分歧会催生投资者的投机动机，即投资者因预期未来能以更高</w:t>
-      </w:r>
-      <w:r>
-        <w:t xml:space="preserve"> </w:t>
-      </w:r>
-      <w:r>
-        <w:rPr>
-          <w:rFonts w:hint="eastAsia"/>
-        </w:rPr>
-        <w:t xml:space="preserve">价格转售股票而推高当前股价，这种投机性的定价行为进一步放大了错误定价的程度，</w:t>
-      </w:r>
-      <w:r>
-        <w:t xml:space="preserve"> </w:t>
-      </w:r>
-      <w:r>
-        <w:rPr>
-          <w:rFonts w:hint="eastAsia"/>
-        </w:rPr>
-        <w:t xml:space="preserve">使得预期共识水平与股票未来收益呈现出显著的正相关关系。而当市场存在有效的套利</w:t>
-      </w:r>
-      <w:r>
-        <w:t xml:space="preserve"> </w:t>
-      </w:r>
-      <w:r>
-        <w:rPr>
-          <w:rFonts w:hint="eastAsia"/>
-        </w:rPr>
-        <w:t xml:space="preserve">机制、卖空约束被放松时，悲观投资者能够通过做空行为表达自身观点，市场定价能更</w:t>
-      </w:r>
-      <w:r>
-        <w:t xml:space="preserve"> </w:t>
-      </w:r>
-      <w:r>
-        <w:rPr>
-          <w:rFonts w:hint="eastAsia"/>
-        </w:rPr>
-        <w:t xml:space="preserve">充分地反映多方面的预期信息，预期分歧引发的错误定价会被有效修正，预期共识对</w:t>
-      </w:r>
-      <w:r>
-        <w:t xml:space="preserve"> </w:t>
-      </w:r>
-      <w:r>
-        <w:rPr>
-          <w:rFonts w:hint="eastAsia"/>
-        </w:rPr>
-        <w:t xml:space="preserve">股票收益的定价效应也会相应减弱。</w:t>
-      </w:r>
-    </w:p>
-    <w:bookmarkEnd w:id="11"/>
-    <w:bookmarkStart w:id="12" w:name="基于agent的实验金融研究"/>
-    <w:p>
-      <w:pPr>
-        <w:pStyle w:val="Heading2"/>
-      </w:pPr>
-      <w:r>
-        <w:rPr>
-          <w:rFonts w:hint="eastAsia"/>
-        </w:rPr>
-        <w:t xml:space="preserve">基于Agent的实验金融研究</w:t>
-      </w:r>
-    </w:p>
-    <w:p>
-      <w:pPr>
-        <w:pStyle w:val="FirstParagraph"/>
-      </w:pPr>
-      <w:r>
-        <w:rPr>
-          <w:rFonts w:hint="eastAsia"/>
-        </w:rPr>
-        <w:t xml:space="preserve">随着AI技术的发展，Agent已经被广泛应用于实验金融领域</w:t>
-      </w:r>
-      <w:r>
-        <w:t xml:space="preserve">。</w:t>
-      </w:r>
-    </w:p>
-    <w:p>
-      <w:pPr>
-        <w:pStyle w:val="BodyText"/>
-      </w:pPr>
-      <w:r>
-        <w:rPr>
-          <w:rFonts w:hint="eastAsia"/>
-        </w:rPr>
-        <w:t xml:space="preserve">Agent因其输入、计算、反馈的灵活性，已经被广泛用于实验金融，模拟个体投资者的决策过程。</w:t>
-      </w:r>
-      <w:r>
-        <w:t xml:space="preserve"> </w:t>
-      </w:r>
-      <w:r>
-        <w:rPr>
-          <w:rFonts w:hint="eastAsia"/>
-        </w:rPr>
-        <w:t xml:space="preserve">Henning等学者</w:t>
-      </w:r>
-      <w:r>
-        <w:rPr>
-          <w:rFonts w:hint="eastAsia"/>
-        </w:rPr>
-        <w:t xml:space="preserve">使用Agent模拟大量投资者在市场上的交易行为，</w:t>
-      </w:r>
-      <w:r>
-        <w:t xml:space="preserve"> </w:t>
-      </w:r>
-      <w:r>
-        <w:rPr>
-          <w:rFonts w:hint="eastAsia"/>
-        </w:rPr>
-        <w:t xml:space="preserve">发现Agent的决策过程相比于人类有着</w:t>
-      </w:r>
-      <w:r>
-        <w:rPr>
-          <w:rFonts w:hint="eastAsia"/>
-        </w:rPr>
-        <w:t xml:space="preserve">“教科书式理性”</w:t>
-      </w:r>
-      <w:r>
-        <w:rPr>
-          <w:rFonts w:hint="eastAsia"/>
-        </w:rPr>
-        <w:t xml:space="preserve">，不会出现市场泡沫等非理性行为。</w:t>
-      </w:r>
-      <w:r>
-        <w:t xml:space="preserve"> </w:t>
-      </w:r>
-      <w:r>
-        <w:t xml:space="preserve">AI-Hedge </w:t>
-      </w:r>
-      <w:r>
-        <w:rPr>
-          <w:rFonts w:hint="eastAsia"/>
-        </w:rPr>
-        <w:t xml:space="preserve">Fund项目拓展了多智能体协作的投资决策场景，</w:t>
-      </w:r>
-      <w:r>
-        <w:t xml:space="preserve"> </w:t>
-      </w:r>
-      <w:r>
-        <w:rPr>
-          <w:rFonts w:hint="eastAsia"/>
-        </w:rPr>
-        <w:t xml:space="preserve">通过构建包含价值投资、成长投资、逆向投资等多元风格的专家智能体与功能分析模块，</w:t>
-      </w:r>
-      <w:r>
-        <w:t xml:space="preserve"> </w:t>
-      </w:r>
-      <w:r>
-        <w:rPr>
-          <w:rFonts w:hint="eastAsia"/>
-        </w:rPr>
-        <w:t xml:space="preserve">实现了从信息整合、风险评估到组合决策的全流程投资模拟，</w:t>
-      </w:r>
-      <w:r>
-        <w:t xml:space="preserve"> </w:t>
-      </w:r>
-      <w:r>
-        <w:rPr>
-          <w:rFonts w:hint="eastAsia"/>
-        </w:rPr>
-        <w:t xml:space="preserve">为探究专业化投资群体的预期聚合机制提供了可复用的技术框架</w:t>
-      </w:r>
-      <w:r>
-        <w:t xml:space="preserve">。</w:t>
-      </w:r>
-      <w:r>
-        <w:t xml:space="preserve"> </w:t>
-      </w:r>
-      <w:r>
-        <w:rPr>
-          <w:rFonts w:hint="eastAsia"/>
-        </w:rPr>
-        <w:t xml:space="preserve">TwinMarket系统在A股市场环境中，使用多Agent系统模拟散户的预期互动、情绪传染等现象，</w:t>
-      </w:r>
-      <w:r>
-        <w:t xml:space="preserve"> </w:t>
-      </w:r>
-      <w:r>
-        <w:rPr>
-          <w:rFonts w:hint="eastAsia"/>
-        </w:rPr>
-        <w:t xml:space="preserve">探究行为金融与价格形成的关系</w:t>
-      </w:r>
-      <w:r>
-        <w:t xml:space="preserve">。</w:t>
-      </w:r>
-    </w:p>
-    <w:p>
-      <w:pPr>
-        <w:pStyle w:val="BodyText"/>
-      </w:pPr>
-      <w:r>
-        <w:rPr>
-          <w:rFonts w:hint="eastAsia"/>
-        </w:rPr>
-        <w:t xml:space="preserve">强化学习作为一种机器学习范式，通过智能体与环境的交互学习最优策略，</w:t>
-      </w:r>
-      <w:r>
-        <w:t xml:space="preserve"> </w:t>
-      </w:r>
-      <w:r>
-        <w:rPr>
-          <w:rFonts w:hint="eastAsia"/>
-        </w:rPr>
-        <w:t xml:space="preserve">已在金融交易领域展现出巨大潜力。</w:t>
-      </w:r>
-      <w:r>
-        <w:t xml:space="preserve"> </w:t>
-      </w:r>
-      <w:r>
-        <w:rPr>
-          <w:rFonts w:hint="eastAsia"/>
-        </w:rPr>
-        <w:t xml:space="preserve">与传统监督学习相比，RL能够灵活地考虑交易成本、</w:t>
-      </w:r>
-      <w:r>
-        <w:t xml:space="preserve"> </w:t>
-      </w:r>
-      <w:r>
-        <w:rPr>
-          <w:rFonts w:hint="eastAsia"/>
-        </w:rPr>
-        <w:t xml:space="preserve">风险控制等因素，并直接生成动态的资产权重分配策略</w:t>
-      </w:r>
-      <w:r>
-        <w:t xml:space="preserve">。</w:t>
-      </w:r>
-    </w:p>
-    <w:p>
-      <w:pPr>
-        <w:pStyle w:val="BodyText"/>
-      </w:pPr>
-      <w:r>
-        <w:rPr>
-          <w:rFonts w:hint="eastAsia"/>
-        </w:rPr>
         <w:t xml:space="preserve">Liu等人</w:t>
+      </w:r>
+      <w:r>
+        <w:t xml:space="preserve">(Liu et al. 2021)</w:t>
       </w:r>
       <w:r>
         <w:rPr>
@@ -2075,12 +2265,12 @@
         <w:t xml:space="preserve">该框架支持多种强化学习算法，包括PPO,DNQ等，并提供了丰富的奖励函数和评估指标，包括收益率，夏普比率等。</w:t>
       </w:r>
     </w:p>
-    <w:bookmarkEnd w:id="12"/>
-    <w:bookmarkEnd w:id="13"/>
-    <w:bookmarkStart w:id="30" w:name="研究设计"/>
+    <w:bookmarkEnd w:id="27"/>
+    <w:bookmarkEnd w:id="28"/>
+    <w:bookmarkStart w:id="45" w:name="研究设计"/>
     <w:p>
       <w:pPr>
-        <w:pStyle w:val="Heading1"/>
+        <w:pStyle w:val="2"/>
       </w:pPr>
       <w:r>
         <w:rPr>
@@ -2089,10 +2279,10 @@
         <w:t xml:space="preserve">研究设计</w:t>
       </w:r>
     </w:p>
-    <w:bookmarkStart w:id="26" w:name="agent投资者设计"/>
+    <w:bookmarkStart w:id="41" w:name="agent投资者设计"/>
     <w:p>
       <w:pPr>
-        <w:pStyle w:val="Heading2"/>
+        <w:pStyle w:val="3"/>
       </w:pPr>
       <w:r>
         <w:rPr>
@@ -2160,9 +2350,9 @@
       </w:r>
       <w:r>
         <w:rPr>
-          <w:rStyle w:val="FootnoteReference"/>
-        </w:rPr>
-        <w:footnoteReference w:id="14"/>
+          <w:rStyle w:val="23"/>
+        </w:rPr>
+        <w:footnoteReference w:id="29"/>
       </w:r>
       <w:r>
         <w:t xml:space="preserve"> </w:t>
@@ -2301,10 +2491,10 @@
         <w:t xml:space="preserve">根据上述步骤，可以设计一个Agent投资者的决策和学习过程。</w:t>
       </w:r>
     </w:p>
-    <w:bookmarkStart w:id="15" w:name="数据输入"/>
+    <w:bookmarkStart w:id="30" w:name="数据输入"/>
     <w:p>
       <w:pPr>
-        <w:pStyle w:val="Heading3"/>
+        <w:pStyle w:val="4"/>
       </w:pPr>
       <w:r>
         <w:rPr>
@@ -3232,6 +3422,9 @@
         <w:t xml:space="preserve">参考FinRL</w:t>
       </w:r>
       <w:r>
+        <w:t xml:space="preserve">(Liu et al. 2021)</w:t>
+      </w:r>
+      <w:r>
         <w:rPr>
           <w:rFonts w:hint="eastAsia"/>
         </w:rPr>
@@ -3571,6 +3764,9 @@
         <w:t xml:space="preserve">的方法定义不同的投资者</w:t>
       </w:r>
       <w:r>
+        <w:t xml:space="preserve">(Bali et al. 2023)</w:t>
+      </w:r>
+      <w:r>
         <w:rPr>
           <w:rFonts w:hint="eastAsia"/>
         </w:rPr>
@@ -3584,6 +3780,9 @@
           <w:rFonts w:hint="eastAsia"/>
         </w:rPr>
         <w:t xml:space="preserve">类似于机器学习中的特征选择方法</w:t>
+      </w:r>
+      <w:r>
+        <w:t xml:space="preserve">(Breiman 2001)</w:t>
       </w:r>
       <w:r>
         <w:t xml:space="preserve">。</w:t>
@@ -8455,11 +8654,11 @@
         </m:oMath>
       </m:oMathPara>
     </w:p>
-    <w:bookmarkEnd w:id="15"/>
-    <w:bookmarkStart w:id="16" w:name="神经网络"/>
+    <w:bookmarkEnd w:id="30"/>
+    <w:bookmarkStart w:id="31" w:name="神经网络"/>
     <w:p>
       <w:pPr>
-        <w:pStyle w:val="Heading3"/>
+        <w:pStyle w:val="4"/>
       </w:pPr>
       <w:r>
         <w:rPr>
@@ -8508,6 +8707,9 @@
           <w:rFonts w:hint="eastAsia"/>
         </w:rPr>
         <w:t xml:space="preserve">参考FinRL</w:t>
+      </w:r>
+      <w:r>
+        <w:t xml:space="preserve">(Liu et al. 2021)</w:t>
       </w:r>
       <w:r>
         <w:rPr>
@@ -11337,11 +11539,11 @@
         </m:oMath>
       </m:oMathPara>
     </w:p>
-    <w:bookmarkEnd w:id="16"/>
-    <w:bookmarkStart w:id="17" w:name="奖励函数"/>
+    <w:bookmarkEnd w:id="31"/>
+    <w:bookmarkStart w:id="32" w:name="奖励函数"/>
     <w:p>
       <w:pPr>
-        <w:pStyle w:val="Heading3"/>
+        <w:pStyle w:val="4"/>
       </w:pPr>
       <w:r>
         <w:rPr>
@@ -11370,12 +11572,18 @@
         <w:t xml:space="preserve">参考Moody等</w:t>
       </w:r>
       <w:r>
+        <w:t xml:space="preserve">(Moody et al. 1998)</w:t>
+      </w:r>
+      <w:r>
         <w:rPr>
           <w:rFonts w:hint="eastAsia"/>
         </w:rPr>
         <w:t xml:space="preserve">和jiang等</w:t>
       </w:r>
       <w:r>
+        <w:t xml:space="preserve">(Jiang et al. 2017)</w:t>
+      </w:r>
+      <w:r>
         <w:rPr>
           <w:rFonts w:hint="eastAsia"/>
         </w:rPr>
@@ -11389,6 +11597,9 @@
           <w:rFonts w:hint="eastAsia"/>
         </w:rPr>
         <w:t xml:space="preserve">使用二次效用函数</w:t>
+      </w:r>
+      <w:r>
+        <w:t xml:space="preserve">(Markowitz 1956)</w:t>
       </w:r>
       <w:r>
         <w:rPr>
@@ -12763,10 +12974,40 @@
         <w:rPr>
           <w:rFonts w:hint="eastAsia"/>
         </w:rPr>
+        <w:t xml:space="preserve">(尹海员</w:t>
+      </w:r>
+      <w:r>
+        <w:t xml:space="preserve"> and </w:t>
+      </w:r>
+      <w:r>
+        <w:rPr>
+          <w:rFonts w:hint="eastAsia"/>
+        </w:rPr>
+        <w:t xml:space="preserve">李忠民</w:t>
+      </w:r>
+      <w:r>
+        <w:t xml:space="preserve"> 2011)</w:t>
+      </w:r>
+      <w:r>
+        <w:rPr>
+          <w:rFonts w:hint="eastAsia"/>
+        </w:rPr>
         <w:t xml:space="preserve">、张玥</w:t>
       </w:r>
       <w:r>
+        <w:rPr>
+          <w:rFonts w:hint="eastAsia"/>
+        </w:rPr>
+        <w:t xml:space="preserve">(张玥</w:t>
+      </w:r>
+      <w:r>
+        <w:t xml:space="preserve"> 2019)</w:t>
+      </w:r>
+      <w:r>
         <w:t xml:space="preserve">、jiang</w:t>
+      </w:r>
+      <w:r>
+        <w:t xml:space="preserve">(Jiang et al. 2023)</w:t>
       </w:r>
       <w:r>
         <w:rPr>
@@ -12916,11 +13157,11 @@
         <w:t xml:space="preserve">该分布具有恒正、右偏、厚尾的特征，符合投资者风险厌恶系数的分布特征。</w:t>
       </w:r>
     </w:p>
-    <w:bookmarkEnd w:id="17"/>
-    <w:bookmarkStart w:id="20" w:name="强化学习"/>
+    <w:bookmarkEnd w:id="32"/>
+    <w:bookmarkStart w:id="35" w:name="强化学习"/>
     <w:p>
       <w:pPr>
-        <w:pStyle w:val="Heading3"/>
+        <w:pStyle w:val="4"/>
       </w:pPr>
       <w:r>
         <w:rPr>
@@ -12929,10 +13170,10 @@
         <w:t xml:space="preserve">强化学习</w:t>
       </w:r>
     </w:p>
-    <w:bookmarkStart w:id="18" w:name="游戏设定"/>
+    <w:bookmarkStart w:id="33" w:name="游戏设定"/>
     <w:p>
       <w:pPr>
-        <w:pStyle w:val="Heading4"/>
+        <w:pStyle w:val="5"/>
       </w:pPr>
       <w:r>
         <w:rPr>
@@ -13890,11 +14131,11 @@
         </m:oMath>
       </m:oMathPara>
     </w:p>
-    <w:bookmarkEnd w:id="18"/>
-    <w:bookmarkStart w:id="19" w:name="ppo算法"/>
+    <w:bookmarkEnd w:id="33"/>
+    <w:bookmarkStart w:id="34" w:name="ppo算法"/>
     <w:p>
       <w:pPr>
-        <w:pStyle w:val="Heading4"/>
+        <w:pStyle w:val="5"/>
       </w:pPr>
       <w:r>
         <w:rPr>
@@ -13932,6 +14173,9 @@
         <w:t xml:space="preserve">PPO策略由Schulman等</w:t>
       </w:r>
       <w:r>
+        <w:t xml:space="preserve">(Schulman et al. 2017)</w:t>
+      </w:r>
+      <w:r>
         <w:rPr>
           <w:rFonts w:hint="eastAsia"/>
         </w:rPr>
@@ -13965,6 +14209,9 @@
           <w:rFonts w:hint="eastAsia"/>
         </w:rPr>
         <w:t xml:space="preserve">使用Stable-Baselines3(SB3)</w:t>
+      </w:r>
+      <w:r>
+        <w:t xml:space="preserve">(Raffin et al. 2021)</w:t>
       </w:r>
       <w:r>
         <w:rPr>
@@ -17519,12 +17766,12 @@
         <w:t xml:space="preserve">惩罚，抑制权重过大、减轻过拟合。</w:t>
       </w:r>
     </w:p>
-    <w:bookmarkEnd w:id="19"/>
-    <w:bookmarkEnd w:id="20"/>
-    <w:bookmarkStart w:id="21" w:name="滚动窗口"/>
+    <w:bookmarkEnd w:id="34"/>
+    <w:bookmarkEnd w:id="35"/>
+    <w:bookmarkStart w:id="36" w:name="滚动窗口"/>
     <w:p>
       <w:pPr>
-        <w:pStyle w:val="Heading3"/>
+        <w:pStyle w:val="4"/>
       </w:pPr>
       <w:r>
         <w:rPr>
@@ -17547,7 +17794,19 @@
         <w:rPr>
           <w:rFonts w:hint="eastAsia"/>
         </w:rPr>
+        <w:t xml:space="preserve">(唐国豪</w:t>
+      </w:r>
+      <w:r>
+        <w:t xml:space="preserve"> et al. 2025)</w:t>
+      </w:r>
+      <w:r>
+        <w:rPr>
+          <w:rFonts w:hint="eastAsia"/>
+        </w:rPr>
         <w:t xml:space="preserve">，FinRL</w:t>
+      </w:r>
+      <w:r>
+        <w:t xml:space="preserve">(Liu et al. 2021)</w:t>
       </w:r>
       <w:r>
         <w:rPr>
@@ -18231,11 +18490,11 @@
         <w:t xml:space="preserve">，重复上述过程。</w:t>
       </w:r>
     </w:p>
-    <w:bookmarkEnd w:id="21"/>
-    <w:bookmarkStart w:id="25" w:name="参数设置"/>
+    <w:bookmarkEnd w:id="36"/>
+    <w:bookmarkStart w:id="40" w:name="参数设置"/>
     <w:p>
       <w:pPr>
-        <w:pStyle w:val="Heading3"/>
+        <w:pStyle w:val="4"/>
       </w:pPr>
       <w:r>
         <w:rPr>
@@ -18268,7 +18527,7 @@
       <w:hyperlink w:anchor="tab:param-mlp">
         <w:r>
           <w:rPr>
-            <w:rStyle w:val="Hyperlink"/>
+            <w:rStyle w:val="22"/>
           </w:rPr>
           <w:t xml:space="preserve">3.1</w:t>
         </w:r>
@@ -18306,7 +18565,7 @@
         <w:t xml:space="preserve">与后文为单个证券计算预期共识的设定保持一致。</w:t>
       </w:r>
     </w:p>
-    <w:bookmarkStart w:id="22" w:name="tab:param-mlp"/>
+    <w:bookmarkStart w:id="37" w:name="tab:param-mlp"/>
     <w:p>
       <w:pPr>
         <w:pStyle w:val="TableCaption"/>
@@ -18702,7 +18961,7 @@
         </w:tc>
       </w:tr>
     </w:tbl>
-    <w:bookmarkEnd w:id="22"/>
+    <w:bookmarkEnd w:id="37"/>
     <w:p>
       <w:pPr>
         <w:pStyle w:val="BodyText"/>
@@ -18716,7 +18975,7 @@
       <w:hyperlink w:anchor="tab:param-ppo">
         <w:r>
           <w:rPr>
-            <w:rStyle w:val="Hyperlink"/>
+            <w:rStyle w:val="22"/>
           </w:rPr>
           <w:t xml:space="preserve">3.2</w:t>
         </w:r>
@@ -18725,7 +18984,7 @@
         <w:t xml:space="preserve">。</w:t>
       </w:r>
     </w:p>
-    <w:bookmarkStart w:id="23" w:name="tab:param-ppo"/>
+    <w:bookmarkStart w:id="38" w:name="tab:param-ppo"/>
     <w:p>
       <w:pPr>
         <w:pStyle w:val="TableCaption"/>
@@ -19141,7 +19400,7 @@
         </w:tc>
       </w:tr>
     </w:tbl>
-    <w:bookmarkEnd w:id="23"/>
+    <w:bookmarkEnd w:id="38"/>
     <w:p>
       <w:pPr>
         <w:pStyle w:val="BodyText"/>
@@ -19166,7 +19425,7 @@
       <w:hyperlink w:anchor="tab:param-A">
         <w:r>
           <w:rPr>
-            <w:rStyle w:val="Hyperlink"/>
+            <w:rStyle w:val="22"/>
           </w:rPr>
           <w:t xml:space="preserve">3.3</w:t>
         </w:r>
@@ -19274,7 +19533,7 @@
         <w:t xml:space="preserve">并用于计算效用与奖励。</w:t>
       </w:r>
     </w:p>
-    <w:bookmarkStart w:id="24" w:name="tab:param-A"/>
+    <w:bookmarkStart w:id="39" w:name="tab:param-A"/>
     <w:p>
       <w:pPr>
         <w:pStyle w:val="TableCaption"/>
@@ -19479,13 +19738,13 @@
         </w:tc>
       </w:tr>
     </w:tbl>
-    <w:bookmarkEnd w:id="24"/>
-    <w:bookmarkEnd w:id="25"/>
-    <w:bookmarkEnd w:id="26"/>
-    <w:bookmarkStart w:id="27" w:name="指标设计"/>
+    <w:bookmarkEnd w:id="39"/>
+    <w:bookmarkEnd w:id="40"/>
+    <w:bookmarkEnd w:id="41"/>
+    <w:bookmarkStart w:id="42" w:name="指标设计"/>
     <w:p>
       <w:pPr>
-        <w:pStyle w:val="Heading2"/>
+        <w:pStyle w:val="3"/>
       </w:pPr>
       <w:r>
         <w:rPr>
@@ -19517,9 +19776,21 @@
         <w:rPr>
           <w:rFonts w:hint="eastAsia"/>
         </w:rPr>
+        <w:t xml:space="preserve">(唐国豪</w:t>
+      </w:r>
+      <w:r>
+        <w:t xml:space="preserve"> et al. 2025)</w:t>
+      </w:r>
+      <w:r>
+        <w:rPr>
+          <w:rFonts w:hint="eastAsia"/>
+        </w:rPr>
         <w:t xml:space="preserve">、Bali等</w:t>
       </w:r>
       <w:r>
+        <w:t xml:space="preserve">(Bali et al. 2023)</w:t>
+      </w:r>
+      <w:r>
         <w:t xml:space="preserve">、</w:t>
       </w:r>
       <w:r>
@@ -19532,10 +19803,16 @@
         <w:t xml:space="preserve">Hong等</w:t>
       </w:r>
       <w:r>
+        <w:t xml:space="preserve">(Hong and Sraer 2016)</w:t>
+      </w:r>
+      <w:r>
         <w:rPr>
           <w:rFonts w:hint="eastAsia"/>
         </w:rPr>
         <w:t xml:space="preserve">、Banerjee等</w:t>
+      </w:r>
+      <w:r>
+        <w:t xml:space="preserve">(Banerjee 2011)</w:t>
       </w:r>
       <w:r>
         <w:rPr>
@@ -19964,11 +20241,11 @@
         <w:t xml:space="preserve">。</w:t>
       </w:r>
     </w:p>
-    <w:bookmarkEnd w:id="27"/>
-    <w:bookmarkStart w:id="28" w:name="数据"/>
+    <w:bookmarkEnd w:id="42"/>
+    <w:bookmarkStart w:id="43" w:name="数据"/>
     <w:p>
       <w:pPr>
-        <w:pStyle w:val="Heading2"/>
+        <w:pStyle w:val="3"/>
       </w:pPr>
       <w:r>
         <w:rPr>
@@ -20008,6 +20285,15 @@
         <w:t xml:space="preserve">在因子选取方面，本文使用了李斌等学者</w:t>
       </w:r>
       <w:r>
+        <w:rPr>
+          <w:rFonts w:hint="eastAsia"/>
+        </w:rPr>
+        <w:t xml:space="preserve">(李斌</w:t>
+      </w:r>
+      <w:r>
+        <w:t xml:space="preserve"> et al. 2019)</w:t>
+      </w:r>
+      <w:r>
         <w:t xml:space="preserve"> </w:t>
       </w:r>
       <w:r>
@@ -20134,6 +20420,15 @@
         <w:rPr>
           <w:rFonts w:hint="eastAsia"/>
         </w:rPr>
+        <w:t xml:space="preserve">(李斌</w:t>
+      </w:r>
+      <w:r>
+        <w:t xml:space="preserve"> et al. 2019)</w:t>
+      </w:r>
+      <w:r>
+        <w:rPr>
+          <w:rFonts w:hint="eastAsia"/>
+        </w:rPr>
         <w:t xml:space="preserve">的做法，</w:t>
       </w:r>
       <w:r>
@@ -20200,11 +20495,11 @@
         <w:t xml:space="preserve">并在训练阶段约定跳过。</w:t>
       </w:r>
     </w:p>
-    <w:bookmarkEnd w:id="28"/>
-    <w:bookmarkStart w:id="29" w:name="系统设计"/>
+    <w:bookmarkEnd w:id="43"/>
+    <w:bookmarkStart w:id="44" w:name="系统设计"/>
     <w:p>
       <w:pPr>
-        <w:pStyle w:val="Heading2"/>
+        <w:pStyle w:val="3"/>
       </w:pPr>
       <w:r>
         <w:rPr>
@@ -20286,12 +20581,12 @@
         <w:t xml:space="preserve">。</w:t>
       </w:r>
     </w:p>
-    <w:bookmarkEnd w:id="29"/>
-    <w:bookmarkEnd w:id="30"/>
-    <w:bookmarkStart w:id="38" w:name="实证分析"/>
+    <w:bookmarkEnd w:id="44"/>
+    <w:bookmarkEnd w:id="45"/>
+    <w:bookmarkStart w:id="53" w:name="实证分析"/>
     <w:p>
       <w:pPr>
-        <w:pStyle w:val="Heading1"/>
+        <w:pStyle w:val="2"/>
       </w:pPr>
       <w:r>
         <w:rPr>
@@ -20300,10 +20595,10 @@
         <w:t xml:space="preserve">实证分析</w:t>
       </w:r>
     </w:p>
-    <w:bookmarkStart w:id="31" w:name="描述性统计"/>
+    <w:bookmarkStart w:id="46" w:name="描述性统计"/>
     <w:p>
       <w:pPr>
-        <w:pStyle w:val="Heading2"/>
+        <w:pStyle w:val="3"/>
       </w:pPr>
       <w:r>
         <w:rPr>
@@ -20337,7 +20632,7 @@
       <w:hyperlink w:anchor="tab:descriptive_stats1">
         <w:r>
           <w:rPr>
-            <w:rStyle w:val="Hyperlink"/>
+            <w:rStyle w:val="22"/>
           </w:rPr>
           <w:t xml:space="preserve">[tab:descriptive_stats1]</w:t>
         </w:r>
@@ -20354,7 +20649,7 @@
       <w:hyperlink w:anchor="tab:descriptive_stats2">
         <w:r>
           <w:rPr>
-            <w:rStyle w:val="Hyperlink"/>
+            <w:rStyle w:val="22"/>
           </w:rPr>
           <w:t xml:space="preserve">[tab:descriptive_stats2]</w:t>
         </w:r>
@@ -20640,11 +20935,11 @@
         <w:t xml:space="preserve">15.061，规模分布均匀，覆盖大中小市值个股。</w:t>
       </w:r>
     </w:p>
-    <w:bookmarkEnd w:id="31"/>
-    <w:bookmarkStart w:id="36" w:name="投资者预期共识定价效应"/>
+    <w:bookmarkEnd w:id="46"/>
+    <w:bookmarkStart w:id="51" w:name="投资者预期共识定价效应"/>
     <w:p>
       <w:pPr>
-        <w:pStyle w:val="Heading2"/>
+        <w:pStyle w:val="3"/>
       </w:pPr>
       <w:r>
         <w:rPr>
@@ -20653,10 +20948,10 @@
         <w:t xml:space="preserve">投资者预期共识定价效应</w:t>
       </w:r>
     </w:p>
-    <w:bookmarkStart w:id="33" w:name="投资组合分析"/>
+    <w:bookmarkStart w:id="48" w:name="投资组合分析"/>
     <w:p>
       <w:pPr>
-        <w:pStyle w:val="Heading3"/>
+        <w:pStyle w:val="4"/>
       </w:pPr>
       <w:r>
         <w:rPr>
@@ -20769,7 +21064,7 @@
       <w:hyperlink w:anchor="tab:group_return">
         <w:r>
           <w:rPr>
-            <w:rStyle w:val="Hyperlink"/>
+            <w:rStyle w:val="22"/>
           </w:rPr>
           <w:t xml:space="preserve">4.1</w:t>
         </w:r>
@@ -20849,7 +21144,7 @@
       <w:hyperlink w:anchor="tab:group_return">
         <w:r>
           <w:rPr>
-            <w:rStyle w:val="Hyperlink"/>
+            <w:rStyle w:val="22"/>
           </w:rPr>
           <w:t xml:space="preserve">4.1</w:t>
         </w:r>
@@ -20931,7 +21226,7 @@
       <w:hyperlink w:anchor="tab:group_return">
         <w:r>
           <w:rPr>
-            <w:rStyle w:val="Hyperlink"/>
+            <w:rStyle w:val="22"/>
           </w:rPr>
           <w:t xml:space="preserve">4.1</w:t>
         </w:r>
@@ -20988,7 +21283,7 @@
         <w:t xml:space="preserve">这说明MA带来的超额收益，无法由市场、规模、价值等常见风险因素解释。</w:t>
       </w:r>
     </w:p>
-    <w:bookmarkStart w:id="32" w:name="tab:group_return"/>
+    <w:bookmarkStart w:id="47" w:name="tab:group_return"/>
     <w:p>
       <w:pPr>
         <w:pStyle w:val="TableCaption"/>
@@ -26714,7 +27009,7 @@
         </w:tc>
       </w:tr>
     </w:tbl>
-    <w:bookmarkEnd w:id="32"/>
+    <w:bookmarkEnd w:id="47"/>
     <w:p>
       <w:pPr>
         <w:pStyle w:val="BodyText"/>
@@ -26735,11 +27030,11 @@
         <w:t xml:space="preserve">即个股MA水平越高，其未来的股票收益越高，验证了因子的投资价值与定价能力。</w:t>
       </w:r>
     </w:p>
-    <w:bookmarkEnd w:id="33"/>
-    <w:bookmarkStart w:id="35" w:name="fama-macbeth回归"/>
+    <w:bookmarkEnd w:id="48"/>
+    <w:bookmarkStart w:id="50" w:name="fama-macbeth回归"/>
     <w:p>
       <w:pPr>
-        <w:pStyle w:val="Heading3"/>
+        <w:pStyle w:val="4"/>
       </w:pPr>
       <w:r>
         <w:rPr>
@@ -27378,7 +27673,7 @@
       <w:hyperlink w:anchor="tab:fm_regression">
         <w:r>
           <w:rPr>
-            <w:rStyle w:val="Hyperlink"/>
+            <w:rStyle w:val="22"/>
           </w:rPr>
           <w:t xml:space="preserve">4.2</w:t>
         </w:r>
@@ -27390,7 +27685,7 @@
         <w:t xml:space="preserve">所示。</w:t>
       </w:r>
     </w:p>
-    <w:bookmarkStart w:id="34" w:name="tab:fm_regression"/>
+    <w:bookmarkStart w:id="49" w:name="tab:fm_regression"/>
     <w:p>
       <w:pPr>
         <w:pStyle w:val="TableCaption"/>
@@ -29037,7 +29332,7 @@
         </w:tc>
       </w:tr>
     </w:tbl>
-    <w:bookmarkEnd w:id="34"/>
+    <w:bookmarkEnd w:id="49"/>
     <w:p>
       <w:pPr>
         <w:pStyle w:val="BodyText"/>
@@ -29085,12 +29380,12 @@
         <w:t xml:space="preserve">这一结论在控制了多个常见收益影响因素后仍然成立。</w:t>
       </w:r>
     </w:p>
-    <w:bookmarkEnd w:id="35"/>
-    <w:bookmarkEnd w:id="36"/>
-    <w:bookmarkStart w:id="37" w:name="稳健性检验"/>
+    <w:bookmarkEnd w:id="50"/>
+    <w:bookmarkEnd w:id="51"/>
+    <w:bookmarkStart w:id="52" w:name="稳健性检验"/>
     <w:p>
       <w:pPr>
-        <w:pStyle w:val="Heading2"/>
+        <w:pStyle w:val="3"/>
       </w:pPr>
       <w:r>
         <w:rPr>
@@ -29191,7 +29486,7 @@
       <w:hyperlink w:anchor="tab:robustness_test1">
         <w:r>
           <w:rPr>
-            <w:rStyle w:val="Hyperlink"/>
+            <w:rStyle w:val="22"/>
           </w:rPr>
           <w:t xml:space="preserve">[tab:robustness_test1]</w:t>
         </w:r>
@@ -29208,7 +29503,7 @@
       <w:hyperlink w:anchor="tab:robustness_test3">
         <w:r>
           <w:rPr>
-            <w:rStyle w:val="Hyperlink"/>
+            <w:rStyle w:val="22"/>
           </w:rPr>
           <w:t xml:space="preserve">[tab:robustness_test3]</w:t>
         </w:r>
@@ -29338,12 +29633,12 @@
         <w:t xml:space="preserve">核心指标均显著为正，证明MA因子收益与定价能力不依赖特定参数设定。</w:t>
       </w:r>
     </w:p>
-    <w:bookmarkEnd w:id="37"/>
-    <w:bookmarkEnd w:id="38"/>
-    <w:bookmarkStart w:id="46" w:name="进一步研究"/>
+    <w:bookmarkEnd w:id="52"/>
+    <w:bookmarkEnd w:id="53"/>
+    <w:bookmarkStart w:id="61" w:name="进一步研究"/>
     <w:p>
       <w:pPr>
-        <w:pStyle w:val="Heading1"/>
+        <w:pStyle w:val="2"/>
       </w:pPr>
       <w:r>
         <w:rPr>
@@ -29352,10 +29647,10 @@
         <w:t xml:space="preserve">进一步研究</w:t>
       </w:r>
     </w:p>
-    <w:bookmarkStart w:id="41" w:name="预期共识定价效应的机制分析"/>
+    <w:bookmarkStart w:id="56" w:name="预期共识定价效应的机制分析"/>
     <w:p>
       <w:pPr>
-        <w:pStyle w:val="Heading2"/>
+        <w:pStyle w:val="3"/>
       </w:pPr>
       <w:r>
         <w:rPr>
@@ -29384,6 +29679,9 @@
         <w:t xml:space="preserve">根据Miller的假说</w:t>
       </w:r>
       <w:r>
+        <w:t xml:space="preserve">(Miller 1977)</w:t>
+      </w:r>
+      <w:r>
         <w:rPr>
           <w:rFonts w:hint="eastAsia"/>
         </w:rPr>
@@ -29415,6 +29713,15 @@
           <w:rFonts w:hint="eastAsia"/>
         </w:rPr>
         <w:t xml:space="preserve">唐国豪等学者</w:t>
+      </w:r>
+      <w:r>
+        <w:rPr>
+          <w:rFonts w:hint="eastAsia"/>
+        </w:rPr>
+        <w:t xml:space="preserve">(唐国豪</w:t>
+      </w:r>
+      <w:r>
+        <w:t xml:space="preserve"> et al. 2025)</w:t>
       </w:r>
       <w:r>
         <w:t xml:space="preserve"> </w:t>
@@ -29500,10 +29807,10 @@
         <w:t xml:space="preserve">进行截断，使得输出为非负数。</w:t>
       </w:r>
     </w:p>
-    <w:bookmarkStart w:id="39" w:name="放松融资融券约束"/>
+    <w:bookmarkStart w:id="54" w:name="放松融资融券约束"/>
     <w:p>
       <w:pPr>
-        <w:pStyle w:val="Heading3"/>
+        <w:pStyle w:val="4"/>
       </w:pPr>
       <w:r>
         <w:rPr>
@@ -29718,44 +30025,6 @@
       <w:pPr>
         <w:pStyle w:val="FirstParagraph"/>
       </w:pPr>
-      <w:r>
-        <w:rPr>
-          <w:rFonts w:hint="eastAsia"/>
-        </w:rPr>
-        <w:t xml:space="preserve">设定一个融资融券上限</w:t>
-      </w:r>
-      <m:oMath>
-        <m:r>
-          <m:t>L</m:t>
-        </m:r>
-        <m:r>
-          <m:rPr>
-            <m:sty m:val="p"/>
-          </m:rPr>
-          <m:t>,</m:t>
-        </m:r>
-        <m:r>
-          <m:t>L</m:t>
-        </m:r>
-        <m:r>
-          <m:rPr>
-            <m:sty m:val="p"/>
-          </m:rPr>
-          <m:t>&lt;</m:t>
-        </m:r>
-        <m:r>
-          <m:t>0</m:t>
-        </m:r>
-      </m:oMath>
-      <w:r>
-        <w:rPr>
-          <w:rFonts w:hint="eastAsia"/>
-        </w:rPr>
-        <w:t xml:space="preserve">，</w:t>
-      </w:r>
-      <w:r>
-        <w:t xml:space="preserve"> </w:t>
-      </w:r>
       <w:r>
         <w:rPr>
           <w:rFonts w:hint="eastAsia"/>
@@ -31648,11 +31917,11 @@
         <w:t xml:space="preserve">。</w:t>
       </w:r>
     </w:p>
-    <w:bookmarkEnd w:id="39"/>
-    <w:bookmarkStart w:id="40" w:name="实验结果"/>
+    <w:bookmarkEnd w:id="54"/>
+    <w:bookmarkStart w:id="55" w:name="实验结果"/>
     <w:p>
       <w:pPr>
-        <w:pStyle w:val="Heading3"/>
+        <w:pStyle w:val="4"/>
       </w:pPr>
       <w:r>
         <w:rPr>
@@ -31759,7 +32028,7 @@
       <w:hyperlink w:anchor="tab:mechanism_analysis_margin">
         <w:r>
           <w:rPr>
-            <w:rStyle w:val="Hyperlink"/>
+            <w:rStyle w:val="22"/>
           </w:rPr>
           <w:t xml:space="preserve">[tab:mechanism_analysis_margin]</w:t>
         </w:r>
@@ -31921,12 +32190,12 @@
         <w:t xml:space="preserve">因此，融资融券限制是预期共识定价效应的重要形成机制。</w:t>
       </w:r>
     </w:p>
-    <w:bookmarkEnd w:id="40"/>
-    <w:bookmarkEnd w:id="41"/>
-    <w:bookmarkStart w:id="45" w:name="异质性分析"/>
+    <w:bookmarkEnd w:id="55"/>
+    <w:bookmarkEnd w:id="56"/>
+    <w:bookmarkStart w:id="60" w:name="异质性分析"/>
     <w:p>
       <w:pPr>
-        <w:pStyle w:val="Heading2"/>
+        <w:pStyle w:val="3"/>
       </w:pPr>
       <w:r>
         <w:rPr>
@@ -31982,6 +32251,9 @@
         <w:t xml:space="preserve">第三，参考Maheu和McCurdy的方法</w:t>
       </w:r>
       <w:r>
+        <w:t xml:space="preserve">(Maheu and McCurdy 2000)</w:t>
+      </w:r>
+      <w:r>
         <w:rPr>
           <w:rFonts w:hint="eastAsia"/>
         </w:rPr>
@@ -32095,10 +32367,10 @@
         <w:t xml:space="preserve">与5控制变量FM回归结果。</w:t>
       </w:r>
     </w:p>
-    <w:bookmarkStart w:id="42" w:name="基于企业市值的异质性分析"/>
+    <w:bookmarkStart w:id="57" w:name="基于企业市值的异质性分析"/>
     <w:p>
       <w:pPr>
-        <w:pStyle w:val="Heading3"/>
+        <w:pStyle w:val="4"/>
       </w:pPr>
       <w:r>
         <w:rPr>
@@ -32132,7 +32404,7 @@
       <w:hyperlink w:anchor="tab:big_small">
         <w:r>
           <w:rPr>
-            <w:rStyle w:val="Hyperlink"/>
+            <w:rStyle w:val="22"/>
           </w:rPr>
           <w:t xml:space="preserve">[tab:big_small]</w:t>
         </w:r>
@@ -32515,11 +32787,11 @@
         <w:t xml:space="preserve">因此小市值高低共识组合的收益差异更突出。</w:t>
       </w:r>
     </w:p>
-    <w:bookmarkEnd w:id="42"/>
-    <w:bookmarkStart w:id="43" w:name="股权性质异质性分析"/>
+    <w:bookmarkEnd w:id="57"/>
+    <w:bookmarkStart w:id="58" w:name="股权性质异质性分析"/>
     <w:p>
       <w:pPr>
-        <w:pStyle w:val="Heading3"/>
+        <w:pStyle w:val="4"/>
       </w:pPr>
       <w:r>
         <w:rPr>
@@ -32571,7 +32843,7 @@
       <w:hyperlink w:anchor="tab:ownership">
         <w:r>
           <w:rPr>
-            <w:rStyle w:val="Hyperlink"/>
+            <w:rStyle w:val="22"/>
           </w:rPr>
           <w:t xml:space="preserve">[tab:ownership]</w:t>
         </w:r>
@@ -32833,11 +33105,11 @@
         <w:t xml:space="preserve">分歧加剧时极易出现显著错误定价，进一步强化了预期共识的定价效应。</w:t>
       </w:r>
     </w:p>
-    <w:bookmarkEnd w:id="43"/>
-    <w:bookmarkStart w:id="44" w:name="市场周期异质性分析"/>
+    <w:bookmarkEnd w:id="58"/>
+    <w:bookmarkStart w:id="59" w:name="市场周期异质性分析"/>
     <w:p>
       <w:pPr>
-        <w:pStyle w:val="Heading3"/>
+        <w:pStyle w:val="4"/>
       </w:pPr>
       <w:r>
         <w:rPr>
@@ -32871,7 +33143,7 @@
       <w:hyperlink w:anchor="tab:cycle">
         <w:r>
           <w:rPr>
-            <w:rStyle w:val="Hyperlink"/>
+            <w:rStyle w:val="22"/>
           </w:rPr>
           <w:t xml:space="preserve">[tab:cycle]</w:t>
         </w:r>
@@ -33148,13 +33420,13 @@
         <w:t xml:space="preserve">削弱了高低共识组合的收益差异，这是熊市分组检验显著性下降的重要原因。</w:t>
       </w:r>
     </w:p>
-    <w:bookmarkEnd w:id="44"/>
-    <w:bookmarkEnd w:id="45"/>
-    <w:bookmarkEnd w:id="46"/>
-    <w:bookmarkStart w:id="47" w:name="结论与建议"/>
+    <w:bookmarkEnd w:id="59"/>
+    <w:bookmarkEnd w:id="60"/>
+    <w:bookmarkEnd w:id="61"/>
+    <w:bookmarkStart w:id="62" w:name="结论与建议"/>
     <w:p>
       <w:pPr>
-        <w:pStyle w:val="Heading1"/>
+        <w:pStyle w:val="2"/>
       </w:pPr>
       <w:r>
         <w:rPr>
@@ -33360,11 +33632,11 @@
         <w:t xml:space="preserve">在市场监管、信息披露等领域，也应当重视人工智能技术，提高监管效率和信息披露质量。</w:t>
       </w:r>
     </w:p>
-    <w:bookmarkEnd w:id="47"/>
-    <w:bookmarkStart w:id="48" w:name="致谢"/>
+    <w:bookmarkEnd w:id="62"/>
+    <w:bookmarkStart w:id="63" w:name="致谢"/>
     <w:p>
       <w:pPr>
-        <w:pStyle w:val="Heading1"/>
+        <w:pStyle w:val="2"/>
       </w:pPr>
       <w:r>
         <w:rPr>
@@ -33381,14 +33653,94 @@
         <w:rPr>
           <w:rFonts w:hint="eastAsia"/>
         </w:rPr>
-        <w:t xml:space="preserve">以简短的文字表达作者对完成论文和学业提供帮助的老师、同学、领导、同事及亲属的感激之情。</w:t>
+        <w:t xml:space="preserve">时光荏苒，本论文的完成，标志着我大学学习生涯即将告一段落。</w:t>
+      </w:r>
+      <w:r>
+        <w:t xml:space="preserve"> </w:t>
+      </w:r>
+      <w:r>
+        <w:rPr>
+          <w:rFonts w:hint="eastAsia"/>
+        </w:rPr>
+        <w:t xml:space="preserve">在此，我谨向所有给予我指导、帮助与支持的老师、同学和家人致以最诚挚的谢意。</w:t>
       </w:r>
     </w:p>
-    <w:bookmarkEnd w:id="48"/>
-    <w:bookmarkStart w:id="50" w:name="因子说明"/>
     <w:p>
       <w:pPr>
-        <w:pStyle w:val="Heading1"/>
+        <w:pStyle w:val="BodyText"/>
+      </w:pPr>
+      <w:r>
+        <w:rPr>
+          <w:rFonts w:hint="eastAsia"/>
+        </w:rPr>
+        <w:t xml:space="preserve">首先，感谢我的指导老师李斌，本文的完成离不开老师在选题、框架和细节上的指导。</w:t>
+      </w:r>
+      <w:r>
+        <w:t xml:space="preserve"> </w:t>
+      </w:r>
+      <w:r>
+        <w:rPr>
+          <w:rFonts w:hint="eastAsia"/>
+        </w:rPr>
+        <w:t xml:space="preserve">李老师提供的因子库也是本文最重要的数据源。</w:t>
+      </w:r>
+    </w:p>
+    <w:p>
+      <w:pPr>
+        <w:pStyle w:val="BodyText"/>
+      </w:pPr>
+      <w:r>
+        <w:rPr>
+          <w:rFonts w:hint="eastAsia"/>
+        </w:rPr>
+        <w:t xml:space="preserve">我也感谢我的好友梁庭威和表弟颜玮城，</w:t>
+      </w:r>
+      <w:r>
+        <w:t xml:space="preserve"> </w:t>
+      </w:r>
+      <w:r>
+        <w:rPr>
+          <w:rFonts w:hint="eastAsia"/>
+        </w:rPr>
+        <w:t xml:space="preserve">他们提供的设备支持对于完成实验至关重要。</w:t>
+      </w:r>
+    </w:p>
+    <w:p>
+      <w:pPr>
+        <w:pStyle w:val="BodyText"/>
+      </w:pPr>
+      <w:r>
+        <w:rPr>
+          <w:rFonts w:hint="eastAsia"/>
+        </w:rPr>
+        <w:t xml:space="preserve">感谢所有设备，它们分别是：华硕主机UNFEP0P和三台联想拯救者系列，以及所有的容器。</w:t>
+      </w:r>
+    </w:p>
+    <w:p>
+      <w:pPr>
+        <w:pStyle w:val="BodyText"/>
+      </w:pPr>
+      <w:r>
+        <w:rPr>
+          <w:rFonts w:hint="eastAsia"/>
+        </w:rPr>
+        <w:t xml:space="preserve">最后，我要特别感谢我的家人。他们一直是我最坚实的后盾，给予我无私的关爱、理解与支持，让我能够安心完成学业。</w:t>
+      </w:r>
+      <w:r>
+        <w:t xml:space="preserve"> </w:t>
+      </w:r>
+      <w:r>
+        <w:rPr>
+          <w:rFonts w:hint="eastAsia"/>
+        </w:rPr>
+        <w:t xml:space="preserve">由于本人学识有限，文中难免存在疏漏与不足之处，恳请各位老师批评指正。</w:t>
+      </w:r>
+    </w:p>
+    <w:bookmarkEnd w:id="63"/>
+    <w:bookmarkStart w:id="65" w:name="因子说明"/>
+    <w:p>
+      <w:pPr>
+        <w:pStyle w:val="2"/>
       </w:pPr>
       <w:r>
         <w:rPr>
@@ -33411,6 +33763,15 @@
         <w:rPr>
           <w:rFonts w:hint="eastAsia"/>
         </w:rPr>
+        <w:t xml:space="preserve">(李斌</w:t>
+      </w:r>
+      <w:r>
+        <w:t xml:space="preserve"> et al. 2019)</w:t>
+      </w:r>
+      <w:r>
+        <w:rPr>
+          <w:rFonts w:hint="eastAsia"/>
+        </w:rPr>
         <w:t xml:space="preserve">针对中国A股市场系统性梳理与构建的96个定价因子库，</w:t>
       </w:r>
       <w:r>
@@ -33425,7 +33786,7 @@
       <w:hyperlink w:anchor="tab:factor_info">
         <w:r>
           <w:rPr>
-            <w:rStyle w:val="Hyperlink"/>
+            <w:rStyle w:val="22"/>
           </w:rPr>
           <w:t xml:space="preserve">7.1</w:t>
         </w:r>
@@ -33434,7 +33795,7 @@
         <w:t xml:space="preserve">。</w:t>
       </w:r>
     </w:p>
-    <w:bookmarkStart w:id="49" w:name="tab:factor_info"/>
+    <w:bookmarkStart w:id="64" w:name="tab:factor_info"/>
     <w:p>
       <w:pPr>
         <w:pStyle w:val="TableCaption"/>
@@ -45138,12 +45499,12 @@
         </w:tc>
       </w:tr>
     </w:tbl>
-    <w:bookmarkEnd w:id="49"/>
-    <w:bookmarkEnd w:id="50"/>
-    <w:bookmarkStart w:id="75" w:name="系统设计-1"/>
+    <w:bookmarkEnd w:id="64"/>
+    <w:bookmarkEnd w:id="65"/>
+    <w:bookmarkStart w:id="164" w:name="系统设计-1"/>
     <w:p>
       <w:pPr>
-        <w:pStyle w:val="Heading1"/>
+        <w:pStyle w:val="2"/>
       </w:pPr>
       <w:r>
         <w:rPr>
@@ -45216,10 +45577,10 @@
         <w:t xml:space="preserve">的计算集群。</w:t>
       </w:r>
     </w:p>
-    <w:bookmarkStart w:id="63" w:name="系统架构"/>
+    <w:bookmarkStart w:id="78" w:name="系统架构"/>
     <w:p>
       <w:pPr>
-        <w:pStyle w:val="Heading2"/>
+        <w:pStyle w:val="3"/>
       </w:pPr>
       <w:r>
         <w:rPr>
@@ -45241,7 +45602,7 @@
       <w:hyperlink w:anchor="fig:system-architecture">
         <w:r>
           <w:rPr>
-            <w:rStyle w:val="Hyperlink"/>
+            <w:rStyle w:val="22"/>
           </w:rPr>
           <w:t xml:space="preserve">8.1</w:t>
         </w:r>
@@ -45253,7 +45614,7 @@
         <w:t xml:space="preserve">所示。</w:t>
       </w:r>
     </w:p>
-    <w:bookmarkStart w:id="54" w:name="fig:system-architecture"/>
+    <w:bookmarkStart w:id="69" w:name="fig:system-architecture"/>
     <w:p>
       <w:pPr>
         <w:pStyle w:val="CaptionedFigure"/>
@@ -45261,20 +45622,20 @@
       <w:r>
         <w:drawing>
           <wp:inline>
-            <wp:extent cx="4267200" cy="3698047"/>
+            <wp:extent cx="4216400" cy="3654023"/>
             <wp:effectExtent b="0" l="0" r="0" t="0"/>
-            <wp:docPr descr="" title="" id="52" name="Picture"/>
+            <wp:docPr descr="" title="" id="67" name="Picture"/>
             <a:graphic>
               <a:graphicData uri="http://schemas.openxmlformats.org/drawingml/2006/picture">
                 <pic:pic>
                   <pic:nvPicPr>
-                    <pic:cNvPr descr="figures/appendix-system/整体架构.png" id="53" name="Picture"/>
+                    <pic:cNvPr descr="figures/appendix-system/整体架构.png" id="68" name="Picture"/>
                     <pic:cNvPicPr>
                       <a:picLocks noChangeArrowheads="1" noChangeAspect="1"/>
                     </pic:cNvPicPr>
                   </pic:nvPicPr>
                   <pic:blipFill>
-                    <a:blip r:embed="rId51"/>
+                    <a:blip r:embed="rId66"/>
                     <a:stretch>
                       <a:fillRect/>
                     </a:stretch>
@@ -45282,7 +45643,7 @@
                   <pic:spPr bwMode="auto">
                     <a:xfrm>
                       <a:off x="0" y="0"/>
-                      <a:ext cx="4267200" cy="3698047"/>
+                      <a:ext cx="4216400" cy="3654023"/>
                     </a:xfrm>
                     <a:prstGeom prst="rect">
                       <a:avLst/>
@@ -45312,11 +45673,11 @@
         <w:t xml:space="preserve">系统架构</w:t>
       </w:r>
     </w:p>
-    <w:bookmarkEnd w:id="54"/>
-    <w:bookmarkStart w:id="55" w:name="总体架构设计"/>
+    <w:bookmarkEnd w:id="69"/>
+    <w:bookmarkStart w:id="70" w:name="总体架构设计"/>
     <w:p>
       <w:pPr>
-        <w:pStyle w:val="Heading3"/>
+        <w:pStyle w:val="4"/>
       </w:pPr>
       <w:r>
         <w:rPr>
@@ -45359,7 +45720,7 @@
       <w:hyperlink w:anchor="fig:system-architecture">
         <w:r>
           <w:rPr>
-            <w:rStyle w:val="Hyperlink"/>
+            <w:rStyle w:val="22"/>
           </w:rPr>
           <w:t xml:space="preserve">8.1</w:t>
         </w:r>
@@ -45398,11 +45759,11 @@
         <w:t xml:space="preserve">分布式训练则通过容器化部署实现计算资源的弹性扩展和并行训练能力的提升。</w:t>
       </w:r>
     </w:p>
-    <w:bookmarkEnd w:id="55"/>
-    <w:bookmarkStart w:id="56" w:name="中央控制节点"/>
+    <w:bookmarkEnd w:id="70"/>
+    <w:bookmarkStart w:id="71" w:name="中央控制节点"/>
     <w:p>
       <w:pPr>
-        <w:pStyle w:val="Heading3"/>
+        <w:pStyle w:val="4"/>
       </w:pPr>
       <w:r>
         <w:rPr>
@@ -45494,11 +45855,11 @@
         <w:t xml:space="preserve">确保系统的稳定性和可靠性。</w:t>
       </w:r>
     </w:p>
-    <w:bookmarkEnd w:id="56"/>
-    <w:bookmarkStart w:id="57" w:name="系统组件"/>
+    <w:bookmarkEnd w:id="71"/>
+    <w:bookmarkStart w:id="72" w:name="系统组件"/>
     <w:p>
       <w:pPr>
-        <w:pStyle w:val="Heading3"/>
+        <w:pStyle w:val="4"/>
       </w:pPr>
       <w:r>
         <w:rPr>
@@ -45630,11 +45991,11 @@
         <w:t xml:space="preserve">训练节点能够访问中央节点的redis缓存，获取标准化后的因子数据，使用rsync协议，向中央节点回传训练结果。</w:t>
       </w:r>
     </w:p>
-    <w:bookmarkEnd w:id="57"/>
-    <w:bookmarkStart w:id="62" w:name="系统工作流程"/>
+    <w:bookmarkEnd w:id="72"/>
+    <w:bookmarkStart w:id="77" w:name="系统工作流程"/>
     <w:p>
       <w:pPr>
-        <w:pStyle w:val="Heading3"/>
+        <w:pStyle w:val="4"/>
       </w:pPr>
       <w:r>
         <w:rPr>
@@ -45643,7 +46004,7 @@
         <w:t xml:space="preserve">系统工作流程</w:t>
       </w:r>
     </w:p>
-    <w:bookmarkStart w:id="61" w:name="fig:system-workflow"/>
+    <w:bookmarkStart w:id="76" w:name="fig:system-workflow"/>
     <w:p>
       <w:pPr>
         <w:pStyle w:val="CaptionedFigure"/>
@@ -45651,20 +46012,20 @@
       <w:r>
         <w:drawing>
           <wp:inline>
-            <wp:extent cx="2667000" cy="7221104"/>
+            <wp:extent cx="2635250" cy="7135139"/>
             <wp:effectExtent b="0" l="0" r="0" t="0"/>
-            <wp:docPr descr="" title="" id="59" name="Picture"/>
+            <wp:docPr descr="" title="" id="74" name="Picture"/>
             <a:graphic>
               <a:graphicData uri="http://schemas.openxmlformats.org/drawingml/2006/picture">
                 <pic:pic>
                   <pic:nvPicPr>
-                    <pic:cNvPr descr="figures/appendix-system/训练流程.png" id="60" name="Picture"/>
+                    <pic:cNvPr descr="figures/appendix-system/训练流程.png" id="75" name="Picture"/>
                     <pic:cNvPicPr>
                       <a:picLocks noChangeArrowheads="1" noChangeAspect="1"/>
                     </pic:cNvPicPr>
                   </pic:nvPicPr>
                   <pic:blipFill>
-                    <a:blip r:embed="rId58"/>
+                    <a:blip r:embed="rId73"/>
                     <a:stretch>
                       <a:fillRect/>
                     </a:stretch>
@@ -45672,7 +46033,7 @@
                   <pic:spPr bwMode="auto">
                     <a:xfrm>
                       <a:off x="0" y="0"/>
-                      <a:ext cx="2667000" cy="7221104"/>
+                      <a:ext cx="2635250" cy="7135139"/>
                     </a:xfrm>
                     <a:prstGeom prst="rect">
                       <a:avLst/>
@@ -45702,7 +46063,7 @@
         <w:t xml:space="preserve">工作流程</w:t>
       </w:r>
     </w:p>
-    <w:bookmarkEnd w:id="61"/>
+    <w:bookmarkEnd w:id="76"/>
     <w:p>
       <w:pPr>
         <w:pStyle w:val="BodyText"/>
@@ -45719,7 +46080,7 @@
       <w:hyperlink w:anchor="fig:system-workflow">
         <w:r>
           <w:rPr>
-            <w:rStyle w:val="Hyperlink"/>
+            <w:rStyle w:val="22"/>
           </w:rPr>
           <w:t xml:space="preserve">8.2</w:t>
         </w:r>
@@ -45758,12 +46119,12 @@
         <w:t xml:space="preserve">节点启动后，不断获取redis缓存中的标准化因子数据，进行训练，并回传训练结果到中央节点。</w:t>
       </w:r>
     </w:p>
-    <w:bookmarkEnd w:id="62"/>
-    <w:bookmarkEnd w:id="63"/>
-    <w:bookmarkStart w:id="70" w:name="数据流水线"/>
+    <w:bookmarkEnd w:id="77"/>
+    <w:bookmarkEnd w:id="78"/>
+    <w:bookmarkStart w:id="85" w:name="数据流水线"/>
     <w:p>
       <w:pPr>
-        <w:pStyle w:val="Heading2"/>
+        <w:pStyle w:val="3"/>
       </w:pPr>
       <w:r>
         <w:rPr>
@@ -45830,10 +46191,10 @@
         <w:t xml:space="preserve">实现预加载机制，保证训练过程的数据连续供应，避免训练节点受阻塞。</w:t>
       </w:r>
     </w:p>
-    <w:bookmarkStart w:id="69" w:name="消息流"/>
+    <w:bookmarkStart w:id="84" w:name="消息流"/>
     <w:p>
       <w:pPr>
-        <w:pStyle w:val="Heading3"/>
+        <w:pStyle w:val="4"/>
       </w:pPr>
       <w:r>
         <w:rPr>
@@ -45867,7 +46228,7 @@
       <w:hyperlink w:anchor="fig:data-pipeline">
         <w:r>
           <w:rPr>
-            <w:rStyle w:val="Hyperlink"/>
+            <w:rStyle w:val="22"/>
           </w:rPr>
           <w:t xml:space="preserve">8.3</w:t>
         </w:r>
@@ -45879,7 +46240,7 @@
         <w:t xml:space="preserve">所示。</w:t>
       </w:r>
     </w:p>
-    <w:bookmarkStart w:id="67" w:name="fig:data-pipeline"/>
+    <w:bookmarkStart w:id="82" w:name="fig:data-pipeline"/>
     <w:p>
       <w:pPr>
         <w:pStyle w:val="CaptionedFigure"/>
@@ -45887,20 +46248,20 @@
       <w:r>
         <w:drawing>
           <wp:inline>
-            <wp:extent cx="2667000" cy="1920604"/>
+            <wp:extent cx="2635250" cy="1897739"/>
             <wp:effectExtent b="0" l="0" r="0" t="0"/>
-            <wp:docPr descr="" title="" id="65" name="Picture"/>
+            <wp:docPr descr="" title="" id="80" name="Picture"/>
             <a:graphic>
               <a:graphicData uri="http://schemas.openxmlformats.org/drawingml/2006/picture">
                 <pic:pic>
                   <pic:nvPicPr>
-                    <pic:cNvPr descr="figures/appendix-system/数据流水线.png" id="66" name="Picture"/>
+                    <pic:cNvPr descr="figures/appendix-system/数据流水线.png" id="81" name="Picture"/>
                     <pic:cNvPicPr>
                       <a:picLocks noChangeArrowheads="1" noChangeAspect="1"/>
                     </pic:cNvPicPr>
                   </pic:nvPicPr>
                   <pic:blipFill>
-                    <a:blip r:embed="rId64"/>
+                    <a:blip r:embed="rId79"/>
                     <a:stretch>
                       <a:fillRect/>
                     </a:stretch>
@@ -45908,7 +46269,7 @@
                   <pic:spPr bwMode="auto">
                     <a:xfrm>
                       <a:off x="0" y="0"/>
-                      <a:ext cx="2667000" cy="1920604"/>
+                      <a:ext cx="2635250" cy="1897739"/>
                     </a:xfrm>
                     <a:prstGeom prst="rect">
                       <a:avLst/>
@@ -45938,7 +46299,7 @@
         <w:t xml:space="preserve">数据流水线工作流程</w:t>
       </w:r>
     </w:p>
-    <w:bookmarkEnd w:id="67"/>
+    <w:bookmarkEnd w:id="82"/>
     <w:p>
       <w:pPr>
         <w:pStyle w:val="BodyText"/>
@@ -45950,7 +46311,7 @@
         <w:t xml:space="preserve">其中，各个组件的具体功能为：</w:t>
       </w:r>
     </w:p>
-    <w:bookmarkStart w:id="68" w:name="tab:pipeline-components-detail"/>
+    <w:bookmarkStart w:id="83" w:name="tab:pipeline-components-detail"/>
     <w:p>
       <w:pPr>
         <w:pStyle w:val="TableCaption"/>
@@ -46223,7 +46584,7 @@
         </w:tc>
       </w:tr>
     </w:tbl>
-    <w:bookmarkEnd w:id="68"/>
+    <w:bookmarkEnd w:id="83"/>
     <w:p>
       <w:pPr>
         <w:pStyle w:val="BodyText"/>
@@ -46527,12 +46888,12 @@
         <w:t xml:space="preserve">形成持续的数据供应循环，确保训练过程的连续性。</w:t>
       </w:r>
     </w:p>
-    <w:bookmarkEnd w:id="69"/>
-    <w:bookmarkEnd w:id="70"/>
-    <w:bookmarkStart w:id="74" w:name="训练节点"/>
+    <w:bookmarkEnd w:id="84"/>
+    <w:bookmarkEnd w:id="85"/>
+    <w:bookmarkStart w:id="163" w:name="训练节点"/>
     <w:p>
       <w:pPr>
-        <w:pStyle w:val="Heading2"/>
+        <w:pStyle w:val="3"/>
       </w:pPr>
       <w:r>
         <w:rPr>
@@ -46541,10 +46902,10 @@
         <w:t xml:space="preserve">训练节点</w:t>
       </w:r>
     </w:p>
-    <w:bookmarkStart w:id="71" w:name="容器化部署环境"/>
+    <w:bookmarkStart w:id="86" w:name="容器化部署环境"/>
     <w:p>
       <w:pPr>
-        <w:pStyle w:val="Heading3"/>
+        <w:pStyle w:val="4"/>
       </w:pPr>
       <w:r>
         <w:rPr>
@@ -46725,11 +47086,11 @@
         <w:t xml:space="preserve">接收停止控制信号后，容器会停止训练进程。</w:t>
       </w:r>
     </w:p>
-    <w:bookmarkEnd w:id="71"/>
-    <w:bookmarkStart w:id="73" w:name="训练进程"/>
+    <w:bookmarkEnd w:id="86"/>
+    <w:bookmarkStart w:id="162" w:name="训练进程"/>
     <w:p>
       <w:pPr>
-        <w:pStyle w:val="Heading3"/>
+        <w:pStyle w:val="4"/>
       </w:pPr>
       <w:r>
         <w:rPr>
@@ -46760,7 +47121,7 @@
         <w:t xml:space="preserve">训练进程包括三个主要模块：</w:t>
       </w:r>
     </w:p>
-    <w:bookmarkStart w:id="72" w:name="tab:worker-modules-detail"/>
+    <w:bookmarkStart w:id="87" w:name="tab:worker-modules-detail"/>
     <w:p>
       <w:pPr>
         <w:pStyle w:val="TableCaption"/>
@@ -46919,7 +47280,7 @@
         </w:tc>
       </w:tr>
     </w:tbl>
-    <w:bookmarkEnd w:id="72"/>
+    <w:bookmarkEnd w:id="87"/>
     <w:p>
       <w:pPr>
         <w:pStyle w:val="BodyText"/>
@@ -47017,13 +47378,2219 @@
         <w:t xml:space="preserve"> </w:t>
       </w:r>
     </w:p>
-    <w:bookmarkEnd w:id="73"/>
-    <w:bookmarkEnd w:id="74"/>
-    <w:bookmarkEnd w:id="75"/>
+    <w:bookmarkStart w:id="161" w:name="refs"/>
+    <w:bookmarkStart w:id="89" w:name="ref-ahmed2022artificial"/>
+    <w:p>
+      <w:pPr>
+        <w:pStyle w:val="Bibliography"/>
+      </w:pPr>
+      <w:r>
+        <w:t xml:space="preserve">Ahmed, Shamima, Muneer M. Alshater, Anis El Ammari, and Helmi Hammami. 2022.</w:t>
+      </w:r>
+      <w:r>
+        <w:t xml:space="preserve"> </w:t>
+      </w:r>
+      <w:r>
+        <w:t xml:space="preserve">“Artificial Intelligence and Machine Learning in Finance: A Bibliometric Review.”</w:t>
+      </w:r>
+      <w:r>
+        <w:t xml:space="preserve"> </w:t>
+      </w:r>
+      <w:r>
+        <w:rPr>
+          <w:i/>
+          <w:iCs/>
+        </w:rPr>
+        <w:t xml:space="preserve">Research in International Business and Finance</w:t>
+      </w:r>
+      <w:r>
+        <w:t xml:space="preserve"> </w:t>
+      </w:r>
+      <w:r>
+        <w:t xml:space="preserve">61: 101646.</w:t>
+      </w:r>
+      <w:r>
+        <w:t xml:space="preserve"> </w:t>
+      </w:r>
+      <w:hyperlink r:id="rId88">
+        <w:r>
+          <w:rPr>
+            <w:rStyle w:val="22"/>
+          </w:rPr>
+          <w:t xml:space="preserve">https://doi.org/10.1016/j.ribaf.2022.101646</w:t>
+        </w:r>
+      </w:hyperlink>
+      <w:r>
+        <w:t xml:space="preserve">.</w:t>
+      </w:r>
+    </w:p>
+    <w:bookmarkEnd w:id="89"/>
+    <w:bookmarkStart w:id="91" w:name="ref-anderson2005heterogeneous"/>
+    <w:p>
+      <w:pPr>
+        <w:pStyle w:val="Bibliography"/>
+      </w:pPr>
+      <w:r>
+        <w:t xml:space="preserve">Anderson, E. W., E. Ghysels, and J. L. Juergens. 2005.</w:t>
+      </w:r>
+      <w:r>
+        <w:t xml:space="preserve"> </w:t>
+      </w:r>
+      <w:r>
+        <w:t xml:space="preserve">“Do Heterogeneous Beliefs Matter for Asset Pricing?”</w:t>
+      </w:r>
+      <w:r>
+        <w:t xml:space="preserve"> </w:t>
+      </w:r>
+      <w:r>
+        <w:rPr>
+          <w:i/>
+          <w:iCs/>
+        </w:rPr>
+        <w:t xml:space="preserve">The Review of Financial Studies</w:t>
+      </w:r>
+      <w:r>
+        <w:t xml:space="preserve"> </w:t>
+      </w:r>
+      <w:r>
+        <w:t xml:space="preserve">18 (3): 875–924.</w:t>
+      </w:r>
+      <w:r>
+        <w:t xml:space="preserve"> </w:t>
+      </w:r>
+      <w:hyperlink r:id="rId90">
+        <w:r>
+          <w:rPr>
+            <w:rStyle w:val="22"/>
+          </w:rPr>
+          <w:t xml:space="preserve">https://doi.org/10.1093/rfs/hhi017</w:t>
+        </w:r>
+      </w:hyperlink>
+      <w:r>
+        <w:t xml:space="preserve">.</w:t>
+      </w:r>
+    </w:p>
+    <w:bookmarkEnd w:id="91"/>
+    <w:bookmarkStart w:id="93" w:name="ref-bai2025review"/>
+    <w:p>
+      <w:pPr>
+        <w:pStyle w:val="Bibliography"/>
+      </w:pPr>
+      <w:r>
+        <w:t xml:space="preserve">Bai, Yahui, Yuhe Gao, Runzhe Wan, Sheng Zhang, and Rui Song. 2025.</w:t>
+      </w:r>
+      <w:r>
+        <w:t xml:space="preserve"> </w:t>
+      </w:r>
+      <w:r>
+        <w:t xml:space="preserve">“A Review of Reinforcement Learning in Financial Applications.”</w:t>
+      </w:r>
+      <w:r>
+        <w:t xml:space="preserve"> </w:t>
+      </w:r>
+      <w:r>
+        <w:rPr>
+          <w:i/>
+          <w:iCs/>
+        </w:rPr>
+        <w:t xml:space="preserve">Annual Review of Statistics and Its Application</w:t>
+      </w:r>
+      <w:r>
+        <w:t xml:space="preserve"> </w:t>
+      </w:r>
+      <w:r>
+        <w:t xml:space="preserve">12: 209–32.</w:t>
+      </w:r>
+      <w:r>
+        <w:t xml:space="preserve"> </w:t>
+      </w:r>
+      <w:hyperlink r:id="rId92">
+        <w:r>
+          <w:rPr>
+            <w:rStyle w:val="22"/>
+          </w:rPr>
+          <w:t xml:space="preserve">https://doi.org/10.1146/annurev-statistics-112723-034423</w:t>
+        </w:r>
+      </w:hyperlink>
+      <w:r>
+        <w:t xml:space="preserve">.</w:t>
+      </w:r>
+    </w:p>
+    <w:bookmarkEnd w:id="93"/>
+    <w:bookmarkStart w:id="94" w:name="ref-bali2023machine"/>
+    <w:p>
+      <w:pPr>
+        <w:pStyle w:val="Bibliography"/>
+      </w:pPr>
+      <w:r>
+        <w:t xml:space="preserve">Bali, Turan G, Bryan T Kelly, Maximilian Mörke, and Jewel Rahman. 2023.</w:t>
+      </w:r>
+      <w:r>
+        <w:t xml:space="preserve"> </w:t>
+      </w:r>
+      <w:r>
+        <w:rPr>
+          <w:i/>
+          <w:iCs/>
+        </w:rPr>
+        <w:t xml:space="preserve">Machine Forecast Disagreement</w:t>
+      </w:r>
+      <w:r>
+        <w:t xml:space="preserve">. Working Paper. no. w31583.</w:t>
+      </w:r>
+    </w:p>
+    <w:bookmarkEnd w:id="94"/>
+    <w:bookmarkStart w:id="95" w:name="ref-banerjee2011learning"/>
+    <w:p>
+      <w:pPr>
+        <w:pStyle w:val="Bibliography"/>
+      </w:pPr>
+      <w:r>
+        <w:t xml:space="preserve">Banerjee, Sudipto. 2011.</w:t>
+      </w:r>
+      <w:r>
+        <w:t xml:space="preserve"> </w:t>
+      </w:r>
+      <w:r>
+        <w:t xml:space="preserve">“Learning from Prices and the Dispersion in Beliefs.”</w:t>
+      </w:r>
+      <w:r>
+        <w:t xml:space="preserve"> </w:t>
+      </w:r>
+      <w:r>
+        <w:rPr>
+          <w:i/>
+          <w:iCs/>
+        </w:rPr>
+        <w:t xml:space="preserve">The Review of Financial Studies</w:t>
+      </w:r>
+      <w:r>
+        <w:t xml:space="preserve"> </w:t>
+      </w:r>
+      <w:r>
+        <w:t xml:space="preserve">24 (9): 3025–68.</w:t>
+      </w:r>
+    </w:p>
+    <w:bookmarkEnd w:id="95"/>
+    <w:bookmarkStart w:id="96" w:name="ref-boehme2006short"/>
+    <w:p>
+      <w:pPr>
+        <w:pStyle w:val="Bibliography"/>
+      </w:pPr>
+      <w:r>
+        <w:t xml:space="preserve">Boehme, Rodney D, Brent R Danielsen, and Sorin M Sorescu. 2006.</w:t>
+      </w:r>
+      <w:r>
+        <w:t xml:space="preserve"> </w:t>
+      </w:r>
+      <w:r>
+        <w:t xml:space="preserve">“Short-Sale Constraints, Differences of Opinion, and Overvaluation.”</w:t>
+      </w:r>
+      <w:r>
+        <w:t xml:space="preserve"> </w:t>
+      </w:r>
+      <w:r>
+        <w:rPr>
+          <w:i/>
+          <w:iCs/>
+        </w:rPr>
+        <w:t xml:space="preserve">Journal of Financial and Quantitative Analysis</w:t>
+      </w:r>
+      <w:r>
+        <w:t xml:space="preserve"> </w:t>
+      </w:r>
+      <w:r>
+        <w:t xml:space="preserve">41 (2): 455–87.</w:t>
+      </w:r>
+    </w:p>
+    <w:bookmarkEnd w:id="96"/>
+    <w:bookmarkStart w:id="97" w:name="ref-breiman2001random"/>
+    <w:p>
+      <w:pPr>
+        <w:pStyle w:val="Bibliography"/>
+      </w:pPr>
+      <w:r>
+        <w:t xml:space="preserve">Breiman, Leo. 2001.</w:t>
+      </w:r>
+      <w:r>
+        <w:t xml:space="preserve"> </w:t>
+      </w:r>
+      <w:r>
+        <w:t xml:space="preserve">“Random Forests.”</w:t>
+      </w:r>
+      <w:r>
+        <w:t xml:space="preserve"> </w:t>
+      </w:r>
+      <w:r>
+        <w:rPr>
+          <w:i/>
+          <w:iCs/>
+        </w:rPr>
+        <w:t xml:space="preserve">Machine Learning</w:t>
+      </w:r>
+      <w:r>
+        <w:t xml:space="preserve"> </w:t>
+      </w:r>
+      <w:r>
+        <w:t xml:space="preserve">45 (1): 5–32.</w:t>
+      </w:r>
+    </w:p>
+    <w:bookmarkEnd w:id="97"/>
+    <w:bookmarkStart w:id="98" w:name="ref-daniel1998investor"/>
+    <w:p>
+      <w:pPr>
+        <w:pStyle w:val="Bibliography"/>
+      </w:pPr>
+      <w:r>
+        <w:t xml:space="preserve">Daniel, Kent, David Hirshleifer, and Avanidhar Subrahmanyam. 1998.</w:t>
+      </w:r>
+      <w:r>
+        <w:t xml:space="preserve"> </w:t>
+      </w:r>
+      <w:r>
+        <w:t xml:space="preserve">“Investor Psychology and Security Market Under- and Overreactions.”</w:t>
+      </w:r>
+      <w:r>
+        <w:t xml:space="preserve"> </w:t>
+      </w:r>
+      <w:r>
+        <w:rPr>
+          <w:i/>
+          <w:iCs/>
+        </w:rPr>
+        <w:t xml:space="preserve">The Journal of Finance</w:t>
+      </w:r>
+      <w:r>
+        <w:t xml:space="preserve"> </w:t>
+      </w:r>
+      <w:r>
+        <w:t xml:space="preserve">53 (6): 1839–85.</w:t>
+      </w:r>
+    </w:p>
+    <w:bookmarkEnd w:id="98"/>
+    <w:bookmarkStart w:id="100" w:name="ref-diether2002differences"/>
+    <w:p>
+      <w:pPr>
+        <w:pStyle w:val="Bibliography"/>
+      </w:pPr>
+      <w:r>
+        <w:t xml:space="preserve">Diether, K. B., C. J. Malloy, and A. Scherbina. 2002.</w:t>
+      </w:r>
+      <w:r>
+        <w:t xml:space="preserve"> </w:t>
+      </w:r>
+      <w:r>
+        <w:t xml:space="preserve">“Differences of Opinion and the Cross Section of Stock Returns.”</w:t>
+      </w:r>
+      <w:r>
+        <w:t xml:space="preserve"> </w:t>
+      </w:r>
+      <w:r>
+        <w:rPr>
+          <w:i/>
+          <w:iCs/>
+        </w:rPr>
+        <w:t xml:space="preserve">The Journal of Finance</w:t>
+      </w:r>
+      <w:r>
+        <w:t xml:space="preserve"> </w:t>
+      </w:r>
+      <w:r>
+        <w:t xml:space="preserve">57 (5): 2113–41.</w:t>
+      </w:r>
+      <w:r>
+        <w:t xml:space="preserve"> </w:t>
+      </w:r>
+      <w:hyperlink r:id="rId99">
+        <w:r>
+          <w:rPr>
+            <w:rStyle w:val="22"/>
+          </w:rPr>
+          <w:t xml:space="preserve">https://doi.org/10.1111/1540-6261.00497</w:t>
+        </w:r>
+      </w:hyperlink>
+      <w:r>
+        <w:t xml:space="preserve">.</w:t>
+      </w:r>
+    </w:p>
+    <w:bookmarkEnd w:id="100"/>
+    <w:bookmarkStart w:id="101" w:name="ref-fama1992cross"/>
+    <w:p>
+      <w:pPr>
+        <w:pStyle w:val="Bibliography"/>
+      </w:pPr>
+      <w:r>
+        <w:t xml:space="preserve">Fama, Eugene F., and Kenneth R. French. 1992.</w:t>
+      </w:r>
+      <w:r>
+        <w:t xml:space="preserve"> </w:t>
+      </w:r>
+      <w:r>
+        <w:t xml:space="preserve">“The Cross-Section of Expected Stock Returns.”</w:t>
+      </w:r>
+      <w:r>
+        <w:t xml:space="preserve"> </w:t>
+      </w:r>
+      <w:r>
+        <w:rPr>
+          <w:i/>
+          <w:iCs/>
+        </w:rPr>
+        <w:t xml:space="preserve">The Journal of Finance</w:t>
+      </w:r>
+      <w:r>
+        <w:t xml:space="preserve"> </w:t>
+      </w:r>
+      <w:r>
+        <w:t xml:space="preserve">47 (2): 427–65.</w:t>
+      </w:r>
+    </w:p>
+    <w:bookmarkEnd w:id="101"/>
+    <w:bookmarkStart w:id="102" w:name="ref-greenwood2014expectations"/>
+    <w:p>
+      <w:pPr>
+        <w:pStyle w:val="Bibliography"/>
+      </w:pPr>
+      <w:r>
+        <w:t xml:space="preserve">Greenwood, Robin, and Andrei Shleifer. 2014.</w:t>
+      </w:r>
+      <w:r>
+        <w:t xml:space="preserve"> </w:t>
+      </w:r>
+      <w:r>
+        <w:t xml:space="preserve">“Expectations of Returns and Expected Returns.”</w:t>
+      </w:r>
+      <w:r>
+        <w:t xml:space="preserve"> </w:t>
+      </w:r>
+      <w:r>
+        <w:rPr>
+          <w:i/>
+          <w:iCs/>
+        </w:rPr>
+        <w:t xml:space="preserve">The Review of Financial Studies</w:t>
+      </w:r>
+      <w:r>
+        <w:t xml:space="preserve"> </w:t>
+      </w:r>
+      <w:r>
+        <w:t xml:space="preserve">27 (3): 714–46.</w:t>
+      </w:r>
+    </w:p>
+    <w:bookmarkEnd w:id="102"/>
+    <w:bookmarkStart w:id="103" w:name="ref-gu2020machine"/>
+    <w:p>
+      <w:pPr>
+        <w:pStyle w:val="Bibliography"/>
+      </w:pPr>
+      <w:r>
+        <w:t xml:space="preserve">Gu, Shihao, Bryan T. Kelly, and Dacheng Xiu. 2020.</w:t>
+      </w:r>
+      <w:r>
+        <w:t xml:space="preserve"> </w:t>
+      </w:r>
+      <w:r>
+        <w:t xml:space="preserve">“Empirical Asset Pricing via Machine Learning.”</w:t>
+      </w:r>
+      <w:r>
+        <w:t xml:space="preserve"> </w:t>
+      </w:r>
+      <w:r>
+        <w:rPr>
+          <w:i/>
+          <w:iCs/>
+        </w:rPr>
+        <w:t xml:space="preserve">The Review of Financial Studies</w:t>
+      </w:r>
+      <w:r>
+        <w:t xml:space="preserve"> </w:t>
+      </w:r>
+      <w:r>
+        <w:t xml:space="preserve">33 (5): 2223–73.</w:t>
+      </w:r>
+    </w:p>
+    <w:bookmarkEnd w:id="103"/>
+    <w:bookmarkStart w:id="105" w:name="ref-henning2025llm"/>
+    <w:p>
+      <w:pPr>
+        <w:pStyle w:val="Bibliography"/>
+      </w:pPr>
+      <w:r>
+        <w:t xml:space="preserve">Henning, Thomas, Siddhartha M. Ojha, Ross Spoon, Jiatong Han, and Colin F. Camerer. 2025.</w:t>
+      </w:r>
+      <w:r>
+        <w:t xml:space="preserve"> </w:t>
+      </w:r>
+      <w:r>
+        <w:rPr>
+          <w:i/>
+          <w:iCs/>
+        </w:rPr>
+        <w:t xml:space="preserve">LLM Agents Do Not Replicate Human Market Traders: Evidence from Experimental Finance</w:t>
+      </w:r>
+      <w:r>
+        <w:t xml:space="preserve">. arXiv:2502.15800. arXiv.</w:t>
+      </w:r>
+      <w:r>
+        <w:t xml:space="preserve"> </w:t>
+      </w:r>
+      <w:hyperlink r:id="rId104">
+        <w:r>
+          <w:rPr>
+            <w:rStyle w:val="22"/>
+          </w:rPr>
+          <w:t xml:space="preserve">https://doi.org/10.48550/arXiv.2502.15800</w:t>
+        </w:r>
+      </w:hyperlink>
+      <w:r>
+        <w:t xml:space="preserve">.</w:t>
+      </w:r>
+    </w:p>
+    <w:bookmarkEnd w:id="105"/>
+    <w:bookmarkStart w:id="106" w:name="ref-hong2016speculative"/>
+    <w:p>
+      <w:pPr>
+        <w:pStyle w:val="Bibliography"/>
+      </w:pPr>
+      <w:r>
+        <w:t xml:space="preserve">Hong, Harrison, and David A Sraer. 2016.</w:t>
+      </w:r>
+      <w:r>
+        <w:t xml:space="preserve"> </w:t>
+      </w:r>
+      <w:r>
+        <w:t xml:space="preserve">“Speculative Betas.”</w:t>
+      </w:r>
+      <w:r>
+        <w:t xml:space="preserve"> </w:t>
+      </w:r>
+      <w:r>
+        <w:rPr>
+          <w:i/>
+          <w:iCs/>
+        </w:rPr>
+        <w:t xml:space="preserve">The Journal of Finance</w:t>
+      </w:r>
+      <w:r>
+        <w:t xml:space="preserve"> </w:t>
+      </w:r>
+      <w:r>
+        <w:t xml:space="preserve">71 (5): 2095–141.</w:t>
+      </w:r>
+    </w:p>
+    <w:bookmarkEnd w:id="106"/>
+    <w:bookmarkStart w:id="107" w:name="ref-hong2007disagreement"/>
+    <w:p>
+      <w:pPr>
+        <w:pStyle w:val="Bibliography"/>
+      </w:pPr>
+      <w:r>
+        <w:t xml:space="preserve">Hong, H., and J. C. Stein. 2007.</w:t>
+      </w:r>
+      <w:r>
+        <w:t xml:space="preserve"> </w:t>
+      </w:r>
+      <w:r>
+        <w:t xml:space="preserve">“Disagreement and the Stock Market.”</w:t>
+      </w:r>
+      <w:r>
+        <w:t xml:space="preserve"> </w:t>
+      </w:r>
+      <w:r>
+        <w:rPr>
+          <w:i/>
+          <w:iCs/>
+        </w:rPr>
+        <w:t xml:space="preserve">Journal of Economic Perspectives</w:t>
+      </w:r>
+      <w:r>
+        <w:t xml:space="preserve"> </w:t>
+      </w:r>
+      <w:r>
+        <w:t xml:space="preserve">21 (2): 109–28.</w:t>
+      </w:r>
+    </w:p>
+    <w:bookmarkEnd w:id="107"/>
+    <w:bookmarkStart w:id="108" w:name="ref-hornik1989multilayer"/>
+    <w:p>
+      <w:pPr>
+        <w:pStyle w:val="Bibliography"/>
+      </w:pPr>
+      <w:r>
+        <w:t xml:space="preserve">Hornik, Kurt, Maxwell Stinchcombe, and Halbert White. 1989.</w:t>
+      </w:r>
+      <w:r>
+        <w:t xml:space="preserve"> </w:t>
+      </w:r>
+      <w:r>
+        <w:t xml:space="preserve">“Multilayer Feedforward Networks Are Universal Approximators.”</w:t>
+      </w:r>
+      <w:r>
+        <w:t xml:space="preserve"> </w:t>
+      </w:r>
+      <w:r>
+        <w:rPr>
+          <w:i/>
+          <w:iCs/>
+        </w:rPr>
+        <w:t xml:space="preserve">Neural Networks</w:t>
+      </w:r>
+      <w:r>
+        <w:t xml:space="preserve"> </w:t>
+      </w:r>
+      <w:r>
+        <w:t xml:space="preserve">2 (5): 359–66.</w:t>
+      </w:r>
+    </w:p>
+    <w:bookmarkEnd w:id="108"/>
+    <w:bookmarkStart w:id="110" w:name="ref-jiang2023dynamic"/>
+    <w:p>
+      <w:pPr>
+        <w:pStyle w:val="Bibliography"/>
+      </w:pPr>
+      <w:r>
+        <w:t xml:space="preserve">Jiang, Lili, Huawei Niu, Hui Wang, Yifeng Wang, and Aihua Tong. 2023.</w:t>
+      </w:r>
+      <w:r>
+        <w:t xml:space="preserve"> </w:t>
+      </w:r>
+      <w:r>
+        <w:t xml:space="preserve">“Dynamic Implied Risk Aversion Term Structure: An Empirical Analysis Based on Shanghai Stock Exchange 50 ETF Option.”</w:t>
+      </w:r>
+      <w:r>
+        <w:t xml:space="preserve"> </w:t>
+      </w:r>
+      <w:r>
+        <w:rPr>
+          <w:i/>
+          <w:iCs/>
+        </w:rPr>
+        <w:t xml:space="preserve">Mathematical Problems in Engineering</w:t>
+      </w:r>
+      <w:r>
+        <w:t xml:space="preserve"> </w:t>
+      </w:r>
+      <w:r>
+        <w:t xml:space="preserve">2023: 9917375.</w:t>
+      </w:r>
+      <w:r>
+        <w:t xml:space="preserve"> </w:t>
+      </w:r>
+      <w:hyperlink r:id="rId109">
+        <w:r>
+          <w:rPr>
+            <w:rStyle w:val="22"/>
+          </w:rPr>
+          <w:t xml:space="preserve">https://doi.org/10.1155/2023/9917375</w:t>
+        </w:r>
+      </w:hyperlink>
+      <w:r>
+        <w:t xml:space="preserve">.</w:t>
+      </w:r>
+    </w:p>
+    <w:bookmarkEnd w:id="110"/>
+    <w:bookmarkStart w:id="112" w:name="ref-jiang2017deep"/>
+    <w:p>
+      <w:pPr>
+        <w:pStyle w:val="Bibliography"/>
+      </w:pPr>
+      <w:r>
+        <w:t xml:space="preserve">Jiang, Zhengyao, Dixing Xu, and Jinjun Liang. 2017.</w:t>
+      </w:r>
+      <w:r>
+        <w:t xml:space="preserve"> </w:t>
+      </w:r>
+      <w:r>
+        <w:t xml:space="preserve">“A Deep Reinforcement Learning Framework for the Financial Portfolio Management Problem.”</w:t>
+      </w:r>
+      <w:r>
+        <w:t xml:space="preserve"> </w:t>
+      </w:r>
+      <w:r>
+        <w:rPr>
+          <w:i/>
+          <w:iCs/>
+        </w:rPr>
+        <w:t xml:space="preserve">arXiv Preprint arXiv:1706.10059</w:t>
+      </w:r>
+      <w:r>
+        <w:t xml:space="preserve">, ahead of print.</w:t>
+      </w:r>
+      <w:r>
+        <w:t xml:space="preserve"> </w:t>
+      </w:r>
+      <w:hyperlink r:id="rId111">
+        <w:r>
+          <w:rPr>
+            <w:rStyle w:val="22"/>
+          </w:rPr>
+          <w:t xml:space="preserve">https://doi.org/10.48550/arXiv.1706.10059</w:t>
+        </w:r>
+      </w:hyperlink>
+      <w:r>
+        <w:t xml:space="preserve">.</w:t>
+      </w:r>
+    </w:p>
+    <w:bookmarkEnd w:id="112"/>
+    <w:bookmarkStart w:id="114" w:name="ref-johnson2004forecast"/>
+    <w:p>
+      <w:pPr>
+        <w:pStyle w:val="Bibliography"/>
+      </w:pPr>
+      <w:r>
+        <w:t xml:space="preserve">Johnson, Timothy C. 2004.</w:t>
+      </w:r>
+      <w:r>
+        <w:t xml:space="preserve"> </w:t>
+      </w:r>
+      <w:r>
+        <w:t xml:space="preserve">“Forecast Dispersion and the Cross Section of Expected Returns.”</w:t>
+      </w:r>
+      <w:r>
+        <w:t xml:space="preserve"> </w:t>
+      </w:r>
+      <w:r>
+        <w:rPr>
+          <w:i/>
+          <w:iCs/>
+        </w:rPr>
+        <w:t xml:space="preserve">The Journal of Finance</w:t>
+      </w:r>
+      <w:r>
+        <w:t xml:space="preserve"> </w:t>
+      </w:r>
+      <w:r>
+        <w:t xml:space="preserve">59 (5): 1957–78.</w:t>
+      </w:r>
+      <w:r>
+        <w:t xml:space="preserve"> </w:t>
+      </w:r>
+      <w:hyperlink r:id="rId113">
+        <w:r>
+          <w:rPr>
+            <w:rStyle w:val="22"/>
+          </w:rPr>
+          <w:t xml:space="preserve">https://doi.org/10.1111/j.1540-6261.2004.00691.x</w:t>
+        </w:r>
+      </w:hyperlink>
+      <w:r>
+        <w:t xml:space="preserve">.</w:t>
+      </w:r>
+    </w:p>
+    <w:bookmarkEnd w:id="114"/>
+    <w:bookmarkStart w:id="115" w:name="ref-jones2025retail"/>
+    <w:p>
+      <w:pPr>
+        <w:pStyle w:val="Bibliography"/>
+      </w:pPr>
+      <w:r>
+        <w:t xml:space="preserve">Jones, C. M., D. Shi, X. Zhang, and X. Zhang. 2025.</w:t>
+      </w:r>
+      <w:r>
+        <w:t xml:space="preserve"> </w:t>
+      </w:r>
+      <w:r>
+        <w:t xml:space="preserve">“Retail Trading and Return Predictability in China.”</w:t>
+      </w:r>
+      <w:r>
+        <w:t xml:space="preserve"> </w:t>
+      </w:r>
+      <w:r>
+        <w:rPr>
+          <w:i/>
+          <w:iCs/>
+        </w:rPr>
+        <w:t xml:space="preserve">Journal of Financial and Quantitative Analysis</w:t>
+      </w:r>
+      <w:r>
+        <w:t xml:space="preserve"> </w:t>
+      </w:r>
+      <w:r>
+        <w:t xml:space="preserve">60 (1): 68–104.</w:t>
+      </w:r>
+    </w:p>
+    <w:bookmarkEnd w:id="115"/>
+    <w:bookmarkStart w:id="117" w:name="ref-kumar2006retail"/>
+    <w:p>
+      <w:pPr>
+        <w:pStyle w:val="Bibliography"/>
+      </w:pPr>
+      <w:r>
+        <w:t xml:space="preserve">Kumar, Alok, and Charles M. C. Lee. 2006.</w:t>
+      </w:r>
+      <w:r>
+        <w:t xml:space="preserve"> </w:t>
+      </w:r>
+      <w:r>
+        <w:t xml:space="preserve">“Retail Investor Sentiment and Return Comovements.”</w:t>
+      </w:r>
+      <w:r>
+        <w:t xml:space="preserve"> </w:t>
+      </w:r>
+      <w:r>
+        <w:rPr>
+          <w:i/>
+          <w:iCs/>
+        </w:rPr>
+        <w:t xml:space="preserve">The Journal of Finance</w:t>
+      </w:r>
+      <w:r>
+        <w:t xml:space="preserve"> </w:t>
+      </w:r>
+      <w:r>
+        <w:t xml:space="preserve">61 (5): 2451–86.</w:t>
+      </w:r>
+      <w:r>
+        <w:t xml:space="preserve"> </w:t>
+      </w:r>
+      <w:hyperlink r:id="rId116">
+        <w:r>
+          <w:rPr>
+            <w:rStyle w:val="22"/>
+          </w:rPr>
+          <w:t xml:space="preserve">https://doi.org/10.1111/j.1540-6261.2006.01063.x</w:t>
+        </w:r>
+      </w:hyperlink>
+      <w:r>
+        <w:t xml:space="preserve">.</w:t>
+      </w:r>
+    </w:p>
+    <w:bookmarkEnd w:id="117"/>
+    <w:bookmarkStart w:id="119" w:name="ref-lemmon2006consumer"/>
+    <w:p>
+      <w:pPr>
+        <w:pStyle w:val="Bibliography"/>
+      </w:pPr>
+      <w:r>
+        <w:t xml:space="preserve">Lemmon, Michael, and Evgenia Portniaguina. 2006.</w:t>
+      </w:r>
+      <w:r>
+        <w:t xml:space="preserve"> </w:t>
+      </w:r>
+      <w:r>
+        <w:t xml:space="preserve">“Consumer Confidence and Asset Prices: Some Empirical Evidence.”</w:t>
+      </w:r>
+      <w:r>
+        <w:t xml:space="preserve"> </w:t>
+      </w:r>
+      <w:r>
+        <w:rPr>
+          <w:i/>
+          <w:iCs/>
+        </w:rPr>
+        <w:t xml:space="preserve">The Review of Financial Studies</w:t>
+      </w:r>
+      <w:r>
+        <w:t xml:space="preserve"> </w:t>
+      </w:r>
+      <w:r>
+        <w:t xml:space="preserve">19 (4): 1499–529.</w:t>
+      </w:r>
+      <w:r>
+        <w:t xml:space="preserve"> </w:t>
+      </w:r>
+      <w:hyperlink r:id="rId118">
+        <w:r>
+          <w:rPr>
+            <w:rStyle w:val="22"/>
+          </w:rPr>
+          <w:t xml:space="preserve">https://doi.org/10.1093/rfs/hhj038</w:t>
+        </w:r>
+      </w:hyperlink>
+      <w:r>
+        <w:t xml:space="preserve">.</w:t>
+      </w:r>
+    </w:p>
+    <w:bookmarkEnd w:id="119"/>
+    <w:bookmarkStart w:id="120" w:name="ref-liu2021finrl"/>
+    <w:p>
+      <w:pPr>
+        <w:pStyle w:val="Bibliography"/>
+      </w:pPr>
+      <w:r>
+        <w:t xml:space="preserve">Liu, Xiao-Yang, Hongyang Yang, Jiechao Gao, and Christina Dan Wang. 2021.</w:t>
+      </w:r>
+      <w:r>
+        <w:t xml:space="preserve"> </w:t>
+      </w:r>
+      <w:r>
+        <w:t xml:space="preserve">“FinRL: Deep Reinforcement Learning Framework to Automate Trading in Quantitative Finance.”</w:t>
+      </w:r>
+      <w:r>
+        <w:t xml:space="preserve"> </w:t>
+      </w:r>
+      <w:r>
+        <w:rPr>
+          <w:i/>
+          <w:iCs/>
+        </w:rPr>
+        <w:t xml:space="preserve">arXiv Preprint arXiv:2111.09395</w:t>
+      </w:r>
+      <w:r>
+        <w:t xml:space="preserve">.</w:t>
+      </w:r>
+    </w:p>
+    <w:bookmarkEnd w:id="120"/>
+    <w:bookmarkStart w:id="121" w:name="ref-maheu2000identifying"/>
+    <w:p>
+      <w:pPr>
+        <w:pStyle w:val="Bibliography"/>
+      </w:pPr>
+      <w:r>
+        <w:t xml:space="preserve">Maheu, John M, and Thomas H McCurdy. 2000.</w:t>
+      </w:r>
+      <w:r>
+        <w:t xml:space="preserve"> </w:t>
+      </w:r>
+      <w:r>
+        <w:t xml:space="preserve">“Identifying Bull and Bear Markets in Stock Returns.”</w:t>
+      </w:r>
+      <w:r>
+        <w:t xml:space="preserve"> </w:t>
+      </w:r>
+      <w:r>
+        <w:rPr>
+          <w:i/>
+          <w:iCs/>
+        </w:rPr>
+        <w:t xml:space="preserve">Journal of Business &amp; Economic Statistics</w:t>
+      </w:r>
+      <w:r>
+        <w:t xml:space="preserve"> </w:t>
+      </w:r>
+      <w:r>
+        <w:t xml:space="preserve">18 (1): 100–112.</w:t>
+      </w:r>
+    </w:p>
+    <w:bookmarkEnd w:id="121"/>
+    <w:bookmarkStart w:id="123" w:name="ref-markowitz1956optimization"/>
+    <w:p>
+      <w:pPr>
+        <w:pStyle w:val="Bibliography"/>
+      </w:pPr>
+      <w:r>
+        <w:t xml:space="preserve">Markowitz, Harry M. 1956.</w:t>
+      </w:r>
+      <w:r>
+        <w:t xml:space="preserve"> </w:t>
+      </w:r>
+      <w:r>
+        <w:t xml:space="preserve">“The Optimization of a Quadratic Function Subject to Linear Constraints.”</w:t>
+      </w:r>
+      <w:r>
+        <w:t xml:space="preserve"> </w:t>
+      </w:r>
+      <w:r>
+        <w:rPr>
+          <w:i/>
+          <w:iCs/>
+        </w:rPr>
+        <w:t xml:space="preserve">Naval Research Logistics Quarterly</w:t>
+      </w:r>
+      <w:r>
+        <w:t xml:space="preserve"> </w:t>
+      </w:r>
+      <w:r>
+        <w:t xml:space="preserve">3 (1-2): 111–33.</w:t>
+      </w:r>
+      <w:r>
+        <w:t xml:space="preserve"> </w:t>
+      </w:r>
+      <w:hyperlink r:id="rId122">
+        <w:r>
+          <w:rPr>
+            <w:rStyle w:val="22"/>
+          </w:rPr>
+          <w:t xml:space="preserve">https://doi.org/10.1002/nav.3800030110</w:t>
+        </w:r>
+      </w:hyperlink>
+      <w:r>
+        <w:t xml:space="preserve">.</w:t>
+      </w:r>
+    </w:p>
+    <w:bookmarkEnd w:id="123"/>
+    <w:bookmarkStart w:id="125" w:name="ref-miller1977risk"/>
+    <w:p>
+      <w:pPr>
+        <w:pStyle w:val="Bibliography"/>
+      </w:pPr>
+      <w:r>
+        <w:t xml:space="preserve">Miller, Edward M. 1977.</w:t>
+      </w:r>
+      <w:r>
+        <w:t xml:space="preserve"> </w:t>
+      </w:r>
+      <w:r>
+        <w:t xml:space="preserve">“Risk, Uncertainty, and Divergence of Opinion.”</w:t>
+      </w:r>
+      <w:r>
+        <w:t xml:space="preserve"> </w:t>
+      </w:r>
+      <w:r>
+        <w:rPr>
+          <w:i/>
+          <w:iCs/>
+        </w:rPr>
+        <w:t xml:space="preserve">The Journal of Finance</w:t>
+      </w:r>
+      <w:r>
+        <w:t xml:space="preserve"> </w:t>
+      </w:r>
+      <w:r>
+        <w:t xml:space="preserve">32 (4): 1151–68.</w:t>
+      </w:r>
+      <w:r>
+        <w:t xml:space="preserve"> </w:t>
+      </w:r>
+      <w:hyperlink r:id="rId124">
+        <w:r>
+          <w:rPr>
+            <w:rStyle w:val="22"/>
+          </w:rPr>
+          <w:t xml:space="preserve">https://doi.org/10.1111/j.1540-6261.1977.tb03317.x</w:t>
+        </w:r>
+      </w:hyperlink>
+      <w:r>
+        <w:t xml:space="preserve">.</w:t>
+      </w:r>
+    </w:p>
+    <w:bookmarkEnd w:id="125"/>
+    <w:bookmarkStart w:id="127" w:name="ref-minsky1961steps"/>
+    <w:p>
+      <w:pPr>
+        <w:pStyle w:val="Bibliography"/>
+      </w:pPr>
+      <w:r>
+        <w:t xml:space="preserve">Minsky, M. 1961.</w:t>
+      </w:r>
+      <w:r>
+        <w:t xml:space="preserve"> </w:t>
+      </w:r>
+      <w:r>
+        <w:t xml:space="preserve">“Steps Toward Artificial Intelligence.”</w:t>
+      </w:r>
+      <w:r>
+        <w:t xml:space="preserve"> </w:t>
+      </w:r>
+      <w:r>
+        <w:rPr>
+          <w:i/>
+          <w:iCs/>
+        </w:rPr>
+        <w:t xml:space="preserve">Proceedings of the IRE</w:t>
+      </w:r>
+      <w:r>
+        <w:t xml:space="preserve">, ahead of print.</w:t>
+      </w:r>
+      <w:r>
+        <w:t xml:space="preserve"> </w:t>
+      </w:r>
+      <w:hyperlink r:id="rId126">
+        <w:r>
+          <w:rPr>
+            <w:rStyle w:val="22"/>
+          </w:rPr>
+          <w:t xml:space="preserve">https://doi.org/10.1109/JRPROC.1961.287775</w:t>
+        </w:r>
+      </w:hyperlink>
+      <w:r>
+        <w:t xml:space="preserve">.</w:t>
+      </w:r>
+    </w:p>
+    <w:bookmarkEnd w:id="127"/>
+    <w:bookmarkStart w:id="128" w:name="ref-moody1998performance"/>
+    <w:p>
+      <w:pPr>
+        <w:pStyle w:val="Bibliography"/>
+      </w:pPr>
+      <w:r>
+        <w:t xml:space="preserve">Moody, John E., Lizhong Wu, Yuansong Liao, and Matthew Saffell. 1998.</w:t>
+      </w:r>
+      <w:r>
+        <w:t xml:space="preserve"> </w:t>
+      </w:r>
+      <w:r>
+        <w:t xml:space="preserve">“Performance Functions and Reinforcement Learning for Trading Systems and Portfolios.”</w:t>
+      </w:r>
+      <w:r>
+        <w:t xml:space="preserve"> </w:t>
+      </w:r>
+      <w:r>
+        <w:rPr>
+          <w:i/>
+          <w:iCs/>
+        </w:rPr>
+        <w:t xml:space="preserve">Journal of Forecasting</w:t>
+      </w:r>
+      <w:r>
+        <w:t xml:space="preserve"> </w:t>
+      </w:r>
+      <w:r>
+        <w:t xml:space="preserve">17 (5-6): 441–66.</w:t>
+      </w:r>
+    </w:p>
+    <w:bookmarkEnd w:id="128"/>
+    <w:bookmarkStart w:id="129" w:name="ref-park2005stock"/>
+    <w:p>
+      <w:pPr>
+        <w:pStyle w:val="Bibliography"/>
+      </w:pPr>
+      <w:r>
+        <w:t xml:space="preserve">Park, Cheol. 2005.</w:t>
+      </w:r>
+      <w:r>
+        <w:t xml:space="preserve"> </w:t>
+      </w:r>
+      <w:r>
+        <w:t xml:space="preserve">“Stock Return Predictability and the Dispersion in Earnings Forecasts.”</w:t>
+      </w:r>
+      <w:r>
+        <w:t xml:space="preserve"> </w:t>
+      </w:r>
+      <w:r>
+        <w:rPr>
+          <w:i/>
+          <w:iCs/>
+        </w:rPr>
+        <w:t xml:space="preserve">The Journal of Business</w:t>
+      </w:r>
+      <w:r>
+        <w:t xml:space="preserve"> </w:t>
+      </w:r>
+      <w:r>
+        <w:t xml:space="preserve">78 (6): 2351–76.</w:t>
+      </w:r>
+    </w:p>
+    <w:bookmarkEnd w:id="129"/>
+    <w:bookmarkStart w:id="131" w:name="ref-qureshi2026deep"/>
+    <w:p>
+      <w:pPr>
+        <w:pStyle w:val="Bibliography"/>
+      </w:pPr>
+      <w:r>
+        <w:t xml:space="preserve">Qureshi, Wasim, Arup Kadia, Ankush Goyal, and Kamal Narayan. 2026.</w:t>
+      </w:r>
+      <w:r>
+        <w:t xml:space="preserve"> </w:t>
+      </w:r>
+      <w:r>
+        <w:t xml:space="preserve">“Deep Learning Vs. Reinforcement Learning in Automated Stock Trading: A PRISMA-Oriented Systematic Review.”</w:t>
+      </w:r>
+      <w:r>
+        <w:t xml:space="preserve"> </w:t>
+      </w:r>
+      <w:r>
+        <w:rPr>
+          <w:i/>
+          <w:iCs/>
+        </w:rPr>
+        <w:t xml:space="preserve">International Journal of Scientific and Advanced Technology (IJSAT)</w:t>
+      </w:r>
+      <w:r>
+        <w:t xml:space="preserve"> </w:t>
+      </w:r>
+      <w:r>
+        <w:t xml:space="preserve">17 (1).</w:t>
+      </w:r>
+      <w:r>
+        <w:t xml:space="preserve"> </w:t>
+      </w:r>
+      <w:hyperlink r:id="rId130">
+        <w:r>
+          <w:rPr>
+            <w:rStyle w:val="22"/>
+          </w:rPr>
+          <w:t xml:space="preserve">https://doi.org/10.71079/IJSAT.2026.17101</w:t>
+        </w:r>
+      </w:hyperlink>
+      <w:r>
+        <w:t xml:space="preserve">.</w:t>
+      </w:r>
+    </w:p>
+    <w:bookmarkEnd w:id="131"/>
+    <w:bookmarkStart w:id="133" w:name="ref-raffin2021stable"/>
+    <w:p>
+      <w:pPr>
+        <w:pStyle w:val="Bibliography"/>
+      </w:pPr>
+      <w:r>
+        <w:t xml:space="preserve">Raffin, Antonin, Ashley Hill, Adam Gleave, Anssi Kanervisto, Maximilian Ernestus, and Noah Dormann. 2021.</w:t>
+      </w:r>
+      <w:r>
+        <w:t xml:space="preserve"> </w:t>
+      </w:r>
+      <w:r>
+        <w:t xml:space="preserve">“Stable-Baselines3: Reliable Reinforcement Learning Implementations.”</w:t>
+      </w:r>
+      <w:r>
+        <w:t xml:space="preserve"> </w:t>
+      </w:r>
+      <w:r>
+        <w:rPr>
+          <w:i/>
+          <w:iCs/>
+        </w:rPr>
+        <w:t xml:space="preserve">Journal of Machine Learning Research</w:t>
+      </w:r>
+      <w:r>
+        <w:t xml:space="preserve"> </w:t>
+      </w:r>
+      <w:r>
+        <w:t xml:space="preserve">22 (268): 1–8.</w:t>
+      </w:r>
+      <w:r>
+        <w:t xml:space="preserve"> </w:t>
+      </w:r>
+      <w:hyperlink r:id="rId132">
+        <w:r>
+          <w:rPr>
+            <w:rStyle w:val="22"/>
+          </w:rPr>
+          <w:t xml:space="preserve">http://jmlr.org/papers/v22/20-1284.html</w:t>
+        </w:r>
+      </w:hyperlink>
+      <w:r>
+        <w:t xml:space="preserve">.</w:t>
+      </w:r>
+    </w:p>
+    <w:bookmarkEnd w:id="133"/>
+    <w:bookmarkStart w:id="135" w:name="ref-schulman2017proximal"/>
+    <w:p>
+      <w:pPr>
+        <w:pStyle w:val="Bibliography"/>
+      </w:pPr>
+      <w:r>
+        <w:t xml:space="preserve">Schulman, John, Filip Wolski, Prafulla Dhariwal, Alec Radford, and Oleg Klimov. 2017.</w:t>
+      </w:r>
+      <w:r>
+        <w:t xml:space="preserve"> </w:t>
+      </w:r>
+      <w:r>
+        <w:t xml:space="preserve">“Proximal Policy Optimization Algorithms.”</w:t>
+      </w:r>
+      <w:r>
+        <w:t xml:space="preserve"> </w:t>
+      </w:r>
+      <w:r>
+        <w:rPr>
+          <w:i/>
+          <w:iCs/>
+        </w:rPr>
+        <w:t xml:space="preserve">arXiv Preprint arXiv:1707.06347</w:t>
+      </w:r>
+      <w:r>
+        <w:t xml:space="preserve">, ahead of print.</w:t>
+      </w:r>
+      <w:r>
+        <w:t xml:space="preserve"> </w:t>
+      </w:r>
+      <w:hyperlink r:id="rId134">
+        <w:r>
+          <w:rPr>
+            <w:rStyle w:val="22"/>
+          </w:rPr>
+          <w:t xml:space="preserve">https://doi.org/10.48550/arXiv.1707.06347</w:t>
+        </w:r>
+      </w:hyperlink>
+      <w:r>
+        <w:t xml:space="preserve">.</w:t>
+      </w:r>
+    </w:p>
+    <w:bookmarkEnd w:id="135"/>
+    <w:bookmarkStart w:id="136" w:name="ref-sharpe1964capital"/>
+    <w:p>
+      <w:pPr>
+        <w:pStyle w:val="Bibliography"/>
+      </w:pPr>
+      <w:r>
+        <w:t xml:space="preserve">Sharpe, William F. 1964.</w:t>
+      </w:r>
+      <w:r>
+        <w:t xml:space="preserve"> </w:t>
+      </w:r>
+      <w:r>
+        <w:t xml:space="preserve">“Capital Asset Prices: A Theory of Market Equilibrium Under Conditions of Risk.”</w:t>
+      </w:r>
+      <w:r>
+        <w:t xml:space="preserve"> </w:t>
+      </w:r>
+      <w:r>
+        <w:rPr>
+          <w:i/>
+          <w:iCs/>
+        </w:rPr>
+        <w:t xml:space="preserve">The Journal of Finance</w:t>
+      </w:r>
+      <w:r>
+        <w:t xml:space="preserve"> </w:t>
+      </w:r>
+      <w:r>
+        <w:t xml:space="preserve">19 (3): 425–42.</w:t>
+      </w:r>
+    </w:p>
+    <w:bookmarkEnd w:id="136"/>
+    <w:bookmarkStart w:id="137" w:name="ref-sims2003implications"/>
+    <w:p>
+      <w:pPr>
+        <w:pStyle w:val="Bibliography"/>
+      </w:pPr>
+      <w:r>
+        <w:t xml:space="preserve">Sims, Christopher A. 2003.</w:t>
+      </w:r>
+      <w:r>
+        <w:t xml:space="preserve"> </w:t>
+      </w:r>
+      <w:r>
+        <w:t xml:space="preserve">“Implications of Rational Inattention.”</w:t>
+      </w:r>
+      <w:r>
+        <w:t xml:space="preserve"> </w:t>
+      </w:r>
+      <w:r>
+        <w:rPr>
+          <w:i/>
+          <w:iCs/>
+        </w:rPr>
+        <w:t xml:space="preserve">Journal of Monetary Economics</w:t>
+      </w:r>
+      <w:r>
+        <w:t xml:space="preserve"> </w:t>
+      </w:r>
+      <w:r>
+        <w:t xml:space="preserve">50 (3): 665–90.</w:t>
+      </w:r>
+    </w:p>
+    <w:bookmarkEnd w:id="137"/>
+    <w:bookmarkStart w:id="139" w:name="ref-turgut2023framework"/>
+    <w:p>
+      <w:pPr>
+        <w:pStyle w:val="Bibliography"/>
+      </w:pPr>
+      <w:r>
+        <w:t xml:space="preserve">Turgut, Yakup, and Cafer Erhan Bozdag. 2023.</w:t>
+      </w:r>
+      <w:r>
+        <w:t xml:space="preserve"> </w:t>
+      </w:r>
+      <w:r>
+        <w:t xml:space="preserve">“A Framework Proposal for Machine Learning-Driven Agent-Based Models Through a Case Study Analysis.”</w:t>
+      </w:r>
+      <w:r>
+        <w:t xml:space="preserve"> </w:t>
+      </w:r>
+      <w:r>
+        <w:rPr>
+          <w:i/>
+          <w:iCs/>
+        </w:rPr>
+        <w:t xml:space="preserve">Simulation Modelling Practice and Theory</w:t>
+      </w:r>
+      <w:r>
+        <w:t xml:space="preserve"> </w:t>
+      </w:r>
+      <w:r>
+        <w:t xml:space="preserve">123: 102707.</w:t>
+      </w:r>
+      <w:r>
+        <w:t xml:space="preserve"> </w:t>
+      </w:r>
+      <w:hyperlink r:id="rId138">
+        <w:r>
+          <w:rPr>
+            <w:rStyle w:val="22"/>
+          </w:rPr>
+          <w:t xml:space="preserve">https://doi.org/10.1016/j.simpat.2022.102707</w:t>
+        </w:r>
+      </w:hyperlink>
+      <w:r>
+        <w:t xml:space="preserve">.</w:t>
+      </w:r>
+    </w:p>
+    <w:bookmarkEnd w:id="139"/>
+    <w:bookmarkStart w:id="141" w:name="ref-virattt2025aihedgefund"/>
+    <w:p>
+      <w:pPr>
+        <w:pStyle w:val="Bibliography"/>
+      </w:pPr>
+      <w:r>
+        <w:t xml:space="preserve">Virattt, and contributors</w:t>
+      </w:r>
+      <w:r>
+        <w:t xml:space="preserve">. 2025.</w:t>
+      </w:r>
+      <w:r>
+        <w:t xml:space="preserve"> </w:t>
+      </w:r>
+      <w:r>
+        <w:rPr>
+          <w:i/>
+          <w:iCs/>
+        </w:rPr>
+        <w:t xml:space="preserve">AI Hedge Fund: A Multi-Agent System for Algorithmic Trading</w:t>
+      </w:r>
+      <w:r>
+        <w:t xml:space="preserve">. Open-source software. GitHub.</w:t>
+      </w:r>
+      <w:r>
+        <w:t xml:space="preserve"> </w:t>
+      </w:r>
+      <w:hyperlink r:id="rId140">
+        <w:r>
+          <w:rPr>
+            <w:rStyle w:val="22"/>
+          </w:rPr>
+          <w:t xml:space="preserve">https://github.com/virattt/ai-hedge-fund</w:t>
+        </w:r>
+      </w:hyperlink>
+      <w:r>
+        <w:t xml:space="preserve">.</w:t>
+      </w:r>
+    </w:p>
+    <w:bookmarkEnd w:id="141"/>
+    <w:bookmarkStart w:id="143" w:name="ref-yang2025twinmarket"/>
+    <w:p>
+      <w:pPr>
+        <w:pStyle w:val="Bibliography"/>
+      </w:pPr>
+      <w:r>
+        <w:t xml:space="preserve">Yang, Yuzhe, Yifei Zhang, Minghao Wu, et al. 2025.</w:t>
+      </w:r>
+      <w:r>
+        <w:t xml:space="preserve"> </w:t>
+      </w:r>
+      <w:r>
+        <w:t xml:space="preserve">“TwinMarket: A Scalable Behavioral and Social Simulation for Financial Markets.”</w:t>
+      </w:r>
+      <w:r>
+        <w:t xml:space="preserve"> </w:t>
+      </w:r>
+      <w:r>
+        <w:rPr>
+          <w:i/>
+          <w:iCs/>
+        </w:rPr>
+        <w:t xml:space="preserve">The Thirty-Ninth Annual Conference on Neural Information Processing Systems (NeurIPS)</w:t>
+      </w:r>
+      <w:r>
+        <w:t xml:space="preserve">, NeurIPS, vol. 39.</w:t>
+      </w:r>
+      <w:r>
+        <w:t xml:space="preserve"> </w:t>
+      </w:r>
+      <w:hyperlink r:id="rId142">
+        <w:r>
+          <w:rPr>
+            <w:rStyle w:val="22"/>
+          </w:rPr>
+          <w:t xml:space="preserve">https://doi.org/10.48550/arXiv.2502.01506</w:t>
+        </w:r>
+      </w:hyperlink>
+      <w:r>
+        <w:t xml:space="preserve">.</w:t>
+      </w:r>
+    </w:p>
+    <w:bookmarkEnd w:id="143"/>
+    <w:bookmarkStart w:id="145" w:name="ref-万海远2024税收政策"/>
+    <w:p>
+      <w:pPr>
+        <w:pStyle w:val="Bibliography"/>
+      </w:pPr>
+      <w:r>
+        <w:rPr>
+          <w:rFonts w:hint="eastAsia"/>
+        </w:rPr>
+        <w:t xml:space="preserve">万海远,</w:t>
+      </w:r>
+      <w:r>
+        <w:t xml:space="preserve"> </w:t>
+      </w:r>
+      <w:r>
+        <w:rPr>
+          <w:rFonts w:hint="eastAsia"/>
+        </w:rPr>
+        <w:t xml:space="preserve">张尉,</w:t>
+      </w:r>
+      <w:r>
+        <w:t xml:space="preserve"> </w:t>
+      </w:r>
+      <w:r>
+        <w:rPr>
+          <w:rFonts w:hint="eastAsia"/>
+        </w:rPr>
+        <w:t xml:space="preserve">陈基平,</w:t>
+      </w:r>
+      <w:r>
+        <w:t xml:space="preserve"> and </w:t>
+      </w:r>
+      <w:r>
+        <w:rPr>
+          <w:rFonts w:hint="eastAsia"/>
+        </w:rPr>
+        <w:t xml:space="preserve">辛柯均.</w:t>
+      </w:r>
+      <w:r>
+        <w:t xml:space="preserve"> 2024.</w:t>
+      </w:r>
+      <w:r>
+        <w:t xml:space="preserve"> </w:t>
+      </w:r>
+      <w:r>
+        <w:rPr>
+          <w:rFonts w:hint="eastAsia"/>
+        </w:rPr>
+        <w:t xml:space="preserve">“税收政策支持与企业预期转变.”</w:t>
+      </w:r>
+      <w:r>
+        <w:t xml:space="preserve"> </w:t>
+      </w:r>
+      <w:r>
+        <w:rPr>
+          <w:rFonts w:hint="eastAsia"/>
+          <w:i/>
+          <w:iCs/>
+        </w:rPr>
+        <w:t xml:space="preserve">经济研究</w:t>
+      </w:r>
+      <w:r>
+        <w:t xml:space="preserve"> </w:t>
+      </w:r>
+      <w:r>
+        <w:t xml:space="preserve">59 (4): 123–40.</w:t>
+      </w:r>
+      <w:r>
+        <w:t xml:space="preserve"> </w:t>
+      </w:r>
+      <w:hyperlink r:id="rId144">
+        <w:r>
+          <w:rPr>
+            <w:rStyle w:val="22"/>
+          </w:rPr>
+          <w:t xml:space="preserve">https://doi.org/10.16528/j.cnki.22-1054/f.202404123</w:t>
+        </w:r>
+      </w:hyperlink>
+      <w:r>
+        <w:t xml:space="preserve">.</w:t>
+      </w:r>
+    </w:p>
+    <w:bookmarkEnd w:id="145"/>
+    <w:bookmarkStart w:id="146" w:name="ref-wu2015why"/>
+    <w:p>
+      <w:pPr>
+        <w:pStyle w:val="Bibliography"/>
+      </w:pPr>
+      <w:r>
+        <w:rPr>
+          <w:rFonts w:hint="eastAsia"/>
+        </w:rPr>
+        <w:t xml:space="preserve">伍戈,</w:t>
+      </w:r>
+      <w:r>
+        <w:t xml:space="preserve"> and </w:t>
+      </w:r>
+      <w:r>
+        <w:rPr>
+          <w:rFonts w:hint="eastAsia"/>
+        </w:rPr>
+        <w:t xml:space="preserve">陈得文.</w:t>
+      </w:r>
+      <w:r>
+        <w:t xml:space="preserve"> 2015.</w:t>
+      </w:r>
+      <w:r>
+        <w:t xml:space="preserve"> </w:t>
+      </w:r>
+      <w:r>
+        <w:rPr>
+          <w:rFonts w:hint="eastAsia"/>
+        </w:rPr>
+        <w:t xml:space="preserve">“为什么预期稳定是重要的——兼议货币市场上的规则与相机抉择政策.”</w:t>
+      </w:r>
+      <w:r>
+        <w:t xml:space="preserve"> </w:t>
+      </w:r>
+      <w:r>
+        <w:rPr>
+          <w:rFonts w:hint="eastAsia"/>
+          <w:i/>
+          <w:iCs/>
+        </w:rPr>
+        <w:t xml:space="preserve">金融监管研究</w:t>
+      </w:r>
+      <w:r>
+        <w:t xml:space="preserve">, no. 5: 38–50.</w:t>
+      </w:r>
+    </w:p>
+    <w:bookmarkEnd w:id="146"/>
+    <w:bookmarkStart w:id="148" w:name="ref-伍燕然2012分析师预测偏差"/>
+    <w:p>
+      <w:pPr>
+        <w:pStyle w:val="Bibliography"/>
+      </w:pPr>
+      <w:r>
+        <w:rPr>
+          <w:rFonts w:hint="eastAsia"/>
+        </w:rPr>
+        <w:t xml:space="preserve">伍燕然,</w:t>
+      </w:r>
+      <w:r>
+        <w:t xml:space="preserve"> </w:t>
+      </w:r>
+      <w:r>
+        <w:rPr>
+          <w:rFonts w:hint="eastAsia"/>
+        </w:rPr>
+        <w:t xml:space="preserve">潘可,</w:t>
+      </w:r>
+      <w:r>
+        <w:t xml:space="preserve"> </w:t>
+      </w:r>
+      <w:r>
+        <w:rPr>
+          <w:rFonts w:hint="eastAsia"/>
+        </w:rPr>
+        <w:t xml:space="preserve">胡松明,</w:t>
+      </w:r>
+      <w:r>
+        <w:t xml:space="preserve"> and </w:t>
+      </w:r>
+      <w:r>
+        <w:rPr>
+          <w:rFonts w:hint="eastAsia"/>
+        </w:rPr>
+        <w:t xml:space="preserve">江婕.</w:t>
+      </w:r>
+      <w:r>
+        <w:t xml:space="preserve"> 2012.</w:t>
+      </w:r>
+      <w:r>
+        <w:t xml:space="preserve"> </w:t>
+      </w:r>
+      <w:r>
+        <w:rPr>
+          <w:rFonts w:hint="eastAsia"/>
+        </w:rPr>
+        <w:t xml:space="preserve">“行业分析师盈利预测偏差的新解释.”</w:t>
+      </w:r>
+      <w:r>
+        <w:t xml:space="preserve"> </w:t>
+      </w:r>
+      <w:r>
+        <w:rPr>
+          <w:rFonts w:hint="eastAsia"/>
+          <w:i/>
+          <w:iCs/>
+        </w:rPr>
+        <w:t xml:space="preserve">金融研究</w:t>
+      </w:r>
+      <w:r>
+        <w:t xml:space="preserve"> </w:t>
+      </w:r>
+      <w:r>
+        <w:t xml:space="preserve">4: 154–68.</w:t>
+      </w:r>
+      <w:r>
+        <w:t xml:space="preserve"> </w:t>
+      </w:r>
+      <w:hyperlink r:id="rId147">
+        <w:r>
+          <w:rPr>
+            <w:rStyle w:val="22"/>
+          </w:rPr>
+          <w:t xml:space="preserve">https://doi.org/10.3969/j.issn.1002-7246.2012.04.015</w:t>
+        </w:r>
+      </w:hyperlink>
+      <w:r>
+        <w:t xml:space="preserve">.</w:t>
+      </w:r>
+    </w:p>
+    <w:bookmarkEnd w:id="148"/>
+    <w:bookmarkStart w:id="149" w:name="ref-唐国豪2025投资者预期协同"/>
+    <w:p>
+      <w:pPr>
+        <w:pStyle w:val="Bibliography"/>
+      </w:pPr>
+      <w:r>
+        <w:rPr>
+          <w:rFonts w:hint="eastAsia"/>
+        </w:rPr>
+        <w:t xml:space="preserve">唐国豪,</w:t>
+      </w:r>
+      <w:r>
+        <w:t xml:space="preserve"> </w:t>
+      </w:r>
+      <w:r>
+        <w:rPr>
+          <w:rFonts w:hint="eastAsia"/>
+        </w:rPr>
+        <w:t xml:space="preserve">陈海玮,</w:t>
+      </w:r>
+      <w:r>
+        <w:t xml:space="preserve"> </w:t>
+      </w:r>
+      <w:r>
+        <w:rPr>
+          <w:rFonts w:hint="eastAsia"/>
+        </w:rPr>
+        <w:t xml:space="preserve">朱琳,</w:t>
+      </w:r>
+      <w:r>
+        <w:t xml:space="preserve"> and </w:t>
+      </w:r>
+      <w:r>
+        <w:rPr>
+          <w:rFonts w:hint="eastAsia"/>
+        </w:rPr>
+        <w:t xml:space="preserve">姜富伟.</w:t>
+      </w:r>
+      <w:r>
+        <w:t xml:space="preserve"> 2025.</w:t>
+      </w:r>
+      <w:r>
+        <w:t xml:space="preserve"> </w:t>
+      </w:r>
+      <w:r>
+        <w:rPr>
+          <w:rFonts w:hint="eastAsia"/>
+        </w:rPr>
+        <w:t xml:space="preserve">“投资者预期协同的资产定价研究——基于多特征机器学习视角.”</w:t>
+      </w:r>
+      <w:r>
+        <w:t xml:space="preserve"> </w:t>
+      </w:r>
+      <w:r>
+        <w:rPr>
+          <w:rFonts w:hint="eastAsia"/>
+          <w:i/>
+          <w:iCs/>
+        </w:rPr>
+        <w:t xml:space="preserve">管理世界</w:t>
+      </w:r>
+      <w:r>
+        <w:t xml:space="preserve">, no. 12: 88–104.</w:t>
+      </w:r>
+    </w:p>
+    <w:bookmarkEnd w:id="149"/>
+    <w:bookmarkStart w:id="151" w:name="ref-孟庆斌2018卖空机制"/>
+    <w:p>
+      <w:pPr>
+        <w:pStyle w:val="Bibliography"/>
+      </w:pPr>
+      <w:r>
+        <w:rPr>
+          <w:rFonts w:hint="eastAsia"/>
+        </w:rPr>
+        <w:t xml:space="preserve">孟庆斌,</w:t>
+      </w:r>
+      <w:r>
+        <w:t xml:space="preserve"> and </w:t>
+      </w:r>
+      <w:r>
+        <w:rPr>
+          <w:rFonts w:hint="eastAsia"/>
+        </w:rPr>
+        <w:t xml:space="preserve">黄清华.</w:t>
+      </w:r>
+      <w:r>
+        <w:t xml:space="preserve"> 2018.</w:t>
+      </w:r>
+      <w:r>
+        <w:t xml:space="preserve"> </w:t>
+      </w:r>
+      <w:r>
+        <w:rPr>
+          <w:rFonts w:hint="eastAsia"/>
+        </w:rPr>
+        <w:t xml:space="preserve">“卖空机制是否降低了股价高估?——基于投资者异质信念的视角.”</w:t>
+      </w:r>
+      <w:r>
+        <w:t xml:space="preserve"> </w:t>
+      </w:r>
+      <w:r>
+        <w:rPr>
+          <w:rFonts w:hint="eastAsia"/>
+          <w:i/>
+          <w:iCs/>
+        </w:rPr>
+        <w:t xml:space="preserve">管理科学学报</w:t>
+      </w:r>
+      <w:r>
+        <w:t xml:space="preserve"> </w:t>
+      </w:r>
+      <w:r>
+        <w:t xml:space="preserve">21 (4): 43–66.</w:t>
+      </w:r>
+      <w:r>
+        <w:t xml:space="preserve"> </w:t>
+      </w:r>
+      <w:hyperlink r:id="rId150">
+        <w:r>
+          <w:rPr>
+            <w:rStyle w:val="22"/>
+          </w:rPr>
+          <w:t xml:space="preserve">https://doi.org/10.3969/j.issn.1007-9807.2018.04.003</w:t>
+        </w:r>
+      </w:hyperlink>
+      <w:r>
+        <w:t xml:space="preserve">.</w:t>
+      </w:r>
+    </w:p>
+    <w:bookmarkEnd w:id="151"/>
+    <w:bookmarkStart w:id="152" w:name="ref-yin2011speciality"/>
+    <w:p>
+      <w:pPr>
+        <w:pStyle w:val="Bibliography"/>
+      </w:pPr>
+      <w:r>
+        <w:rPr>
+          <w:rFonts w:hint="eastAsia"/>
+        </w:rPr>
+        <w:t xml:space="preserve">尹海员,</w:t>
+      </w:r>
+      <w:r>
+        <w:t xml:space="preserve"> and </w:t>
+      </w:r>
+      <w:r>
+        <w:rPr>
+          <w:rFonts w:hint="eastAsia"/>
+        </w:rPr>
+        <w:t xml:space="preserve">李忠民.</w:t>
+      </w:r>
+      <w:r>
+        <w:t xml:space="preserve"> 2011.</w:t>
+      </w:r>
+      <w:r>
+        <w:t xml:space="preserve"> </w:t>
+      </w:r>
+      <w:r>
+        <w:rPr>
+          <w:rFonts w:hint="eastAsia"/>
+        </w:rPr>
+        <w:t xml:space="preserve">“个体特质、信息获取与风险态度——来自中国股民的调查分析.”</w:t>
+      </w:r>
+      <w:r>
+        <w:t xml:space="preserve"> </w:t>
+      </w:r>
+      <w:r>
+        <w:rPr>
+          <w:rFonts w:hint="eastAsia"/>
+          <w:i/>
+          <w:iCs/>
+        </w:rPr>
+        <w:t xml:space="preserve">经济评论</w:t>
+      </w:r>
+      <w:r>
+        <w:t xml:space="preserve"> </w:t>
+      </w:r>
+      <w:r>
+        <w:t xml:space="preserve">2: 29–37.</w:t>
+      </w:r>
+    </w:p>
+    <w:bookmarkEnd w:id="152"/>
+    <w:bookmarkStart w:id="153" w:name="ref-zhang2019china"/>
+    <w:p>
+      <w:pPr>
+        <w:pStyle w:val="Bibliography"/>
+      </w:pPr>
+      <w:r>
+        <w:rPr>
+          <w:rFonts w:hint="eastAsia"/>
+        </w:rPr>
+        <w:t xml:space="preserve">张玥.</w:t>
+      </w:r>
+      <w:r>
+        <w:t xml:space="preserve"> 2019.</w:t>
+      </w:r>
+      <w:r>
+        <w:t xml:space="preserve"> </w:t>
+      </w:r>
+      <w:r>
+        <w:rPr>
+          <w:rFonts w:hint="eastAsia"/>
+        </w:rPr>
+        <w:t xml:space="preserve">“中国股市投资者风险厌恶系数测算研究.”</w:t>
+      </w:r>
+      <w:r>
+        <w:t xml:space="preserve"> </w:t>
+      </w:r>
+      <w:r>
+        <w:rPr>
+          <w:rFonts w:hint="eastAsia"/>
+          <w:i/>
+          <w:iCs/>
+        </w:rPr>
+        <w:t xml:space="preserve">福建质量管理</w:t>
+      </w:r>
+      <w:r>
+        <w:t xml:space="preserve">, 74–76, 53.</w:t>
+      </w:r>
+    </w:p>
+    <w:bookmarkEnd w:id="153"/>
+    <w:bookmarkStart w:id="154" w:name="ref-朱宏泉2016异质信念"/>
+    <w:p>
+      <w:pPr>
+        <w:pStyle w:val="Bibliography"/>
+      </w:pPr>
+      <w:r>
+        <w:rPr>
+          <w:rFonts w:hint="eastAsia"/>
+        </w:rPr>
+        <w:t xml:space="preserve">朱宏泉,</w:t>
+      </w:r>
+      <w:r>
+        <w:t xml:space="preserve"> </w:t>
+      </w:r>
+      <w:r>
+        <w:rPr>
+          <w:rFonts w:hint="eastAsia"/>
+        </w:rPr>
+        <w:t xml:space="preserve">余江,</w:t>
+      </w:r>
+      <w:r>
+        <w:t xml:space="preserve"> and </w:t>
+      </w:r>
+      <w:r>
+        <w:rPr>
+          <w:rFonts w:hint="eastAsia"/>
+        </w:rPr>
+        <w:t xml:space="preserve">陈林.</w:t>
+      </w:r>
+      <w:r>
+        <w:t xml:space="preserve"> 2016.</w:t>
+      </w:r>
+      <w:r>
+        <w:t xml:space="preserve"> </w:t>
+      </w:r>
+      <w:r>
+        <w:rPr>
+          <w:rFonts w:hint="eastAsia"/>
+        </w:rPr>
+        <w:t xml:space="preserve">“异质信念、卖空限制与股票收益——基于中国证券市场的分析.”</w:t>
+      </w:r>
+      <w:r>
+        <w:t xml:space="preserve"> </w:t>
+      </w:r>
+      <w:r>
+        <w:rPr>
+          <w:rFonts w:hint="eastAsia"/>
+          <w:i/>
+          <w:iCs/>
+        </w:rPr>
+        <w:t xml:space="preserve">管理科学学报</w:t>
+      </w:r>
+      <w:r>
+        <w:t xml:space="preserve"> </w:t>
+      </w:r>
+      <w:r>
+        <w:t xml:space="preserve">19 (7): 115–26.</w:t>
+      </w:r>
+    </w:p>
+    <w:bookmarkEnd w:id="154"/>
+    <w:bookmarkStart w:id="155" w:name="ref-li2019machine"/>
+    <w:p>
+      <w:pPr>
+        <w:pStyle w:val="Bibliography"/>
+      </w:pPr>
+      <w:r>
+        <w:rPr>
+          <w:rFonts w:hint="eastAsia"/>
+        </w:rPr>
+        <w:t xml:space="preserve">李斌,</w:t>
+      </w:r>
+      <w:r>
+        <w:t xml:space="preserve"> </w:t>
+      </w:r>
+      <w:r>
+        <w:rPr>
+          <w:rFonts w:hint="eastAsia"/>
+        </w:rPr>
+        <w:t xml:space="preserve">邵新月,</w:t>
+      </w:r>
+      <w:r>
+        <w:t xml:space="preserve"> and </w:t>
+      </w:r>
+      <w:r>
+        <w:rPr>
+          <w:rFonts w:hint="eastAsia"/>
+        </w:rPr>
+        <w:t xml:space="preserve">李玥阳.</w:t>
+      </w:r>
+      <w:r>
+        <w:t xml:space="preserve"> 2019.</w:t>
+      </w:r>
+      <w:r>
+        <w:t xml:space="preserve"> </w:t>
+      </w:r>
+      <w:r>
+        <w:rPr>
+          <w:rFonts w:hint="eastAsia"/>
+        </w:rPr>
+        <w:t xml:space="preserve">“机器学习驱动的基本面量化投资研究.”</w:t>
+      </w:r>
+      <w:r>
+        <w:t xml:space="preserve"> </w:t>
+      </w:r>
+      <w:r>
+        <w:rPr>
+          <w:rFonts w:hint="eastAsia"/>
+          <w:i/>
+          <w:iCs/>
+        </w:rPr>
+        <w:t xml:space="preserve">中国工业经济</w:t>
+      </w:r>
+      <w:r>
+        <w:t xml:space="preserve">, no. 8.</w:t>
+      </w:r>
+    </w:p>
+    <w:bookmarkEnd w:id="155"/>
+    <w:bookmarkStart w:id="156" w:name="ref-hong2021how"/>
+    <w:p>
+      <w:pPr>
+        <w:pStyle w:val="Bibliography"/>
+      </w:pPr>
+      <w:r>
+        <w:rPr>
+          <w:rFonts w:hint="eastAsia"/>
+        </w:rPr>
+        <w:t xml:space="preserve">洪永淼,</w:t>
+      </w:r>
+      <w:r>
+        <w:t xml:space="preserve"> and </w:t>
+      </w:r>
+      <w:r>
+        <w:rPr>
+          <w:rFonts w:hint="eastAsia"/>
+        </w:rPr>
+        <w:t xml:space="preserve">汪寿阳.</w:t>
+      </w:r>
+      <w:r>
+        <w:t xml:space="preserve"> 2021.</w:t>
+      </w:r>
+      <w:r>
+        <w:t xml:space="preserve"> </w:t>
+      </w:r>
+      <w:r>
+        <w:rPr>
+          <w:rFonts w:hint="eastAsia"/>
+        </w:rPr>
+        <w:t xml:space="preserve">“大数据如何改变经济学研究范式?”</w:t>
+      </w:r>
+      <w:r>
+        <w:t xml:space="preserve"> </w:t>
+      </w:r>
+      <w:r>
+        <w:rPr>
+          <w:rFonts w:hint="eastAsia"/>
+          <w:i/>
+          <w:iCs/>
+        </w:rPr>
+        <w:t xml:space="preserve">管理世界</w:t>
+      </w:r>
+      <w:r>
+        <w:t xml:space="preserve">, no. 10.</w:t>
+      </w:r>
+    </w:p>
+    <w:bookmarkEnd w:id="156"/>
+    <w:bookmarkStart w:id="157" w:name="ref-xue2020information"/>
+    <w:p>
+      <w:pPr>
+        <w:pStyle w:val="Bibliography"/>
+      </w:pPr>
+      <w:r>
+        <w:rPr>
+          <w:rFonts w:hint="eastAsia"/>
+        </w:rPr>
+        <w:t xml:space="preserve">薛健,</w:t>
+      </w:r>
+      <w:r>
+        <w:t xml:space="preserve"> and </w:t>
+      </w:r>
+      <w:r>
+        <w:rPr>
+          <w:rFonts w:hint="eastAsia"/>
+        </w:rPr>
+        <w:t xml:space="preserve">汝毅.</w:t>
+      </w:r>
+      <w:r>
+        <w:t xml:space="preserve"> 2020.</w:t>
+      </w:r>
+      <w:r>
+        <w:t xml:space="preserve"> </w:t>
+      </w:r>
+      <w:r>
+        <w:rPr>
+          <w:rFonts w:hint="eastAsia"/>
+        </w:rPr>
+        <w:t xml:space="preserve">“信息披露业务关系与新闻报道质量.”</w:t>
+      </w:r>
+      <w:r>
+        <w:t xml:space="preserve"> </w:t>
+      </w:r>
+      <w:r>
+        <w:rPr>
+          <w:rFonts w:hint="eastAsia"/>
+          <w:i/>
+          <w:iCs/>
+        </w:rPr>
+        <w:t xml:space="preserve">管理世界</w:t>
+      </w:r>
+      <w:r>
+        <w:t xml:space="preserve">, no. 10.</w:t>
+      </w:r>
+    </w:p>
+    <w:bookmarkEnd w:id="157"/>
+    <w:bookmarkStart w:id="159" w:name="ref-部慧2018股评投资者情绪"/>
+    <w:p>
+      <w:pPr>
+        <w:pStyle w:val="Bibliography"/>
+      </w:pPr>
+      <w:r>
+        <w:rPr>
+          <w:rFonts w:hint="eastAsia"/>
+        </w:rPr>
+        <w:t xml:space="preserve">部慧,</w:t>
+      </w:r>
+      <w:r>
+        <w:t xml:space="preserve"> </w:t>
+      </w:r>
+      <w:r>
+        <w:rPr>
+          <w:rFonts w:hint="eastAsia"/>
+        </w:rPr>
+        <w:t xml:space="preserve">解峥,</w:t>
+      </w:r>
+      <w:r>
+        <w:t xml:space="preserve"> </w:t>
+      </w:r>
+      <w:r>
+        <w:rPr>
+          <w:rFonts w:hint="eastAsia"/>
+        </w:rPr>
+        <w:t xml:space="preserve">李佳鸿,</w:t>
+      </w:r>
+      <w:r>
+        <w:t xml:space="preserve"> and </w:t>
+      </w:r>
+      <w:r>
+        <w:rPr>
+          <w:rFonts w:hint="eastAsia"/>
+        </w:rPr>
+        <w:t xml:space="preserve">吴俊杰.</w:t>
+      </w:r>
+      <w:r>
+        <w:t xml:space="preserve"> 2018.</w:t>
+      </w:r>
+      <w:r>
+        <w:t xml:space="preserve"> </w:t>
+      </w:r>
+      <w:r>
+        <w:rPr>
+          <w:rFonts w:hint="eastAsia"/>
+        </w:rPr>
+        <w:t xml:space="preserve">“基于股评的投资者情绪对股票市场的影响.”</w:t>
+      </w:r>
+      <w:r>
+        <w:t xml:space="preserve"> </w:t>
+      </w:r>
+      <w:r>
+        <w:rPr>
+          <w:rFonts w:hint="eastAsia"/>
+          <w:i/>
+          <w:iCs/>
+        </w:rPr>
+        <w:t xml:space="preserve">管理科学学报</w:t>
+      </w:r>
+      <w:r>
+        <w:t xml:space="preserve"> </w:t>
+      </w:r>
+      <w:r>
+        <w:t xml:space="preserve">21 (4): 1 16.</w:t>
+      </w:r>
+      <w:r>
+        <w:t xml:space="preserve"> </w:t>
+      </w:r>
+      <w:hyperlink r:id="rId158">
+        <w:r>
+          <w:rPr>
+            <w:rStyle w:val="22"/>
+          </w:rPr>
+          <w:t xml:space="preserve">https://doi.org/10.19920/j.cnki.jmsc.2018.04.001</w:t>
+        </w:r>
+      </w:hyperlink>
+      <w:r>
+        <w:t xml:space="preserve">.</w:t>
+      </w:r>
+    </w:p>
+    <w:bookmarkEnd w:id="159"/>
+    <w:bookmarkStart w:id="160" w:name="ref-ma2022deep"/>
+    <w:p>
+      <w:pPr>
+        <w:pStyle w:val="Bibliography"/>
+      </w:pPr>
+      <w:r>
+        <w:rPr>
+          <w:rFonts w:hint="eastAsia"/>
+        </w:rPr>
+        <w:t xml:space="preserve">马甜,</w:t>
+      </w:r>
+      <w:r>
+        <w:t xml:space="preserve"> </w:t>
+      </w:r>
+      <w:r>
+        <w:rPr>
+          <w:rFonts w:hint="eastAsia"/>
+        </w:rPr>
+        <w:t xml:space="preserve">姜富伟,</w:t>
+      </w:r>
+      <w:r>
+        <w:t xml:space="preserve"> and </w:t>
+      </w:r>
+      <w:r>
+        <w:rPr>
+          <w:rFonts w:hint="eastAsia"/>
+        </w:rPr>
+        <w:t xml:space="preserve">唐国豪.</w:t>
+      </w:r>
+      <w:r>
+        <w:t xml:space="preserve"> 2022.</w:t>
+      </w:r>
+      <w:r>
+        <w:t xml:space="preserve"> </w:t>
+      </w:r>
+      <w:r>
+        <w:rPr>
+          <w:rFonts w:hint="eastAsia"/>
+        </w:rPr>
+        <w:t xml:space="preserve">“深度学习与中国股票市场因子投资——基于生成式对抗网络方法.”</w:t>
+      </w:r>
+      <w:r>
+        <w:t xml:space="preserve"> </w:t>
+      </w:r>
+      <w:r>
+        <w:rPr>
+          <w:rFonts w:hint="eastAsia"/>
+          <w:i/>
+          <w:iCs/>
+        </w:rPr>
+        <w:t xml:space="preserve">经济学(季刊)</w:t>
+      </w:r>
+      <w:r>
+        <w:t xml:space="preserve">, no. 3.</w:t>
+      </w:r>
+    </w:p>
+    <w:bookmarkEnd w:id="160"/>
+    <w:bookmarkEnd w:id="161"/>
+    <w:bookmarkEnd w:id="162"/>
+    <w:bookmarkEnd w:id="163"/>
+    <w:bookmarkEnd w:id="164"/>
     <w:sectPr>
-      <w:footnotePr>
-        <w:numRestart w:val="eachSect"/>
-      </w:footnotePr>
+      <w:footerReference r:id="rId5" w:type="default"/>
+      <w:headerReference r:id="rId4" w:type="even"/>
+      <w:footerReference r:id="rId6" w:type="even"/>
+      <w:pgSz w:h="16838" w:w="11906"/>
+      <w:pgMar w:bottom="1440" w:footer="680" w:gutter="0" w:header="1191" w:left="1800" w:right="1800" w:top="1440"/>
+      <w:pgNumType w:fmt="upperRoman" w:start="1"/>
+      <w:cols w:num="1" w:space="720"/>
+      <w:docGrid w:charSpace="0" w:linePitch="312" w:type="linesAndChars"/>
     </w:sectPr>
   </w:body>
 </w:document>
@@ -47033,6 +49600,137 @@
 <w:comments xmlns:w="http://schemas.openxmlformats.org/wordprocessingml/2006/main" xmlns:m="http://schemas.openxmlformats.org/officeDocument/2006/math" xmlns:r="http://schemas.openxmlformats.org/officeDocument/2006/relationships" xmlns:o="urn:schemas-microsoft-com:office:office" xmlns:v="urn:schemas-microsoft-com:vml" xmlns:w10="urn:schemas-microsoft-com:office:word" xmlns:a="http://schemas.openxmlformats.org/drawingml/2006/main" xmlns:pic="http://schemas.openxmlformats.org/drawingml/2006/picture" xmlns:wp="http://schemas.openxmlformats.org/drawingml/2006/wordprocessingDrawing"/>
 </file>
 
+<file path=word/footer1.xml><?xml version="1.0" encoding="utf-8"?>
+<w:ftr xmlns:wpc="http://schemas.microsoft.com/office/word/2010/wordprocessingCanvas" xmlns:mc="http://schemas.openxmlformats.org/markup-compatibility/2006" xmlns:o="urn:schemas-microsoft-com:office:office" xmlns:r="http://schemas.openxmlformats.org/officeDocument/2006/relationships" xmlns:m="http://schemas.openxmlformats.org/officeDocument/2006/math" xmlns:v="urn:schemas-microsoft-com:vml" xmlns:wp14="http://schemas.microsoft.com/office/word/2010/wordprocessingDrawing" xmlns:wp="http://schemas.openxmlformats.org/drawingml/2006/wordprocessingDrawing" xmlns:w10="urn:schemas-microsoft-com:office:word" xmlns:w="http://schemas.openxmlformats.org/wordprocessingml/2006/main" xmlns:w14="http://schemas.microsoft.com/office/word/2010/wordml" xmlns:w15="http://schemas.microsoft.com/office/word/2012/wordml" xmlns:wpg="http://schemas.microsoft.com/office/word/2010/wordprocessingGroup" xmlns:wpi="http://schemas.microsoft.com/office/word/2010/wordprocessingInk" xmlns:wne="http://schemas.microsoft.com/office/word/2006/wordml" xmlns:wps="http://schemas.microsoft.com/office/word/2010/wordprocessingShape" xmlns:wpsCustomData="http://www.wps.cn/officeDocument/2013/wpsCustomData" mc:Ignorable="w14 w15 wp14">
+  <w:p>
+    <w:pPr>
+      <w:pStyle w:val="13"/>
+      <w:jc w:val="center"/>
+    </w:pPr>
+  </w:p>
+</w:ftr>
+</file>
+
+<file path=word/footer2.xml><?xml version="1.0" encoding="utf-8"?>
+<w:ftr xmlns:wpc="http://schemas.microsoft.com/office/word/2010/wordprocessingCanvas" xmlns:mc="http://schemas.openxmlformats.org/markup-compatibility/2006" xmlns:o="urn:schemas-microsoft-com:office:office" xmlns:r="http://schemas.openxmlformats.org/officeDocument/2006/relationships" xmlns:m="http://schemas.openxmlformats.org/officeDocument/2006/math" xmlns:v="urn:schemas-microsoft-com:vml" xmlns:wp14="http://schemas.microsoft.com/office/word/2010/wordprocessingDrawing" xmlns:wp="http://schemas.openxmlformats.org/drawingml/2006/wordprocessingDrawing" xmlns:w10="urn:schemas-microsoft-com:office:word" xmlns:w="http://schemas.openxmlformats.org/wordprocessingml/2006/main" xmlns:w14="http://schemas.microsoft.com/office/word/2010/wordml" xmlns:w15="http://schemas.microsoft.com/office/word/2012/wordml" xmlns:wpg="http://schemas.microsoft.com/office/word/2010/wordprocessingGroup" xmlns:wpi="http://schemas.microsoft.com/office/word/2010/wordprocessingInk" xmlns:wne="http://schemas.microsoft.com/office/word/2006/wordml" xmlns:wps="http://schemas.microsoft.com/office/word/2010/wordprocessingShape" xmlns:wpsCustomData="http://www.wps.cn/officeDocument/2013/wpsCustomData" mc:Ignorable="w14 w15 wp14">
+  <w:p>
+    <w:pPr>
+      <w:pStyle w:val="13"/>
+      <w:jc w:val="center"/>
+    </w:pPr>
+    <w:r>
+      <w:fldChar w:fldCharType="begin"/>
+    </w:r>
+    <w:r>
+      <w:instrText xml:space="preserve">PAGE   \* MERGEFORMAT</w:instrText>
+    </w:r>
+    <w:r>
+      <w:fldChar w:fldCharType="separate"/>
+    </w:r>
+    <w:r>
+      <w:rPr>
+        <w:lang w:val="zh-CN"/>
+      </w:rPr>
+      <w:t>II</w:t>
+    </w:r>
+    <w:r>
+      <w:rPr>
+        <w:lang w:val="zh-CN"/>
+      </w:rPr>
+      <w:fldChar w:fldCharType="end"/>
+    </w:r>
+  </w:p>
+  <w:p>
+    <w:pPr>
+      <w:pStyle w:val="13"/>
+      <w:jc w:val="center"/>
+    </w:pPr>
+  </w:p>
+</w:ftr>
+</file>
+
+<file path=word/footer3.xml><?xml version="1.0" encoding="utf-8"?>
+<w:ftr xmlns:wpc="http://schemas.microsoft.com/office/word/2010/wordprocessingCanvas" xmlns:mc="http://schemas.openxmlformats.org/markup-compatibility/2006" xmlns:o="urn:schemas-microsoft-com:office:office" xmlns:r="http://schemas.openxmlformats.org/officeDocument/2006/relationships" xmlns:m="http://schemas.openxmlformats.org/officeDocument/2006/math" xmlns:v="urn:schemas-microsoft-com:vml" xmlns:wp14="http://schemas.microsoft.com/office/word/2010/wordprocessingDrawing" xmlns:wp="http://schemas.openxmlformats.org/drawingml/2006/wordprocessingDrawing" xmlns:w10="urn:schemas-microsoft-com:office:word" xmlns:w="http://schemas.openxmlformats.org/wordprocessingml/2006/main" xmlns:w14="http://schemas.microsoft.com/office/word/2010/wordml" xmlns:w15="http://schemas.microsoft.com/office/word/2012/wordml" xmlns:wpg="http://schemas.microsoft.com/office/word/2010/wordprocessingGroup" xmlns:wpi="http://schemas.microsoft.com/office/word/2010/wordprocessingInk" xmlns:wne="http://schemas.microsoft.com/office/word/2006/wordml" xmlns:wps="http://schemas.microsoft.com/office/word/2010/wordprocessingShape" xmlns:wpsCustomData="http://www.wps.cn/officeDocument/2013/wpsCustomData" mc:Ignorable="w14 w15 wp14">
+  <w:p>
+    <w:pPr>
+      <w:pStyle w:val="13"/>
+      <w:jc w:val="center"/>
+      <w:rPr>
+        <w:rFonts w:hint="eastAsia"/>
+        <w:caps/>
+        <w:color w:val="4472C4"/>
+        <w:sz w:val="21"/>
+        <w:szCs w:val="21"/>
+      </w:rPr>
+    </w:pPr>
+    <w:r>
+      <w:rPr>
+        <w:caps/>
+        <w:color w:val="4472C4"/>
+        <w:sz w:val="21"/>
+        <w:szCs w:val="21"/>
+      </w:rPr>
+      <w:fldChar w:fldCharType="begin"/>
+    </w:r>
+    <w:r>
+      <w:rPr>
+        <w:caps/>
+        <w:color w:val="4472C4"/>
+        <w:sz w:val="21"/>
+        <w:szCs w:val="21"/>
+      </w:rPr>
+      <w:instrText xml:space="preserve">PAGE   \* MERGEFORMAT</w:instrText>
+    </w:r>
+    <w:r>
+      <w:rPr>
+        <w:caps/>
+        <w:color w:val="4472C4"/>
+        <w:sz w:val="21"/>
+        <w:szCs w:val="21"/>
+      </w:rPr>
+      <w:fldChar w:fldCharType="separate"/>
+    </w:r>
+    <w:r>
+      <w:rPr>
+        <w:caps/>
+        <w:color w:val="4472C4"/>
+        <w:sz w:val="21"/>
+        <w:szCs w:val="21"/>
+        <w:lang w:val="zh-CN"/>
+      </w:rPr>
+      <w:t>III</w:t>
+    </w:r>
+    <w:r>
+      <w:rPr>
+        <w:caps/>
+        <w:color w:val="4472C4"/>
+        <w:sz w:val="21"/>
+        <w:szCs w:val="21"/>
+      </w:rPr>
+      <w:fldChar w:fldCharType="end"/>
+    </w:r>
+  </w:p>
+</w:ftr>
+</file>
+
+<file path=word/footer4.xml><?xml version="1.0" encoding="utf-8"?>
+<w:ftr xmlns:wpc="http://schemas.microsoft.com/office/word/2010/wordprocessingCanvas" xmlns:mc="http://schemas.openxmlformats.org/markup-compatibility/2006" xmlns:o="urn:schemas-microsoft-com:office:office" xmlns:r="http://schemas.openxmlformats.org/officeDocument/2006/relationships" xmlns:m="http://schemas.openxmlformats.org/officeDocument/2006/math" xmlns:v="urn:schemas-microsoft-com:vml" xmlns:wp14="http://schemas.microsoft.com/office/word/2010/wordprocessingDrawing" xmlns:wp="http://schemas.openxmlformats.org/drawingml/2006/wordprocessingDrawing" xmlns:w10="urn:schemas-microsoft-com:office:word" xmlns:w="http://schemas.openxmlformats.org/wordprocessingml/2006/main" xmlns:w14="http://schemas.microsoft.com/office/word/2010/wordml" xmlns:w15="http://schemas.microsoft.com/office/word/2012/wordml" xmlns:wpg="http://schemas.microsoft.com/office/word/2010/wordprocessingGroup" xmlns:wpi="http://schemas.microsoft.com/office/word/2010/wordprocessingInk" xmlns:wne="http://schemas.microsoft.com/office/word/2006/wordml" xmlns:wps="http://schemas.microsoft.com/office/word/2010/wordprocessingShape" xmlns:wpsCustomData="http://www.wps.cn/officeDocument/2013/wpsCustomData" mc:Ignorable="w14 w15 wp14">
+  <w:p>
+    <w:pPr>
+      <w:pStyle w:val="13"/>
+      <w:jc w:val="center"/>
+      <w:rPr>
+        <w:rFonts w:hint="eastAsia"/>
+        <w:caps/>
+        <w:color w:val="4472C4"/>
+        <w:sz w:val="21"/>
+        <w:szCs w:val="21"/>
+      </w:rPr>
+    </w:pPr>
+  </w:p>
+</w:ftr>
+</file>
+
 <file path=word/footnotes.xml><?xml version="1.0" encoding="utf-8"?>
 <w:footnotes xmlns:w="http://schemas.openxmlformats.org/wordprocessingml/2006/main" xmlns:m="http://schemas.openxmlformats.org/officeDocument/2006/math" xmlns:r="http://schemas.openxmlformats.org/officeDocument/2006/relationships" xmlns:o="urn:schemas-microsoft-com:office:office" xmlns:v="urn:schemas-microsoft-com:vml" xmlns:w10="urn:schemas-microsoft-com:office:word" xmlns:a="http://schemas.openxmlformats.org/drawingml/2006/main" xmlns:pic="http://schemas.openxmlformats.org/drawingml/2006/picture" xmlns:wp="http://schemas.openxmlformats.org/drawingml/2006/wordprocessingDrawing">
   <w:footnote w:type="continuationSeparator" w:id="0">
@@ -47049,14 +49747,14 @@
       </w:r>
     </w:p>
   </w:footnote>
-  <w:footnote w:id="14">
+  <w:footnote w:id="29">
     <w:p>
       <w:pPr>
-        <w:pStyle w:val="FootnoteText"/>
+        <w:pStyle w:val="16"/>
       </w:pPr>
       <w:r>
         <w:rPr>
-          <w:rStyle w:val="FootnoteReference"/>
+          <w:rStyle w:val="23"/>
         </w:rPr>
         <w:footnoteRef/>
       </w:r>
@@ -47072,6 +49770,98 @@
     </w:p>
   </w:footnote>
 </w:footnotes>
+</file>
+
+<file path=word/header1.xml><?xml version="1.0" encoding="utf-8"?>
+<w:hdr xmlns:wpc="http://schemas.microsoft.com/office/word/2010/wordprocessingCanvas" xmlns:mc="http://schemas.openxmlformats.org/markup-compatibility/2006" xmlns:o="urn:schemas-microsoft-com:office:office" xmlns:r="http://schemas.openxmlformats.org/officeDocument/2006/relationships" xmlns:m="http://schemas.openxmlformats.org/officeDocument/2006/math" xmlns:v="urn:schemas-microsoft-com:vml" xmlns:wp14="http://schemas.microsoft.com/office/word/2010/wordprocessingDrawing" xmlns:wp="http://schemas.openxmlformats.org/drawingml/2006/wordprocessingDrawing" xmlns:w10="urn:schemas-microsoft-com:office:word" xmlns:w="http://schemas.openxmlformats.org/wordprocessingml/2006/main" xmlns:w14="http://schemas.microsoft.com/office/word/2010/wordml" xmlns:w15="http://schemas.microsoft.com/office/word/2012/wordml" xmlns:wpg="http://schemas.microsoft.com/office/word/2010/wordprocessingGroup" xmlns:wpi="http://schemas.microsoft.com/office/word/2010/wordprocessingInk" xmlns:wne="http://schemas.microsoft.com/office/word/2006/wordml" xmlns:wps="http://schemas.microsoft.com/office/word/2010/wordprocessingShape" xmlns:wpsCustomData="http://www.wps.cn/officeDocument/2013/wpsCustomData" mc:Ignorable="w14 w15 wp14">
+  <w:p>
+    <w:pPr>
+      <w:pStyle w:val="14"/>
+      <w:jc w:val="right"/>
+    </w:pPr>
+    <w:r>
+      <w:rPr>
+        <w:rFonts w:hint="eastAsia"/>
+      </w:rPr>
+      <w:t>毕业论文</w:t>
+    </w:r>
+    <w:r>
+      <w:t>（</w:t>
+    </w:r>
+    <w:r>
+      <w:rPr>
+        <w:rFonts w:hint="eastAsia"/>
+      </w:rPr>
+      <w:t>设计</w:t>
+    </w:r>
+    <w:r>
+      <w:t>）</w:t>
+    </w:r>
+    <w:r>
+      <w:rPr>
+        <w:rFonts w:hint="eastAsia"/>
+      </w:rPr>
+      <w:t>题目</w:t>
+    </w:r>
+  </w:p>
+</w:hdr>
+</file>
+
+<file path=word/header2.xml><?xml version="1.0" encoding="utf-8"?>
+<w:hdr xmlns:wpc="http://schemas.microsoft.com/office/word/2010/wordprocessingCanvas" xmlns:mc="http://schemas.openxmlformats.org/markup-compatibility/2006" xmlns:o="urn:schemas-microsoft-com:office:office" xmlns:r="http://schemas.openxmlformats.org/officeDocument/2006/relationships" xmlns:m="http://schemas.openxmlformats.org/officeDocument/2006/math" xmlns:v="urn:schemas-microsoft-com:vml" xmlns:wp14="http://schemas.microsoft.com/office/word/2010/wordprocessingDrawing" xmlns:wp="http://schemas.openxmlformats.org/drawingml/2006/wordprocessingDrawing" xmlns:w10="urn:schemas-microsoft-com:office:word" xmlns:w="http://schemas.openxmlformats.org/wordprocessingml/2006/main" xmlns:w14="http://schemas.microsoft.com/office/word/2010/wordml" xmlns:w15="http://schemas.microsoft.com/office/word/2012/wordml" xmlns:wpg="http://schemas.microsoft.com/office/word/2010/wordprocessingGroup" xmlns:wpi="http://schemas.microsoft.com/office/word/2010/wordprocessingInk" xmlns:wne="http://schemas.microsoft.com/office/word/2006/wordml" xmlns:wps="http://schemas.microsoft.com/office/word/2010/wordprocessingShape" xmlns:wpsCustomData="http://www.wps.cn/officeDocument/2013/wpsCustomData" mc:Ignorable="w14 w15 wp14">
+  <w:p>
+    <w:pPr>
+      <w:pStyle w:val="14"/>
+      <w:pBdr>
+        <w:bottom w:val="single" w:color="auto" w:sz="4" w:space="1"/>
+      </w:pBdr>
+      <w:rPr>
+        <w:spacing w:val="60"/>
+        <w:sz w:val="21"/>
+        <w:szCs w:val="21"/>
+      </w:rPr>
+    </w:pPr>
+    <w:r>
+      <w:rPr>
+        <w:rFonts w:hint="eastAsia"/>
+        <w:spacing w:val="60"/>
+        <w:sz w:val="21"/>
+        <w:szCs w:val="21"/>
+      </w:rPr>
+      <w:t>武汉大学本科毕业论文（设计）</w:t>
+    </w:r>
+  </w:p>
+  <w:p>
+    <w:pPr>
+      <w:pStyle w:val="14"/>
+      <w:rPr>
+        <w:rFonts w:hint="eastAsia"/>
+        <w:spacing w:val="60"/>
+        <w:sz w:val="21"/>
+        <w:szCs w:val="21"/>
+        <w:u w:val="single"/>
+      </w:rPr>
+    </w:pPr>
+  </w:p>
+</w:hdr>
+</file>
+
+<file path=word/header3.xml><?xml version="1.0" encoding="utf-8"?>
+<w:hdr xmlns:wpc="http://schemas.microsoft.com/office/word/2010/wordprocessingCanvas" xmlns:mc="http://schemas.openxmlformats.org/markup-compatibility/2006" xmlns:o="urn:schemas-microsoft-com:office:office" xmlns:r="http://schemas.openxmlformats.org/officeDocument/2006/relationships" xmlns:m="http://schemas.openxmlformats.org/officeDocument/2006/math" xmlns:v="urn:schemas-microsoft-com:vml" xmlns:wp14="http://schemas.microsoft.com/office/word/2010/wordprocessingDrawing" xmlns:wp="http://schemas.openxmlformats.org/drawingml/2006/wordprocessingDrawing" xmlns:w10="urn:schemas-microsoft-com:office:word" xmlns:w="http://schemas.openxmlformats.org/wordprocessingml/2006/main" xmlns:w14="http://schemas.microsoft.com/office/word/2010/wordml" xmlns:w15="http://schemas.microsoft.com/office/word/2012/wordml" xmlns:wpg="http://schemas.microsoft.com/office/word/2010/wordprocessingGroup" xmlns:wpi="http://schemas.microsoft.com/office/word/2010/wordprocessingInk" xmlns:wne="http://schemas.microsoft.com/office/word/2006/wordml" xmlns:wps="http://schemas.microsoft.com/office/word/2010/wordprocessingShape" xmlns:wpsCustomData="http://www.wps.cn/officeDocument/2013/wpsCustomData" mc:Ignorable="w14 w15 wp14">
+  <w:p>
+    <w:pPr>
+      <w:pStyle w:val="14"/>
+      <w:jc w:val="both"/>
+      <w:rPr>
+        <w:rFonts w:hint="eastAsia"/>
+        <w:spacing w:val="60"/>
+        <w:sz w:val="21"/>
+        <w:szCs w:val="21"/>
+        <w:u w:val="single"/>
+      </w:rPr>
+    </w:pPr>
+  </w:p>
+</w:hdr>
 </file>
 
 <file path=word/numbering.xml><?xml version="1.0" encoding="utf-8"?>
@@ -47334,546 +50124,473 @@
 </file>
 
 <file path=word/styles.xml><?xml version="1.0" encoding="utf-8"?>
-<w:styles xmlns:r="http://schemas.openxmlformats.org/officeDocument/2006/relationships" xmlns:w="http://schemas.openxmlformats.org/wordprocessingml/2006/main">
+<w:styles xmlns:m="http://schemas.openxmlformats.org/officeDocument/2006/math" xmlns:mc="http://schemas.openxmlformats.org/markup-compatibility/2006" xmlns:o="urn:schemas-microsoft-com:office:office" xmlns:r="http://schemas.openxmlformats.org/officeDocument/2006/relationships" xmlns:sl="http://schemas.openxmlformats.org/schemaLibrary/2006/main" xmlns:v="urn:schemas-microsoft-com:vml" xmlns:w="http://schemas.openxmlformats.org/wordprocessingml/2006/main" xmlns:w10="urn:schemas-microsoft-com:office:word" xmlns:w14="http://schemas.microsoft.com/office/word/2010/wordml" xmlns:wpsCustomData="http://www.wps.cn/officeDocument/2013/wpsCustomData" mc:Ignorable="w14">
   <w:docDefaults>
     <w:rPrDefault>
       <w:rPr>
-        <w:rFonts w:asciiTheme="minorHAnsi" w:cstheme="minorBidi" w:eastAsiaTheme="minorEastAsia" w:hAnsiTheme="minorHAnsi"/>
-        <w:sz w:val="24"/>
-        <w:szCs w:val="24"/>
-        <w:lang w:bidi="ar-SA" w:eastAsia="zh-CN" w:val="en-US"/>
+        <w:rFonts w:ascii="Times New Roman" w:cs="Times New Roman" w:eastAsia="宋体" w:hAnsi="Times New Roman"/>
       </w:rPr>
     </w:rPrDefault>
-    <w:pPrDefault>
-      <w:pPr>
-        <w:spacing w:after="200"/>
-      </w:pPr>
-    </w:pPrDefault>
+    <w:pPrDefault/>
   </w:docDefaults>
-  <w:latentStyles w:count="276" w:defLockedState="0" w:defQFormat="0" w:defSemiHidden="0" w:defUIPriority="0" w:defUnhideWhenUsed="0"/>
-  <w:style w:default="1" w:styleId="Normal" w:type="paragraph">
+  <w:latentStyles w:count="260" w:defLockedState="0" w:defQFormat="0" w:defSemiHidden="1" w:defUIPriority="99" w:defUnhideWhenUsed="1">
+    <w:lsdException w:name="Normal" w:qFormat="1" w:semiHidden="0" w:uiPriority="0" w:unhideWhenUsed="0"/>
+    <w:lsdException w:name="heading 1" w:qFormat="1" w:semiHidden="0" w:uiPriority="9" w:unhideWhenUsed="0"/>
+    <w:lsdException w:name="heading 2" w:qFormat="1" w:semiHidden="0" w:uiPriority="0" w:unhideWhenUsed="0"/>
+    <w:lsdException w:name="heading 3" w:qFormat="1" w:semiHidden="0" w:uiPriority="0" w:unhideWhenUsed="0"/>
+    <w:lsdException w:name="heading 4" w:qFormat="1" w:semiHidden="0" w:uiPriority="0" w:unhideWhenUsed="0"/>
+    <w:lsdException w:name="heading 5" w:qFormat="1" w:semiHidden="0" w:uiPriority="0" w:unhideWhenUsed="0"/>
+    <w:lsdException w:name="heading 6" w:qFormat="1" w:semiHidden="0" w:uiPriority="0" w:unhideWhenUsed="0"/>
+    <w:lsdException w:name="heading 7" w:qFormat="1" w:semiHidden="0" w:uiPriority="0" w:unhideWhenUsed="0"/>
+    <w:lsdException w:name="heading 8" w:qFormat="1" w:semiHidden="0" w:uiPriority="0" w:unhideWhenUsed="0"/>
+    <w:lsdException w:name="heading 9" w:qFormat="1" w:semiHidden="0" w:uiPriority="0" w:unhideWhenUsed="0"/>
+    <w:lsdException w:name="index 1" w:semiHidden="0" w:uiPriority="0" w:unhideWhenUsed="0"/>
+    <w:lsdException w:name="index 2" w:semiHidden="0" w:uiPriority="0" w:unhideWhenUsed="0"/>
+    <w:lsdException w:name="index 3" w:semiHidden="0" w:uiPriority="0" w:unhideWhenUsed="0"/>
+    <w:lsdException w:name="index 4" w:semiHidden="0" w:uiPriority="0" w:unhideWhenUsed="0"/>
+    <w:lsdException w:name="index 5" w:semiHidden="0" w:uiPriority="0" w:unhideWhenUsed="0"/>
+    <w:lsdException w:name="index 6" w:semiHidden="0" w:uiPriority="0" w:unhideWhenUsed="0"/>
+    <w:lsdException w:name="index 7" w:semiHidden="0" w:uiPriority="0" w:unhideWhenUsed="0"/>
+    <w:lsdException w:name="index 8" w:semiHidden="0" w:uiPriority="0" w:unhideWhenUsed="0"/>
+    <w:lsdException w:name="index 9" w:semiHidden="0" w:uiPriority="0" w:unhideWhenUsed="0"/>
+    <w:lsdException w:name="toc 1" w:qFormat="1" w:semiHidden="0" w:uiPriority="39" w:unhideWhenUsed="0"/>
+    <w:lsdException w:name="toc 2" w:qFormat="1" w:semiHidden="0" w:uiPriority="39"/>
+    <w:lsdException w:name="toc 3" w:qFormat="1" w:semiHidden="0" w:uiPriority="39"/>
+    <w:lsdException w:name="toc 4" w:semiHidden="0" w:uiPriority="0" w:unhideWhenUsed="0"/>
+    <w:lsdException w:name="toc 5" w:semiHidden="0" w:uiPriority="0" w:unhideWhenUsed="0"/>
+    <w:lsdException w:name="toc 6" w:semiHidden="0" w:uiPriority="0" w:unhideWhenUsed="0"/>
+    <w:lsdException w:name="toc 7" w:semiHidden="0" w:uiPriority="0" w:unhideWhenUsed="0"/>
+    <w:lsdException w:name="toc 8" w:semiHidden="0" w:uiPriority="0" w:unhideWhenUsed="0"/>
+    <w:lsdException w:name="toc 9" w:semiHidden="0" w:uiPriority="0" w:unhideWhenUsed="0"/>
+    <w:lsdException w:name="Normal Indent" w:semiHidden="0" w:uiPriority="0" w:unhideWhenUsed="0"/>
+    <w:lsdException w:name="footnote text" w:semiHidden="0" w:uiPriority="0" w:unhideWhenUsed="0"/>
+    <w:lsdException w:name="annotation text" w:semiHidden="0" w:uiPriority="0" w:unhideWhenUsed="0"/>
+    <w:lsdException w:name="header" w:semiHidden="0" w:uiPriority="99" w:unhideWhenUsed="0"/>
+    <w:lsdException w:name="footer" w:semiHidden="0" w:uiPriority="99" w:unhideWhenUsed="0"/>
+    <w:lsdException w:name="index heading" w:semiHidden="0" w:uiPriority="0" w:unhideWhenUsed="0"/>
+    <w:lsdException w:name="caption" w:qFormat="1" w:uiPriority="0"/>
+    <w:lsdException w:name="table of figures" w:semiHidden="0" w:uiPriority="0" w:unhideWhenUsed="0"/>
+    <w:lsdException w:name="envelope address" w:semiHidden="0" w:uiPriority="0" w:unhideWhenUsed="0"/>
+    <w:lsdException w:name="envelope return" w:semiHidden="0" w:uiPriority="0" w:unhideWhenUsed="0"/>
+    <w:lsdException w:name="footnote reference" w:semiHidden="0" w:uiPriority="0" w:unhideWhenUsed="0"/>
+    <w:lsdException w:name="annotation reference" w:semiHidden="0" w:uiPriority="0" w:unhideWhenUsed="0"/>
+    <w:lsdException w:name="line number" w:semiHidden="0" w:uiPriority="0" w:unhideWhenUsed="0"/>
+    <w:lsdException w:name="page number" w:semiHidden="0" w:uiPriority="0" w:unhideWhenUsed="0"/>
+    <w:lsdException w:name="endnote reference" w:semiHidden="0" w:uiPriority="0" w:unhideWhenUsed="0"/>
+    <w:lsdException w:name="endnote text" w:semiHidden="0" w:uiPriority="0" w:unhideWhenUsed="0"/>
+    <w:lsdException w:name="table of authorities" w:semiHidden="0" w:uiPriority="0" w:unhideWhenUsed="0"/>
+    <w:lsdException w:name="macro" w:semiHidden="0" w:uiPriority="0" w:unhideWhenUsed="0"/>
+    <w:lsdException w:name="toa heading" w:semiHidden="0" w:uiPriority="0" w:unhideWhenUsed="0"/>
+    <w:lsdException w:name="List" w:semiHidden="0" w:uiPriority="0" w:unhideWhenUsed="0"/>
+    <w:lsdException w:name="List Bullet" w:semiHidden="0" w:uiPriority="0" w:unhideWhenUsed="0"/>
+    <w:lsdException w:name="List Number" w:semiHidden="0" w:uiPriority="0" w:unhideWhenUsed="0"/>
+    <w:lsdException w:name="List 2" w:semiHidden="0" w:uiPriority="0" w:unhideWhenUsed="0"/>
+    <w:lsdException w:name="List 3" w:semiHidden="0" w:uiPriority="0" w:unhideWhenUsed="0"/>
+    <w:lsdException w:name="List 4" w:semiHidden="0" w:uiPriority="0" w:unhideWhenUsed="0"/>
+    <w:lsdException w:name="List 5" w:semiHidden="0" w:uiPriority="0" w:unhideWhenUsed="0"/>
+    <w:lsdException w:name="List Bullet 2" w:semiHidden="0" w:uiPriority="0" w:unhideWhenUsed="0"/>
+    <w:lsdException w:name="List Bullet 3" w:semiHidden="0" w:uiPriority="0" w:unhideWhenUsed="0"/>
+    <w:lsdException w:name="List Bullet 4" w:semiHidden="0" w:uiPriority="0" w:unhideWhenUsed="0"/>
+    <w:lsdException w:name="List Bullet 5" w:semiHidden="0" w:uiPriority="0" w:unhideWhenUsed="0"/>
+    <w:lsdException w:name="List Number 2" w:semiHidden="0" w:uiPriority="0" w:unhideWhenUsed="0"/>
+    <w:lsdException w:name="List Number 3" w:semiHidden="0" w:uiPriority="0" w:unhideWhenUsed="0"/>
+    <w:lsdException w:name="List Number 4" w:semiHidden="0" w:uiPriority="0" w:unhideWhenUsed="0"/>
+    <w:lsdException w:name="List Number 5" w:semiHidden="0" w:uiPriority="0" w:unhideWhenUsed="0"/>
+    <w:lsdException w:name="Title" w:qFormat="1" w:semiHidden="0" w:uiPriority="0" w:unhideWhenUsed="0"/>
+    <w:lsdException w:name="Closing" w:semiHidden="0" w:uiPriority="0" w:unhideWhenUsed="0"/>
+    <w:lsdException w:name="Signature" w:semiHidden="0" w:uiPriority="0" w:unhideWhenUsed="0"/>
+    <w:lsdException w:name="Default Paragraph Font" w:uiPriority="0" w:unhideWhenUsed="0"/>
+    <w:lsdException w:name="Body Text" w:semiHidden="0" w:uiPriority="0" w:unhideWhenUsed="0"/>
+    <w:lsdException w:name="Body Text Indent" w:semiHidden="0" w:uiPriority="0" w:unhideWhenUsed="0"/>
+    <w:lsdException w:name="List Continue" w:semiHidden="0" w:uiPriority="0" w:unhideWhenUsed="0"/>
+    <w:lsdException w:name="List Continue 2" w:semiHidden="0" w:uiPriority="0" w:unhideWhenUsed="0"/>
+    <w:lsdException w:name="List Continue 3" w:semiHidden="0" w:uiPriority="0" w:unhideWhenUsed="0"/>
+    <w:lsdException w:name="List Continue 4" w:semiHidden="0" w:uiPriority="0" w:unhideWhenUsed="0"/>
+    <w:lsdException w:name="List Continue 5" w:semiHidden="0" w:uiPriority="0" w:unhideWhenUsed="0"/>
+    <w:lsdException w:name="Message Header" w:semiHidden="0" w:uiPriority="0" w:unhideWhenUsed="0"/>
+    <w:lsdException w:name="Subtitle" w:qFormat="1" w:semiHidden="0" w:uiPriority="0" w:unhideWhenUsed="0"/>
+    <w:lsdException w:name="Salutation" w:semiHidden="0" w:uiPriority="0" w:unhideWhenUsed="0"/>
+    <w:lsdException w:name="Date" w:semiHidden="0" w:uiPriority="0" w:unhideWhenUsed="0"/>
+    <w:lsdException w:name="Body Text First Indent" w:semiHidden="0" w:uiPriority="0" w:unhideWhenUsed="0"/>
+    <w:lsdException w:name="Body Text First Indent 2" w:semiHidden="0" w:uiPriority="0" w:unhideWhenUsed="0"/>
+    <w:lsdException w:name="Note Heading" w:semiHidden="0" w:uiPriority="0" w:unhideWhenUsed="0"/>
+    <w:lsdException w:name="Body Text 2" w:semiHidden="0" w:uiPriority="0" w:unhideWhenUsed="0"/>
+    <w:lsdException w:name="Body Text 3" w:semiHidden="0" w:uiPriority="0" w:unhideWhenUsed="0"/>
+    <w:lsdException w:name="Body Text Indent 2" w:semiHidden="0" w:uiPriority="0" w:unhideWhenUsed="0"/>
+    <w:lsdException w:name="Body Text Indent 3" w:semiHidden="0" w:uiPriority="0" w:unhideWhenUsed="0"/>
+    <w:lsdException w:name="Block Text" w:semiHidden="0" w:uiPriority="0" w:unhideWhenUsed="0"/>
+    <w:lsdException w:name="Hyperlink" w:semiHidden="0" w:uiPriority="99" w:unhideWhenUsed="0"/>
+    <w:lsdException w:name="FollowedHyperlink" w:semiHidden="0" w:uiPriority="0" w:unhideWhenUsed="0"/>
+    <w:lsdException w:name="Strong" w:qFormat="1" w:semiHidden="0" w:uiPriority="0" w:unhideWhenUsed="0"/>
+    <w:lsdException w:name="Emphasis" w:qFormat="1" w:semiHidden="0" w:uiPriority="0" w:unhideWhenUsed="0"/>
+    <w:lsdException w:name="Document Map" w:semiHidden="0" w:uiPriority="0" w:unhideWhenUsed="0"/>
+    <w:lsdException w:name="Plain Text" w:semiHidden="0" w:uiPriority="0" w:unhideWhenUsed="0"/>
+    <w:lsdException w:name="E-mail Signature" w:semiHidden="0" w:uiPriority="0" w:unhideWhenUsed="0"/>
+    <w:lsdException w:name="Normal (Web)" w:semiHidden="0" w:uiPriority="0" w:unhideWhenUsed="0"/>
+    <w:lsdException w:name="HTML Acronym" w:semiHidden="0" w:uiPriority="0" w:unhideWhenUsed="0"/>
+    <w:lsdException w:name="HTML Address" w:semiHidden="0" w:uiPriority="0" w:unhideWhenUsed="0"/>
+    <w:lsdException w:name="HTML Cite" w:semiHidden="0" w:uiPriority="0" w:unhideWhenUsed="0"/>
+    <w:lsdException w:name="HTML Code" w:semiHidden="0" w:uiPriority="0" w:unhideWhenUsed="0"/>
+    <w:lsdException w:name="HTML Definition" w:semiHidden="0" w:uiPriority="0" w:unhideWhenUsed="0"/>
+    <w:lsdException w:name="HTML Keyboard" w:semiHidden="0" w:uiPriority="0" w:unhideWhenUsed="0"/>
+    <w:lsdException w:name="HTML Preformatted" w:semiHidden="0" w:uiPriority="0" w:unhideWhenUsed="0"/>
+    <w:lsdException w:name="HTML Sample" w:semiHidden="0" w:uiPriority="0" w:unhideWhenUsed="0"/>
+    <w:lsdException w:name="HTML Typewriter" w:semiHidden="0" w:uiPriority="0" w:unhideWhenUsed="0"/>
+    <w:lsdException w:name="HTML Variable" w:semiHidden="0" w:uiPriority="0" w:unhideWhenUsed="0"/>
+    <w:lsdException w:name="Normal Table" w:uiPriority="0" w:unhideWhenUsed="0"/>
+    <w:lsdException w:name="annotation subject" w:semiHidden="0" w:uiPriority="0" w:unhideWhenUsed="0"/>
+    <w:lsdException w:name="Table Simple 1" w:semiHidden="0" w:uiPriority="0" w:unhideWhenUsed="0"/>
+    <w:lsdException w:name="Table Simple 2" w:semiHidden="0" w:uiPriority="0" w:unhideWhenUsed="0"/>
+    <w:lsdException w:name="Table Simple 3" w:semiHidden="0" w:uiPriority="0" w:unhideWhenUsed="0"/>
+    <w:lsdException w:name="Table Classic 1" w:semiHidden="0" w:uiPriority="0" w:unhideWhenUsed="0"/>
+    <w:lsdException w:name="Table Classic 2" w:semiHidden="0" w:uiPriority="0" w:unhideWhenUsed="0"/>
+    <w:lsdException w:name="Table Classic 3" w:semiHidden="0" w:uiPriority="0" w:unhideWhenUsed="0"/>
+    <w:lsdException w:name="Table Classic 4" w:semiHidden="0" w:uiPriority="0" w:unhideWhenUsed="0"/>
+    <w:lsdException w:name="Table Colorful 1" w:semiHidden="0" w:uiPriority="0" w:unhideWhenUsed="0"/>
+    <w:lsdException w:name="Table Colorful 2" w:semiHidden="0" w:uiPriority="0" w:unhideWhenUsed="0"/>
+    <w:lsdException w:name="Table Colorful 3" w:semiHidden="0" w:uiPriority="0" w:unhideWhenUsed="0"/>
+    <w:lsdException w:name="Table Columns 1" w:semiHidden="0" w:uiPriority="0" w:unhideWhenUsed="0"/>
+    <w:lsdException w:name="Table Columns 2" w:semiHidden="0" w:uiPriority="0" w:unhideWhenUsed="0"/>
+    <w:lsdException w:name="Table Columns 3" w:semiHidden="0" w:uiPriority="0" w:unhideWhenUsed="0"/>
+    <w:lsdException w:name="Table Columns 4" w:semiHidden="0" w:uiPriority="0" w:unhideWhenUsed="0"/>
+    <w:lsdException w:name="Table Columns 5" w:semiHidden="0" w:uiPriority="0" w:unhideWhenUsed="0"/>
+    <w:lsdException w:name="Table Grid 1" w:semiHidden="0" w:uiPriority="0" w:unhideWhenUsed="0"/>
+    <w:lsdException w:name="Table Grid 2" w:semiHidden="0" w:uiPriority="0" w:unhideWhenUsed="0"/>
+    <w:lsdException w:name="Table Grid 3" w:semiHidden="0" w:uiPriority="0" w:unhideWhenUsed="0"/>
+    <w:lsdException w:name="Table Grid 4" w:semiHidden="0" w:uiPriority="0" w:unhideWhenUsed="0"/>
+    <w:lsdException w:name="Table Grid 5" w:semiHidden="0" w:uiPriority="0" w:unhideWhenUsed="0"/>
+    <w:lsdException w:name="Table Grid 6" w:semiHidden="0" w:uiPriority="0" w:unhideWhenUsed="0"/>
+    <w:lsdException w:name="Table Grid 7" w:semiHidden="0" w:uiPriority="0" w:unhideWhenUsed="0"/>
+    <w:lsdException w:name="Table Grid 8" w:semiHidden="0" w:uiPriority="0" w:unhideWhenUsed="0"/>
+    <w:lsdException w:name="Table List 1" w:semiHidden="0" w:uiPriority="0" w:unhideWhenUsed="0"/>
+    <w:lsdException w:name="Table List 2" w:semiHidden="0" w:uiPriority="0" w:unhideWhenUsed="0"/>
+    <w:lsdException w:name="Table List 3" w:semiHidden="0" w:uiPriority="0" w:unhideWhenUsed="0"/>
+    <w:lsdException w:name="Table List 4" w:semiHidden="0" w:uiPriority="0" w:unhideWhenUsed="0"/>
+    <w:lsdException w:name="Table List 5" w:semiHidden="0" w:uiPriority="0" w:unhideWhenUsed="0"/>
+    <w:lsdException w:name="Table List 6" w:semiHidden="0" w:uiPriority="0" w:unhideWhenUsed="0"/>
+    <w:lsdException w:name="Table List 7" w:semiHidden="0" w:uiPriority="0" w:unhideWhenUsed="0"/>
+    <w:lsdException w:name="Table List 8" w:semiHidden="0" w:uiPriority="0" w:unhideWhenUsed="0"/>
+    <w:lsdException w:name="Table 3D effects 1" w:semiHidden="0" w:uiPriority="0" w:unhideWhenUsed="0"/>
+    <w:lsdException w:name="Table 3D effects 2" w:semiHidden="0" w:uiPriority="0" w:unhideWhenUsed="0"/>
+    <w:lsdException w:name="Table 3D effects 3" w:semiHidden="0" w:uiPriority="0" w:unhideWhenUsed="0"/>
+    <w:lsdException w:name="Table Contemporary" w:semiHidden="0" w:uiPriority="0" w:unhideWhenUsed="0"/>
+    <w:lsdException w:name="Table Elegant" w:semiHidden="0" w:uiPriority="0" w:unhideWhenUsed="0"/>
+    <w:lsdException w:name="Table Professional" w:semiHidden="0" w:uiPriority="0" w:unhideWhenUsed="0"/>
+    <w:lsdException w:name="Table Subtle 1" w:semiHidden="0" w:uiPriority="0" w:unhideWhenUsed="0"/>
+    <w:lsdException w:name="Table Subtle 2" w:semiHidden="0" w:uiPriority="0" w:unhideWhenUsed="0"/>
+    <w:lsdException w:name="Table Web 1" w:semiHidden="0" w:uiPriority="0" w:unhideWhenUsed="0"/>
+    <w:lsdException w:name="Table Web 2" w:semiHidden="0" w:uiPriority="0" w:unhideWhenUsed="0"/>
+    <w:lsdException w:name="Table Web 3" w:semiHidden="0" w:uiPriority="0" w:unhideWhenUsed="0"/>
+    <w:lsdException w:name="Balloon Text" w:semiHidden="0" w:uiPriority="0" w:unhideWhenUsed="0"/>
+    <w:lsdException w:name="Table Grid" w:semiHidden="0" w:uiPriority="0" w:unhideWhenUsed="0"/>
+    <w:lsdException w:name="Table Theme" w:semiHidden="0" w:uiPriority="0" w:unhideWhenUsed="0"/>
+    <w:lsdException w:name="Light Shading" w:uiPriority="60"/>
+    <w:lsdException w:name="Light List" w:uiPriority="61"/>
+    <w:lsdException w:name="Light Grid" w:uiPriority="62"/>
+    <w:lsdException w:name="Medium Shading 1" w:uiPriority="63"/>
+    <w:lsdException w:name="Medium Shading 2" w:uiPriority="64"/>
+    <w:lsdException w:name="Medium List 1" w:uiPriority="65"/>
+    <w:lsdException w:name="Medium List 2" w:uiPriority="66"/>
+    <w:lsdException w:name="Medium Grid 1" w:uiPriority="67"/>
+    <w:lsdException w:name="Medium Grid 2" w:uiPriority="68"/>
+    <w:lsdException w:name="Medium Grid 3" w:uiPriority="69"/>
+    <w:lsdException w:name="Dark List" w:uiPriority="70"/>
+    <w:lsdException w:name="Colorful Shading" w:uiPriority="71"/>
+    <w:lsdException w:name="Colorful List" w:uiPriority="72"/>
+    <w:lsdException w:name="Colorful Grid" w:uiPriority="73"/>
+    <w:lsdException w:name="Light Shading Accent 1" w:uiPriority="60"/>
+    <w:lsdException w:name="Light List Accent 1" w:uiPriority="61"/>
+    <w:lsdException w:name="Light Grid Accent 1" w:uiPriority="62"/>
+    <w:lsdException w:name="Medium Shading 1 Accent 1" w:uiPriority="63"/>
+    <w:lsdException w:name="Medium Shading 2 Accent 1" w:uiPriority="64"/>
+    <w:lsdException w:name="Medium List 1 Accent 1" w:uiPriority="65"/>
+    <w:lsdException w:name="Medium List 2 Accent 1" w:uiPriority="66"/>
+    <w:lsdException w:name="Medium Grid 1 Accent 1" w:uiPriority="67"/>
+    <w:lsdException w:name="Medium Grid 2 Accent 1" w:uiPriority="68"/>
+    <w:lsdException w:name="Medium Grid 3 Accent 1" w:uiPriority="69"/>
+    <w:lsdException w:name="Dark List Accent 1" w:uiPriority="70"/>
+    <w:lsdException w:name="Colorful Shading Accent 1" w:uiPriority="71"/>
+    <w:lsdException w:name="Colorful List Accent 1" w:uiPriority="72"/>
+    <w:lsdException w:name="Colorful Grid Accent 1" w:uiPriority="73"/>
+    <w:lsdException w:name="Light Shading Accent 2" w:uiPriority="60"/>
+    <w:lsdException w:name="Light List Accent 2" w:uiPriority="61"/>
+    <w:lsdException w:name="Light Grid Accent 2" w:uiPriority="62"/>
+    <w:lsdException w:name="Medium Shading 1 Accent 2" w:uiPriority="63"/>
+    <w:lsdException w:name="Medium Shading 2 Accent 2" w:uiPriority="64"/>
+    <w:lsdException w:name="Medium List 1 Accent 2" w:uiPriority="65"/>
+    <w:lsdException w:name="Medium List 2 Accent 2" w:uiPriority="66"/>
+    <w:lsdException w:name="Medium Grid 1 Accent 2" w:uiPriority="67"/>
+    <w:lsdException w:name="Medium Grid 2 Accent 2" w:uiPriority="68"/>
+    <w:lsdException w:name="Medium Grid 3 Accent 2" w:uiPriority="69"/>
+    <w:lsdException w:name="Dark List Accent 2" w:uiPriority="70"/>
+    <w:lsdException w:name="Colorful Shading Accent 2" w:uiPriority="71"/>
+    <w:lsdException w:name="Colorful List Accent 2" w:uiPriority="72"/>
+    <w:lsdException w:name="Colorful Grid Accent 2" w:uiPriority="73"/>
+    <w:lsdException w:name="Light Shading Accent 3" w:uiPriority="60"/>
+    <w:lsdException w:name="Light List Accent 3" w:uiPriority="61"/>
+    <w:lsdException w:name="Light Grid Accent 3" w:uiPriority="62"/>
+    <w:lsdException w:name="Medium Shading 1 Accent 3" w:uiPriority="63"/>
+    <w:lsdException w:name="Medium Shading 2 Accent 3" w:uiPriority="64"/>
+    <w:lsdException w:name="Medium List 1 Accent 3" w:uiPriority="65"/>
+    <w:lsdException w:name="Medium List 2 Accent 3" w:uiPriority="66"/>
+    <w:lsdException w:name="Medium Grid 1 Accent 3" w:uiPriority="67"/>
+    <w:lsdException w:name="Medium Grid 2 Accent 3" w:uiPriority="68"/>
+    <w:lsdException w:name="Medium Grid 3 Accent 3" w:uiPriority="69"/>
+    <w:lsdException w:name="Dark List Accent 3" w:uiPriority="70"/>
+    <w:lsdException w:name="Colorful Shading Accent 3" w:uiPriority="71"/>
+    <w:lsdException w:name="Colorful List Accent 3" w:uiPriority="72"/>
+    <w:lsdException w:name="Colorful Grid Accent 3" w:uiPriority="73"/>
+    <w:lsdException w:name="Light Shading Accent 4" w:uiPriority="60"/>
+    <w:lsdException w:name="Light List Accent 4" w:uiPriority="61"/>
+    <w:lsdException w:name="Light Grid Accent 4" w:uiPriority="62"/>
+    <w:lsdException w:name="Medium Shading 1 Accent 4" w:uiPriority="63"/>
+    <w:lsdException w:name="Medium Shading 2 Accent 4" w:uiPriority="64"/>
+    <w:lsdException w:name="Medium List 1 Accent 4" w:uiPriority="65"/>
+    <w:lsdException w:name="Medium List 2 Accent 4" w:uiPriority="66"/>
+    <w:lsdException w:name="Medium Grid 1 Accent 4" w:uiPriority="67"/>
+    <w:lsdException w:name="Medium Grid 2 Accent 4" w:uiPriority="68"/>
+    <w:lsdException w:name="Medium Grid 3 Accent 4" w:uiPriority="69"/>
+    <w:lsdException w:name="Dark List Accent 4" w:uiPriority="70"/>
+    <w:lsdException w:name="Colorful Shading Accent 4" w:uiPriority="71"/>
+    <w:lsdException w:name="Colorful List Accent 4" w:uiPriority="72"/>
+    <w:lsdException w:name="Colorful Grid Accent 4" w:uiPriority="73"/>
+    <w:lsdException w:name="Light Shading Accent 5" w:uiPriority="60"/>
+    <w:lsdException w:name="Light List Accent 5" w:uiPriority="61"/>
+    <w:lsdException w:name="Light Grid Accent 5" w:uiPriority="62"/>
+    <w:lsdException w:name="Medium Shading 1 Accent 5" w:uiPriority="63"/>
+    <w:lsdException w:name="Medium Shading 2 Accent 5" w:uiPriority="64"/>
+    <w:lsdException w:name="Medium List 1 Accent 5" w:uiPriority="65"/>
+    <w:lsdException w:name="Medium List 2 Accent 5" w:uiPriority="66"/>
+    <w:lsdException w:name="Medium Grid 1 Accent 5" w:uiPriority="67"/>
+    <w:lsdException w:name="Medium Grid 2 Accent 5" w:uiPriority="68"/>
+    <w:lsdException w:name="Medium Grid 3 Accent 5" w:uiPriority="69"/>
+    <w:lsdException w:name="Dark List Accent 5" w:uiPriority="70"/>
+    <w:lsdException w:name="Colorful Shading Accent 5" w:uiPriority="71"/>
+    <w:lsdException w:name="Colorful List Accent 5" w:uiPriority="72"/>
+    <w:lsdException w:name="Colorful Grid Accent 5" w:uiPriority="73"/>
+    <w:lsdException w:name="Light Shading Accent 6" w:uiPriority="60"/>
+    <w:lsdException w:name="Light List Accent 6" w:uiPriority="61"/>
+    <w:lsdException w:name="Light Grid Accent 6" w:uiPriority="62"/>
+    <w:lsdException w:name="Medium Shading 1 Accent 6" w:uiPriority="63"/>
+    <w:lsdException w:name="Medium Shading 2 Accent 6" w:uiPriority="64"/>
+    <w:lsdException w:name="Medium List 1 Accent 6" w:uiPriority="65"/>
+    <w:lsdException w:name="Medium List 2 Accent 6" w:uiPriority="66"/>
+    <w:lsdException w:name="Medium Grid 1 Accent 6" w:uiPriority="67"/>
+    <w:lsdException w:name="Medium Grid 2 Accent 6" w:uiPriority="68"/>
+    <w:lsdException w:name="Medium Grid 3 Accent 6" w:uiPriority="69"/>
+    <w:lsdException w:name="Dark List Accent 6" w:uiPriority="70"/>
+    <w:lsdException w:name="Colorful Shading Accent 6" w:uiPriority="71"/>
+    <w:lsdException w:name="Colorful List Accent 6" w:uiPriority="72"/>
+    <w:lsdException w:name="Colorful Grid Accent 6" w:uiPriority="73"/>
+  </w:latentStyles>
+  <w:style w:default="1" w:styleId="1" w:type="paragraph">
     <w:name w:val="Normal"/>
     <w:qFormat/>
-  </w:style>
-  <w:style w:styleId="BodyText" w:type="paragraph">
-    <w:name w:val="Body Text"/>
-    <w:basedOn w:val="Normal"/>
-    <w:link w:val="BodyTextChar"/>
-    <w:qFormat/>
+    <w:uiPriority w:val="0"/>
     <w:pPr>
-      <w:spacing w:after="180" w:before="180"/>
-    </w:pPr>
-  </w:style>
-  <w:style w:customStyle="1" w:styleId="FirstParagraph" w:type="paragraph">
-    <w:name w:val="First Paragraph"/>
-    <w:basedOn w:val="BodyText"/>
-    <w:next w:val="BodyText"/>
-    <w:qFormat/>
-  </w:style>
-  <w:style w:customStyle="1" w:styleId="Compact" w:type="paragraph">
-    <w:name w:val="Compact"/>
-    <w:basedOn w:val="BodyText"/>
-    <w:qFormat/>
-    <w:pPr>
-      <w:spacing w:after="36" w:before="36"/>
-    </w:pPr>
-  </w:style>
-  <w:style w:styleId="Title" w:type="paragraph">
-    <w:name w:val="Title"/>
-    <w:basedOn w:val="Normal"/>
-    <w:next w:val="BodyText"/>
-    <w:link w:val="TitleChar"/>
-    <w:uiPriority w:val="10"/>
-    <w:qFormat/>
-    <w:rsid w:val="00A10FD9"/>
-    <w:pPr>
-      <w:spacing w:after="80" w:line="240" w:lineRule="auto"/>
-      <w:contextualSpacing/>
-      <w:jc w:val="center"/>
+      <w:widowControl w:val="0"/>
+      <w:jc w:val="both"/>
     </w:pPr>
     <w:rPr>
-      <w:rFonts w:asciiTheme="majorHAnsi" w:cstheme="majorBidi" w:eastAsiaTheme="majorEastAsia" w:hAnsiTheme="majorHAnsi"/>
-      <w:sz w:val="56"/>
-      <w:szCs w:val="56"/>
+      <w:kern w:val="2"/>
+      <w:sz w:val="21"/>
+      <w:szCs w:val="21"/>
+      <w:lang w:bidi="ar-SA" w:eastAsia="zh-CN" w:val="en-US"/>
     </w:rPr>
   </w:style>
-  <w:style w:customStyle="1" w:styleId="TitleChar" w:type="character">
-    <w:name w:val="Title Char"/>
-    <w:basedOn w:val="DefaultParagraphFont"/>
-    <w:link w:val="Title"/>
-    <w:uiPriority w:val="10"/>
-    <w:rsid w:val="00A10FD9"/>
+  <w:style w:styleId="2" w:type="paragraph">
+    <w:name w:val="heading 1"/>
+    <w:basedOn w:val="1"/>
+    <w:next w:val="1"/>
+    <w:link w:val="24"/>
+    <w:qFormat/>
+    <w:uiPriority w:val="9"/>
+    <w:pPr>
+      <w:keepNext/>
+      <w:keepLines/>
+      <w:spacing w:after="330" w:before="340" w:line="578" w:lineRule="auto"/>
+      <w:outlineLvl w:val="0"/>
+    </w:pPr>
     <w:rPr>
-      <w:rFonts w:asciiTheme="majorHAnsi" w:cstheme="majorBidi" w:eastAsiaTheme="majorEastAsia" w:hAnsiTheme="majorHAnsi"/>
-      <w:sz w:val="56"/>
-      <w:szCs w:val="56"/>
+      <w:b/>
+      <w:bCs/>
+      <w:kern w:val="44"/>
+      <w:sz w:val="44"/>
+      <w:szCs w:val="44"/>
     </w:rPr>
   </w:style>
-  <w:style w:styleId="Subtitle" w:type="paragraph">
-    <w:name w:val="Subtitle"/>
-    <w:basedOn w:val="Title"/>
-    <w:next w:val="BodyText"/>
-    <w:link w:val="SubtitleChar"/>
-    <w:uiPriority w:val="11"/>
+  <w:style w:styleId="3" w:type="paragraph">
+    <w:name w:val="heading 2"/>
+    <w:basedOn w:val="1"/>
+    <w:next w:val="1"/>
+    <w:link w:val="25"/>
     <w:qFormat/>
-    <w:rsid w:val="00A10FD9"/>
+    <w:uiPriority w:val="0"/>
     <w:pPr>
-      <w:numPr>
-        <w:ilvl w:val="1"/>
-      </w:numPr>
+      <w:keepNext/>
+      <w:keepLines/>
+      <w:spacing w:after="260" w:before="260" w:line="416" w:lineRule="auto"/>
+      <w:outlineLvl w:val="1"/>
     </w:pPr>
     <w:rPr>
-      <w:rFonts w:cstheme="majorBidi" w:eastAsiaTheme="majorEastAsia"/>
-      <w:spacing w:val="15"/>
+      <w:rFonts w:ascii="等线 Light" w:cs="Times New Roman" w:eastAsia="等线 Light" w:hAnsi="等线 Light"/>
+      <w:b/>
+      <w:bCs/>
+      <w:sz w:val="32"/>
+      <w:szCs w:val="32"/>
+    </w:rPr>
+  </w:style>
+  <w:style w:styleId="4" w:type="paragraph">
+    <w:name w:val="heading 3"/>
+    <w:basedOn w:val="1"/>
+    <w:next w:val="1"/>
+    <w:link w:val="26"/>
+    <w:qFormat/>
+    <w:uiPriority w:val="0"/>
+    <w:pPr>
+      <w:keepNext/>
+      <w:keepLines/>
+      <w:spacing w:after="260" w:before="260" w:line="416" w:lineRule="auto"/>
+      <w:outlineLvl w:val="2"/>
+    </w:pPr>
+    <w:rPr>
+      <w:b/>
+      <w:bCs/>
+      <w:sz w:val="32"/>
+      <w:szCs w:val="32"/>
+    </w:rPr>
+  </w:style>
+  <w:style w:styleId="5" w:type="paragraph">
+    <w:name w:val="heading 4"/>
+    <w:basedOn w:val="1"/>
+    <w:next w:val="1"/>
+    <w:link w:val="27"/>
+    <w:qFormat/>
+    <w:uiPriority w:val="0"/>
+    <w:pPr>
+      <w:keepNext/>
+      <w:keepLines/>
+      <w:spacing w:after="290" w:before="280" w:line="376" w:lineRule="auto"/>
+      <w:ind w:hanging="864" w:left="864"/>
+      <w:outlineLvl w:val="3"/>
+    </w:pPr>
+    <w:rPr>
+      <w:rFonts w:ascii="Cambria" w:cs="Times New Roman" w:eastAsia="宋体" w:hAnsi="Cambria"/>
+      <w:b/>
+      <w:bCs/>
       <w:sz w:val="28"/>
       <w:szCs w:val="28"/>
     </w:rPr>
   </w:style>
-  <w:style w:customStyle="1" w:styleId="SubtitleChar" w:type="character">
-    <w:name w:val="Subtitle Char"/>
-    <w:basedOn w:val="DefaultParagraphFont"/>
-    <w:link w:val="Subtitle"/>
-    <w:uiPriority w:val="11"/>
-    <w:rsid w:val="00A10FD9"/>
+  <w:style w:styleId="6" w:type="paragraph">
+    <w:name w:val="heading 5"/>
+    <w:basedOn w:val="1"/>
+    <w:next w:val="1"/>
+    <w:link w:val="28"/>
+    <w:qFormat/>
+    <w:uiPriority w:val="0"/>
+    <w:pPr>
+      <w:keepNext/>
+      <w:jc w:val="center"/>
+      <w:outlineLvl w:val="4"/>
+    </w:pPr>
     <w:rPr>
-      <w:rFonts w:cstheme="majorBidi" w:eastAsiaTheme="majorEastAsia"/>
-      <w:color w:themeColor="text1" w:themeTint="A6" w:val="595959"/>
-      <w:spacing w:val="15"/>
-      <w:sz w:val="28"/>
-      <w:szCs w:val="28"/>
+      <w:i/>
+      <w:iCs/>
+      <w:sz w:val="24"/>
+      <w:szCs w:val="21"/>
     </w:rPr>
   </w:style>
-  <w:style w:customStyle="1" w:styleId="Author" w:type="paragraph">
-    <w:name w:val="Author"/>
-    <w:basedOn w:val="Title"/>
-    <w:next w:val="BodyText"/>
+  <w:style w:styleId="7" w:type="paragraph">
+    <w:name w:val="heading 6"/>
+    <w:basedOn w:val="1"/>
+    <w:next w:val="1"/>
+    <w:link w:val="29"/>
     <w:qFormat/>
+    <w:uiPriority w:val="0"/>
     <w:pPr>
       <w:keepNext/>
       <w:keepLines/>
+      <w:spacing w:after="64" w:before="240" w:line="320" w:lineRule="auto"/>
+      <w:ind w:hanging="1152" w:left="1152"/>
+      <w:outlineLvl w:val="5"/>
     </w:pPr>
     <w:rPr>
+      <w:rFonts w:ascii="Cambria" w:cs="Times New Roman" w:eastAsia="宋体" w:hAnsi="Cambria"/>
+      <w:b/>
+      <w:bCs/>
       <w:sz w:val="24"/>
-      <w:szCs w:val="24"/>
     </w:rPr>
   </w:style>
-  <w:style w:styleId="Date" w:type="paragraph">
-    <w:name w:val="Date"/>
-    <w:basedOn w:val="Title"/>
-    <w:next w:val="BodyText"/>
+  <w:style w:styleId="8" w:type="paragraph">
+    <w:name w:val="heading 7"/>
+    <w:basedOn w:val="1"/>
+    <w:next w:val="1"/>
+    <w:link w:val="30"/>
     <w:qFormat/>
+    <w:uiPriority w:val="0"/>
     <w:pPr>
       <w:keepNext/>
       <w:keepLines/>
+      <w:spacing w:after="64" w:before="240" w:line="320" w:lineRule="auto"/>
+      <w:ind w:hanging="1296" w:left="1296"/>
+      <w:outlineLvl w:val="6"/>
     </w:pPr>
     <w:rPr>
+      <w:b/>
+      <w:bCs/>
       <w:sz w:val="24"/>
-      <w:szCs w:val="24"/>
     </w:rPr>
   </w:style>
-  <w:style w:customStyle="1" w:styleId="AbstractTitle" w:type="paragraph">
-    <w:name w:val="Abstract Title"/>
-    <w:basedOn w:val="Normal"/>
-    <w:next w:val="Abstract"/>
+  <w:style w:styleId="9" w:type="paragraph">
+    <w:name w:val="heading 8"/>
+    <w:basedOn w:val="1"/>
+    <w:next w:val="1"/>
+    <w:link w:val="31"/>
     <w:qFormat/>
+    <w:uiPriority w:val="0"/>
     <w:pPr>
       <w:keepNext/>
       <w:keepLines/>
-      <w:spacing w:after="0" w:before="300"/>
-      <w:jc w:val="center"/>
+      <w:spacing w:after="64" w:before="240" w:line="320" w:lineRule="auto"/>
+      <w:ind w:hanging="1440" w:left="1440"/>
+      <w:outlineLvl w:val="7"/>
     </w:pPr>
     <w:rPr>
-      <w:b/>
-      <w:sz w:val="20"/>
-      <w:szCs w:val="20"/>
+      <w:rFonts w:ascii="Cambria" w:cs="Times New Roman" w:eastAsia="宋体" w:hAnsi="Cambria"/>
+      <w:sz w:val="24"/>
     </w:rPr>
   </w:style>
-  <w:style w:customStyle="1" w:styleId="Abstract" w:type="paragraph">
-    <w:name w:val="Abstract"/>
-    <w:basedOn w:val="Normal"/>
-    <w:next w:val="BodyText"/>
+  <w:style w:styleId="10" w:type="paragraph">
+    <w:name w:val="heading 9"/>
+    <w:basedOn w:val="1"/>
+    <w:next w:val="1"/>
+    <w:link w:val="32"/>
     <w:qFormat/>
+    <w:uiPriority w:val="0"/>
     <w:pPr>
       <w:keepNext/>
       <w:keepLines/>
-      <w:spacing w:after="300" w:before="100"/>
-    </w:pPr>
-    <w:rPr>
-      <w:sz w:val="20"/>
-      <w:szCs w:val="20"/>
-    </w:rPr>
-  </w:style>
-  <w:style w:styleId="Bibliography" w:type="paragraph">
-    <w:name w:val="Bibliography"/>
-    <w:basedOn w:val="Normal"/>
-    <w:next w:val="Bibliography"/>
-    <w:qFormat/>
-    <w:pPr/>
-    <w:rPr/>
-  </w:style>
-  <w:style w:styleId="Heading1" w:type="paragraph">
-    <w:name w:val="heading 1"/>
-    <w:basedOn w:val="Normal"/>
-    <w:next w:val="BodyText"/>
-    <w:link w:val="Heading1Char"/>
-    <w:uiPriority w:val="9"/>
-    <w:qFormat/>
-    <w:rsid w:val="00A10FD9"/>
-    <w:pPr>
-      <w:keepNext/>
-      <w:keepLines/>
-      <w:spacing w:after="80" w:before="360"/>
-      <w:outlineLvl w:val="0"/>
-    </w:pPr>
-    <w:rPr>
-      <w:rFonts w:asciiTheme="majorHAnsi" w:cstheme="majorBidi" w:eastAsiaTheme="majorEastAsia" w:hAnsiTheme="majorHAnsi"/>
-      <w:color w:themeColor="accent1" w:themeShade="BF" w:val="0F4761"/>
-      <w:sz w:val="40"/>
-      <w:szCs w:val="40"/>
-    </w:rPr>
-  </w:style>
-  <w:style w:styleId="Heading2" w:type="paragraph">
-    <w:name w:val="heading 2"/>
-    <w:basedOn w:val="Normal"/>
-    <w:next w:val="BodyText"/>
-    <w:link w:val="Heading2Char"/>
-    <w:uiPriority w:val="9"/>
-    <w:semiHidden/>
-    <w:unhideWhenUsed/>
-    <w:qFormat/>
-    <w:rsid w:val="00A10FD9"/>
-    <w:pPr>
-      <w:keepNext/>
-      <w:keepLines/>
-      <w:spacing w:after="80" w:before="160"/>
-      <w:outlineLvl w:val="1"/>
-    </w:pPr>
-    <w:rPr>
-      <w:rFonts w:asciiTheme="majorHAnsi" w:cstheme="majorBidi" w:eastAsiaTheme="majorEastAsia" w:hAnsiTheme="majorHAnsi"/>
-      <w:color w:themeColor="accent1" w:themeShade="BF" w:val="0F4761"/>
-      <w:sz w:val="32"/>
-      <w:szCs w:val="32"/>
-    </w:rPr>
-  </w:style>
-  <w:style w:styleId="Heading3" w:type="paragraph">
-    <w:name w:val="heading 3"/>
-    <w:basedOn w:val="Normal"/>
-    <w:next w:val="BodyText"/>
-    <w:link w:val="Heading3Char"/>
-    <w:uiPriority w:val="9"/>
-    <w:semiHidden/>
-    <w:unhideWhenUsed/>
-    <w:qFormat/>
-    <w:rsid w:val="00A10FD9"/>
-    <w:pPr>
-      <w:keepNext/>
-      <w:keepLines/>
-      <w:spacing w:after="80" w:before="160"/>
-      <w:outlineLvl w:val="2"/>
-    </w:pPr>
-    <w:rPr>
-      <w:rFonts w:cstheme="majorBidi" w:eastAsiaTheme="majorEastAsia"/>
-      <w:color w:themeColor="accent1" w:themeShade="BF" w:val="0F4761"/>
-      <w:sz w:val="28"/>
-      <w:szCs w:val="28"/>
-    </w:rPr>
-  </w:style>
-  <w:style w:styleId="Heading4" w:type="paragraph">
-    <w:name w:val="heading 4"/>
-    <w:basedOn w:val="Normal"/>
-    <w:next w:val="BodyText"/>
-    <w:link w:val="Heading4Char"/>
-    <w:uiPriority w:val="9"/>
-    <w:semiHidden/>
-    <w:unhideWhenUsed/>
-    <w:qFormat/>
-    <w:rsid w:val="00A10FD9"/>
-    <w:pPr>
-      <w:keepNext/>
-      <w:keepLines/>
-      <w:spacing w:after="40" w:before="80"/>
-      <w:outlineLvl w:val="3"/>
-    </w:pPr>
-    <w:rPr>
-      <w:rFonts w:cstheme="majorBidi" w:eastAsiaTheme="majorEastAsia"/>
-      <w:i/>
-      <w:iCs/>
-      <w:color w:themeColor="accent1" w:themeShade="BF" w:val="0F4761"/>
-    </w:rPr>
-  </w:style>
-  <w:style w:styleId="Heading5" w:type="paragraph">
-    <w:name w:val="heading 5"/>
-    <w:basedOn w:val="Normal"/>
-    <w:next w:val="BodyText"/>
-    <w:link w:val="Heading5Char"/>
-    <w:uiPriority w:val="9"/>
-    <w:semiHidden/>
-    <w:unhideWhenUsed/>
-    <w:qFormat/>
-    <w:rsid w:val="00A10FD9"/>
-    <w:pPr>
-      <w:keepNext/>
-      <w:keepLines/>
-      <w:spacing w:after="40" w:before="80"/>
-      <w:outlineLvl w:val="4"/>
-    </w:pPr>
-    <w:rPr>
-      <w:rFonts w:cstheme="majorBidi" w:eastAsiaTheme="majorEastAsia"/>
-      <w:color w:themeColor="accent1" w:themeShade="BF" w:val="0F4761"/>
-    </w:rPr>
-  </w:style>
-  <w:style w:styleId="Heading6" w:type="paragraph">
-    <w:name w:val="heading 6"/>
-    <w:basedOn w:val="Normal"/>
-    <w:next w:val="BodyText"/>
-    <w:link w:val="Heading6Char"/>
-    <w:uiPriority w:val="9"/>
-    <w:semiHidden/>
-    <w:unhideWhenUsed/>
-    <w:qFormat/>
-    <w:rsid w:val="00A10FD9"/>
-    <w:pPr>
-      <w:keepNext/>
-      <w:keepLines/>
-      <w:spacing w:after="0" w:before="40"/>
-      <w:outlineLvl w:val="5"/>
-    </w:pPr>
-    <w:rPr>
-      <w:rFonts w:cstheme="majorBidi" w:eastAsiaTheme="majorEastAsia"/>
-      <w:i/>
-      <w:iCs/>
-      <w:color w:themeColor="text1" w:themeTint="A6" w:val="595959"/>
-    </w:rPr>
-  </w:style>
-  <w:style w:styleId="Heading7" w:type="paragraph">
-    <w:name w:val="heading 7"/>
-    <w:basedOn w:val="Normal"/>
-    <w:next w:val="BodyText"/>
-    <w:link w:val="Heading7Char"/>
-    <w:uiPriority w:val="9"/>
-    <w:semiHidden/>
-    <w:unhideWhenUsed/>
-    <w:qFormat/>
-    <w:rsid w:val="00A10FD9"/>
-    <w:pPr>
-      <w:keepNext/>
-      <w:keepLines/>
-      <w:spacing w:after="0" w:before="40"/>
-      <w:outlineLvl w:val="6"/>
-    </w:pPr>
-    <w:rPr>
-      <w:rFonts w:cstheme="majorBidi" w:eastAsiaTheme="majorEastAsia"/>
-      <w:color w:themeColor="text1" w:themeTint="A6" w:val="595959"/>
-    </w:rPr>
-  </w:style>
-  <w:style w:styleId="Heading8" w:type="paragraph">
-    <w:name w:val="heading 8"/>
-    <w:basedOn w:val="Normal"/>
-    <w:next w:val="BodyText"/>
-    <w:link w:val="Heading8Char"/>
-    <w:uiPriority w:val="9"/>
-    <w:semiHidden/>
-    <w:unhideWhenUsed/>
-    <w:qFormat/>
-    <w:rsid w:val="00A10FD9"/>
-    <w:pPr>
-      <w:keepNext/>
-      <w:keepLines/>
-      <w:spacing w:after="0"/>
-      <w:outlineLvl w:val="7"/>
-    </w:pPr>
-    <w:rPr>
-      <w:rFonts w:cstheme="majorBidi" w:eastAsiaTheme="majorEastAsia"/>
-      <w:i/>
-      <w:iCs/>
-      <w:color w:themeColor="text1" w:themeTint="D8" w:val="272727"/>
-    </w:rPr>
-  </w:style>
-  <w:style w:styleId="Heading9" w:type="paragraph">
-    <w:name w:val="heading 9"/>
-    <w:basedOn w:val="Normal"/>
-    <w:next w:val="BodyText"/>
-    <w:link w:val="Heading9Char"/>
-    <w:uiPriority w:val="9"/>
-    <w:semiHidden/>
-    <w:unhideWhenUsed/>
-    <w:qFormat/>
-    <w:rsid w:val="00A10FD9"/>
-    <w:pPr>
-      <w:keepNext/>
-      <w:keepLines/>
-      <w:spacing w:after="0"/>
+      <w:spacing w:after="64" w:before="240" w:line="320" w:lineRule="auto"/>
+      <w:ind w:hanging="1584" w:left="1584"/>
       <w:outlineLvl w:val="8"/>
     </w:pPr>
     <w:rPr>
-      <w:rFonts w:cstheme="majorBidi" w:eastAsiaTheme="majorEastAsia"/>
-      <w:color w:themeColor="text1" w:themeTint="D8" w:val="272727"/>
+      <w:rFonts w:ascii="Cambria" w:cs="Times New Roman" w:eastAsia="宋体" w:hAnsi="Cambria"/>
+      <w:szCs w:val="21"/>
     </w:rPr>
   </w:style>
-  <w:style w:customStyle="1" w:styleId="Heading1Char" w:type="character">
-    <w:name w:val="Heading 1 Char"/>
-    <w:basedOn w:val="DefaultParagraphFont"/>
-    <w:link w:val="Heading1"/>
-    <w:uiPriority w:val="9"/>
-    <w:rsid w:val="00A10FD9"/>
-    <w:rPr>
-      <w:rFonts w:asciiTheme="majorHAnsi" w:cstheme="majorBidi" w:eastAsiaTheme="majorEastAsia" w:hAnsiTheme="majorHAnsi"/>
-      <w:color w:themeColor="accent1" w:themeShade="BF" w:val="0F4761"/>
-      <w:sz w:val="40"/>
-      <w:szCs w:val="40"/>
-    </w:rPr>
-  </w:style>
-  <w:style w:customStyle="1" w:styleId="Heading2Char" w:type="character">
-    <w:name w:val="Heading 2 Char"/>
-    <w:basedOn w:val="DefaultParagraphFont"/>
-    <w:link w:val="Heading2"/>
-    <w:uiPriority w:val="9"/>
-    <w:semiHidden/>
-    <w:rsid w:val="00A10FD9"/>
-    <w:rPr>
-      <w:rFonts w:asciiTheme="majorHAnsi" w:cstheme="majorBidi" w:eastAsiaTheme="majorEastAsia" w:hAnsiTheme="majorHAnsi"/>
-      <w:color w:themeColor="accent1" w:themeShade="BF" w:val="0F4761"/>
-      <w:sz w:val="32"/>
-      <w:szCs w:val="32"/>
-    </w:rPr>
-  </w:style>
-  <w:style w:customStyle="1" w:styleId="Heading3Char" w:type="character">
-    <w:name w:val="Heading 3 Char"/>
-    <w:basedOn w:val="DefaultParagraphFont"/>
-    <w:link w:val="Heading3"/>
-    <w:uiPriority w:val="9"/>
-    <w:semiHidden/>
-    <w:rsid w:val="00A10FD9"/>
-    <w:rPr>
-      <w:rFonts w:cstheme="majorBidi" w:eastAsiaTheme="majorEastAsia"/>
-      <w:color w:themeColor="accent1" w:themeShade="BF" w:val="0F4761"/>
-      <w:sz w:val="28"/>
-      <w:szCs w:val="28"/>
-    </w:rPr>
-  </w:style>
-  <w:style w:customStyle="1" w:styleId="Heading4Char" w:type="character">
-    <w:name w:val="Heading 4 Char"/>
-    <w:basedOn w:val="DefaultParagraphFont"/>
-    <w:link w:val="Heading4"/>
-    <w:uiPriority w:val="9"/>
-    <w:semiHidden/>
-    <w:rsid w:val="00A10FD9"/>
-    <w:rPr>
-      <w:rFonts w:cstheme="majorBidi" w:eastAsiaTheme="majorEastAsia"/>
-      <w:i/>
-      <w:iCs/>
-      <w:color w:themeColor="accent1" w:themeShade="BF" w:val="0F4761"/>
-    </w:rPr>
-  </w:style>
-  <w:style w:customStyle="1" w:styleId="Heading5Char" w:type="character">
-    <w:name w:val="Heading 5 Char"/>
-    <w:basedOn w:val="DefaultParagraphFont"/>
-    <w:link w:val="Heading5"/>
-    <w:uiPriority w:val="9"/>
-    <w:semiHidden/>
-    <w:rsid w:val="00A10FD9"/>
-    <w:rPr>
-      <w:rFonts w:cstheme="majorBidi" w:eastAsiaTheme="majorEastAsia"/>
-      <w:color w:themeColor="accent1" w:themeShade="BF" w:val="0F4761"/>
-    </w:rPr>
-  </w:style>
-  <w:style w:customStyle="1" w:styleId="Heading6Char" w:type="character">
-    <w:name w:val="Heading 6 Char"/>
-    <w:basedOn w:val="DefaultParagraphFont"/>
-    <w:link w:val="Heading6"/>
-    <w:uiPriority w:val="9"/>
-    <w:semiHidden/>
-    <w:rsid w:val="00A10FD9"/>
-    <w:rPr>
-      <w:rFonts w:cstheme="majorBidi" w:eastAsiaTheme="majorEastAsia"/>
-      <w:i/>
-      <w:iCs/>
-      <w:color w:themeColor="text1" w:themeTint="A6" w:val="595959"/>
-    </w:rPr>
-  </w:style>
-  <w:style w:customStyle="1" w:styleId="Heading7Char" w:type="character">
-    <w:name w:val="Heading 7 Char"/>
-    <w:basedOn w:val="DefaultParagraphFont"/>
-    <w:link w:val="Heading7"/>
-    <w:uiPriority w:val="9"/>
-    <w:semiHidden/>
-    <w:rsid w:val="00A10FD9"/>
-    <w:rPr>
-      <w:rFonts w:cstheme="majorBidi" w:eastAsiaTheme="majorEastAsia"/>
-      <w:color w:themeColor="text1" w:themeTint="A6" w:val="595959"/>
-    </w:rPr>
-  </w:style>
-  <w:style w:customStyle="1" w:styleId="Heading8Char" w:type="character">
-    <w:name w:val="Heading 8 Char"/>
-    <w:basedOn w:val="DefaultParagraphFont"/>
-    <w:link w:val="Heading8"/>
-    <w:uiPriority w:val="9"/>
-    <w:semiHidden/>
-    <w:rsid w:val="00A10FD9"/>
-    <w:rPr>
-      <w:rFonts w:cstheme="majorBidi" w:eastAsiaTheme="majorEastAsia"/>
-      <w:i/>
-      <w:iCs/>
-      <w:color w:themeColor="text1" w:themeTint="D8" w:val="272727"/>
-    </w:rPr>
-  </w:style>
-  <w:style w:customStyle="1" w:styleId="Heading9Char" w:type="character">
-    <w:name w:val="Heading 9 Char"/>
-    <w:basedOn w:val="DefaultParagraphFont"/>
-    <w:link w:val="Heading9"/>
-    <w:uiPriority w:val="9"/>
-    <w:semiHidden/>
-    <w:rsid w:val="00A10FD9"/>
-    <w:rPr>
-      <w:rFonts w:cstheme="majorBidi" w:eastAsiaTheme="majorEastAsia"/>
-      <w:color w:themeColor="text1" w:themeTint="D8" w:val="272727"/>
-    </w:rPr>
-  </w:style>
-  <w:style w:styleId="BlockText" w:type="paragraph">
-    <w:name w:val="Block Text"/>
-    <w:basedOn w:val="BodyText"/>
-    <w:next w:val="BodyText"/>
-    <w:uiPriority w:val="9"/>
-    <w:unhideWhenUsed/>
-    <w:qFormat/>
-    <w:pPr>
-      <w:spacing w:after="100" w:before="100"/>
-      <w:ind w:firstLine="0" w:left="480" w:right="480"/>
-    </w:pPr>
-  </w:style>
-  <w:style w:styleId="FootnoteText" w:type="paragraph">
-    <w:name w:val="Footnote Text"/>
-    <w:basedOn w:val="Normal"/>
-    <w:next w:val="FootnoteText"/>
-    <w:uiPriority w:val="9"/>
-    <w:unhideWhenUsed/>
-    <w:qFormat/>
-  </w:style>
-  <w:style w:styleId="FootnoteBlockText" w:type="paragraph">
-    <w:name w:val="Footnote Block Text"/>
-    <w:basedOn w:val="FootnoteText"/>
-    <w:next w:val="FootnoteText"/>
-    <w:uiPriority w:val="9"/>
-    <w:unhideWhenUsed/>
-    <w:qFormat/>
-    <w:pPr>
-      <w:spacing w:after="100" w:before="100"/>
-      <w:ind w:firstLine="0" w:left="480" w:right="480"/>
-    </w:pPr>
-  </w:style>
-  <w:style w:default="1" w:styleId="DefaultParagraphFont" w:type="character">
+  <w:style w:default="1" w:styleId="21" w:type="character">
     <w:name w:val="Default Paragraph Font"/>
     <w:semiHidden/>
-    <w:unhideWhenUsed/>
+    <w:uiPriority w:val="0"/>
   </w:style>
-  <w:style w:default="1" w:styleId="Table" w:type="table">
-    <w:name w:val="Table"/>
-    <w:basedOn w:val="TableNormal"/>
+  <w:style w:default="1" w:styleId="19" w:type="table">
+    <w:name w:val="Normal Table"/>
     <w:semiHidden/>
-    <w:unhideWhenUsed/>
-    <w:qFormat/>
+    <w:uiPriority w:val="0"/>
     <w:tblPr>
-      <w:tblInd w:type="dxa" w:w="0"/>
+      <w:tblStyle w:val="19"/>
       <w:tblCellMar>
         <w:top w:type="dxa" w:w="0"/>
         <w:left w:type="dxa" w:w="108"/>
@@ -47881,112 +50598,414 @@
         <w:right w:type="dxa" w:w="108"/>
       </w:tblCellMar>
     </w:tblPr>
+  </w:style>
+  <w:style w:styleId="11" w:type="paragraph">
+    <w:name w:val="toc 3"/>
+    <w:basedOn w:val="1"/>
+    <w:next w:val="1"/>
+    <w:unhideWhenUsed/>
+    <w:qFormat/>
+    <w:uiPriority w:val="39"/>
+    <w:pPr>
+      <w:tabs>
+        <w:tab w:leader="dot" w:pos="8296" w:val="right"/>
+      </w:tabs>
+      <w:spacing w:line="360" w:lineRule="auto"/>
+      <w:ind w:firstLine="175" w:firstLineChars="73" w:left="420"/>
+      <w:jc w:val="left"/>
+    </w:pPr>
+    <w:rPr>
+      <w:rFonts w:cs="Calibri" w:eastAsia="仿宋"/>
+      <w:sz w:val="24"/>
+      <w:szCs w:val="20"/>
+      <w:lang/>
+    </w:rPr>
+  </w:style>
+  <w:style w:styleId="12" w:type="paragraph">
+    <w:name w:val="Balloon Text"/>
+    <w:basedOn w:val="1"/>
+    <w:link w:val="39"/>
+    <w:uiPriority w:val="0"/>
+    <w:rPr>
+      <w:sz w:val="18"/>
+      <w:szCs w:val="18"/>
+    </w:rPr>
+  </w:style>
+  <w:style w:styleId="13" w:type="paragraph">
+    <w:name w:val="footer"/>
+    <w:basedOn w:val="1"/>
+    <w:link w:val="33"/>
+    <w:uiPriority w:val="99"/>
+    <w:pPr>
+      <w:tabs>
+        <w:tab w:pos="4153" w:val="center"/>
+        <w:tab w:pos="8306" w:val="right"/>
+      </w:tabs>
+      <w:snapToGrid w:val="0"/>
+      <w:jc w:val="left"/>
+    </w:pPr>
+    <w:rPr>
+      <w:sz w:val="18"/>
+      <w:szCs w:val="18"/>
+    </w:rPr>
+  </w:style>
+  <w:style w:styleId="14" w:type="paragraph">
+    <w:name w:val="header"/>
+    <w:basedOn w:val="1"/>
+    <w:link w:val="34"/>
+    <w:uiPriority w:val="99"/>
+    <w:pPr>
+      <w:tabs>
+        <w:tab w:pos="4153" w:val="center"/>
+        <w:tab w:pos="8306" w:val="right"/>
+      </w:tabs>
+      <w:snapToGrid w:val="0"/>
+      <w:jc w:val="center"/>
+    </w:pPr>
+    <w:rPr>
+      <w:sz w:val="18"/>
+      <w:szCs w:val="18"/>
+    </w:rPr>
+  </w:style>
+  <w:style w:styleId="15" w:type="paragraph">
+    <w:name w:val="toc 1"/>
+    <w:qFormat/>
+    <w:uiPriority w:val="39"/>
+    <w:pPr>
+      <w:widowControl w:val="0"/>
+      <w:tabs>
+        <w:tab w:pos="420" w:val="left"/>
+        <w:tab w:leader="dot" w:pos="8296" w:val="right"/>
+      </w:tabs>
+      <w:spacing w:line="360" w:lineRule="auto"/>
+    </w:pPr>
+    <w:rPr>
+      <w:rFonts w:ascii="Calibri" w:cs="Calibri" w:hAnsi="Calibri"/>
+      <w:b/>
+      <w:bCs/>
+      <w:caps/>
+      <w:kern w:val="2"/>
+      <w:sz w:val="21"/>
+      <w:szCs w:val="21"/>
+      <w:lang w:bidi="ar-SA" w:eastAsia="zh-CN" w:val="en-US"/>
+    </w:rPr>
+  </w:style>
+  <w:style w:styleId="16" w:type="paragraph">
+    <w:name w:val="footnote text"/>
+    <w:basedOn w:val="1"/>
+    <w:link w:val="35"/>
+    <w:uiPriority w:val="0"/>
+    <w:pPr>
+      <w:snapToGrid w:val="0"/>
+      <w:jc w:val="left"/>
+    </w:pPr>
+    <w:rPr>
+      <w:sz w:val="18"/>
+      <w:szCs w:val="18"/>
+    </w:rPr>
+  </w:style>
+  <w:style w:styleId="17" w:type="paragraph">
+    <w:name w:val="toc 2"/>
+    <w:basedOn w:val="1"/>
+    <w:next w:val="1"/>
+    <w:unhideWhenUsed/>
+    <w:qFormat/>
+    <w:uiPriority w:val="39"/>
+    <w:pPr>
+      <w:spacing w:line="360" w:lineRule="auto"/>
+      <w:ind w:left="210"/>
+      <w:jc w:val="left"/>
+    </w:pPr>
+    <w:rPr>
+      <w:rFonts w:ascii="Calibri" w:cs="Calibri" w:hAnsi="Calibri"/>
+      <w:smallCaps/>
+      <w:sz w:val="20"/>
+      <w:szCs w:val="20"/>
+    </w:rPr>
+  </w:style>
+  <w:style w:styleId="18" w:type="paragraph">
+    <w:name w:val="Title"/>
+    <w:basedOn w:val="1"/>
+    <w:next w:val="1"/>
+    <w:link w:val="36"/>
+    <w:qFormat/>
+    <w:uiPriority w:val="0"/>
+    <w:pPr>
+      <w:spacing w:after="60" w:before="240"/>
+      <w:jc w:val="center"/>
+      <w:outlineLvl w:val="0"/>
+    </w:pPr>
+    <w:rPr>
+      <w:rFonts w:ascii="等线 Light" w:cs="Times New Roman" w:hAnsi="等线 Light"/>
+      <w:b/>
+      <w:bCs/>
+      <w:sz w:val="32"/>
+      <w:szCs w:val="32"/>
+    </w:rPr>
+  </w:style>
+  <w:style w:styleId="20" w:type="table">
+    <w:name w:val="Table Simple 1"/>
+    <w:basedOn w:val="19"/>
+    <w:uiPriority w:val="0"/>
+    <w:pPr>
+      <w:widowControl w:val="0"/>
+      <w:jc w:val="both"/>
+    </w:pPr>
+    <w:tblPr>
+      <w:tblStyle w:val="19"/>
+      <w:tblBorders>
+        <w:top w:color="008000" w:space="0" w:sz="12" w:val="single"/>
+        <w:bottom w:color="008000" w:space="0" w:sz="12" w:val="single"/>
+      </w:tblBorders>
+    </w:tblPr>
+    <w:tcPr>
+      <w:shd w:color="auto" w:fill="auto" w:val="clear"/>
+    </w:tcPr>
     <w:tblStylePr w:type="firstRow">
+      <w:tblPr>
+        <w:tblStyle w:val="19"/>
+      </w:tblPr>
       <w:tcPr>
         <w:tcBorders>
-          <w:bottom w:val="single"/>
+          <w:top w:val="nil"/>
+          <w:left w:color="008000" w:space="0" w:sz="6" w:val="single"/>
+          <w:bottom w:val="nil"/>
+          <w:right w:val="nil"/>
+          <w:insideH w:val="nil"/>
+          <w:insideV w:val="nil"/>
+          <w:tl2br w:val="nil"/>
+          <w:tr2bl w:val="nil"/>
         </w:tcBorders>
-        <w:vAlign w:val="bottom"/>
+      </w:tcPr>
+    </w:tblStylePr>
+    <w:tblStylePr w:type="lastRow">
+      <w:tblPr>
+        <w:tblStyle w:val="19"/>
+      </w:tblPr>
+      <w:tcPr>
+        <w:tcBorders>
+          <w:top w:color="008000" w:space="0" w:sz="6" w:val="single"/>
+          <w:left w:val="nil"/>
+          <w:bottom w:val="nil"/>
+          <w:right w:val="nil"/>
+          <w:insideH w:val="nil"/>
+          <w:insideV w:val="nil"/>
+          <w:tl2br w:val="nil"/>
+          <w:tr2bl w:val="nil"/>
+        </w:tcBorders>
       </w:tcPr>
     </w:tblStylePr>
   </w:style>
-  <w:style w:customStyle="1" w:styleId="DefinitionTerm" w:type="paragraph">
-    <w:name w:val="Definition Term"/>
-    <w:basedOn w:val="Normal"/>
-    <w:next w:val="Definition"/>
-    <w:pPr>
-      <w:keepNext/>
-      <w:keepLines/>
-      <w:spacing w:after="0"/>
-    </w:pPr>
+  <w:style w:styleId="22" w:type="character">
+    <w:name w:val="Hyperlink"/>
+    <w:uiPriority w:val="99"/>
     <w:rPr>
-      <w:b/>
+      <w:color w:val="0000FF"/>
+      <w:u w:val="single"/>
     </w:rPr>
   </w:style>
-  <w:style w:customStyle="1" w:styleId="Definition" w:type="paragraph">
-    <w:name w:val="Definition"/>
-    <w:basedOn w:val="Normal"/>
-  </w:style>
-  <w:style w:styleId="Caption" w:type="paragraph">
-    <w:name w:val="Caption"/>
-    <w:basedOn w:val="Normal"/>
-    <w:link w:val="BodyTextChar"/>
-    <w:pPr>
-      <w:spacing w:after="120" w:before="0"/>
-    </w:pPr>
-    <w:rPr>
-      <w:i/>
-    </w:rPr>
-  </w:style>
-  <w:style w:customStyle="1" w:styleId="TableCaption" w:type="paragraph">
-    <w:name w:val="Table Caption"/>
-    <w:basedOn w:val="Caption"/>
-    <w:pPr>
-      <w:keepNext/>
-    </w:pPr>
-  </w:style>
-  <w:style w:customStyle="1" w:styleId="ImageCaption" w:type="paragraph">
-    <w:name w:val="Image Caption"/>
-    <w:basedOn w:val="Caption"/>
-  </w:style>
-  <w:style w:customStyle="1" w:styleId="Figure" w:type="paragraph">
-    <w:name w:val="Figure"/>
-    <w:basedOn w:val="Normal"/>
-  </w:style>
-  <w:style w:customStyle="1" w:styleId="CaptionedFigure" w:type="paragraph">
-    <w:name w:val="Captioned Figure"/>
-    <w:basedOn w:val="Figure"/>
-    <w:pPr>
-      <w:keepNext/>
-    </w:pPr>
-  </w:style>
-  <w:style w:customStyle="1" w:styleId="BodyTextChar" w:type="character">
-    <w:name w:val="Body Text Char"/>
-    <w:basedOn w:val="DefaultParagraphFont"/>
-    <w:link w:val="BodyText"/>
-  </w:style>
-  <w:style w:customStyle="1" w:styleId="VerbatimChar" w:type="character">
-    <w:name w:val="Verbatim Char"/>
-    <w:basedOn w:val="BodyTextChar"/>
-    <w:rPr>
-      <w:rFonts w:ascii="Consolas" w:hAnsi="Consolas"/>
-      <w:sz w:val="22"/>
-    </w:rPr>
-  </w:style>
-  <w:style w:customStyle="1" w:styleId="SectionNumber" w:type="character">
-    <w:name w:val="Section Number"/>
-    <w:basedOn w:val="BodyTextChar"/>
-  </w:style>
-  <w:style w:styleId="FootnoteReference" w:type="character">
-    <w:name w:val="Footnote Reference"/>
-    <w:basedOn w:val="BodyTextChar"/>
+  <w:style w:styleId="23" w:type="character">
+    <w:name w:val="footnote reference"/>
+    <w:uiPriority w:val="0"/>
     <w:rPr>
       <w:vertAlign w:val="superscript"/>
     </w:rPr>
   </w:style>
-  <w:style w:styleId="Hyperlink" w:type="character">
-    <w:name w:val="Hyperlink"/>
-    <w:basedOn w:val="BodyTextChar"/>
+  <w:style w:customStyle="1" w:styleId="24" w:type="character">
+    <w:name w:val="标题 1 字符"/>
+    <w:link w:val="2"/>
+    <w:uiPriority w:val="9"/>
     <w:rPr>
-      <w:color w:themeColor="accent1" w:val="4F81BD"/>
+      <w:b/>
+      <w:bCs/>
+      <w:kern w:val="44"/>
+      <w:sz w:val="44"/>
+      <w:szCs w:val="44"/>
     </w:rPr>
   </w:style>
-  <w:style w:styleId="TOCHeading" w:type="paragraph">
-    <w:name w:val="TOC Heading"/>
-    <w:basedOn w:val="Heading1"/>
-    <w:next w:val="BodyText"/>
-    <w:uiPriority w:val="39"/>
-    <w:unhideWhenUsed/>
-    <w:qFormat/>
+  <w:style w:customStyle="1" w:styleId="25" w:type="character">
+    <w:name w:val="标题 2 字符"/>
+    <w:link w:val="3"/>
+    <w:semiHidden/>
+    <w:uiPriority w:val="0"/>
+    <w:rPr>
+      <w:rFonts w:ascii="等线 Light" w:cs="Times New Roman" w:eastAsia="等线 Light" w:hAnsi="等线 Light"/>
+      <w:b/>
+      <w:bCs/>
+      <w:kern w:val="2"/>
+      <w:sz w:val="32"/>
+      <w:szCs w:val="32"/>
+    </w:rPr>
+  </w:style>
+  <w:style w:customStyle="1" w:styleId="26" w:type="character">
+    <w:name w:val="标题 3 字符"/>
+    <w:link w:val="4"/>
+    <w:semiHidden/>
+    <w:uiPriority w:val="0"/>
+    <w:rPr>
+      <w:b/>
+      <w:bCs/>
+      <w:kern w:val="2"/>
+      <w:sz w:val="32"/>
+      <w:szCs w:val="32"/>
+    </w:rPr>
+  </w:style>
+  <w:style w:customStyle="1" w:styleId="27" w:type="character">
+    <w:name w:val="标题 4 字符"/>
+    <w:link w:val="5"/>
+    <w:semiHidden/>
+    <w:uiPriority w:val="0"/>
+    <w:rPr>
+      <w:rFonts w:ascii="Cambria" w:hAnsi="Cambria"/>
+      <w:b/>
+      <w:bCs/>
+      <w:kern w:val="2"/>
+      <w:sz w:val="28"/>
+      <w:szCs w:val="28"/>
+    </w:rPr>
+  </w:style>
+  <w:style w:customStyle="1" w:styleId="28" w:type="character">
+    <w:name w:val="标题 5 字符"/>
+    <w:link w:val="6"/>
+    <w:uiPriority w:val="99"/>
+    <w:rPr>
+      <w:i/>
+      <w:iCs/>
+      <w:kern w:val="2"/>
+      <w:sz w:val="24"/>
+      <w:szCs w:val="21"/>
+    </w:rPr>
+  </w:style>
+  <w:style w:customStyle="1" w:styleId="29" w:type="character">
+    <w:name w:val="标题 6 字符"/>
+    <w:link w:val="7"/>
+    <w:semiHidden/>
+    <w:uiPriority w:val="0"/>
+    <w:rPr>
+      <w:rFonts w:ascii="Cambria" w:hAnsi="Cambria"/>
+      <w:b/>
+      <w:bCs/>
+      <w:kern w:val="2"/>
+      <w:sz w:val="24"/>
+      <w:szCs w:val="24"/>
+    </w:rPr>
+  </w:style>
+  <w:style w:customStyle="1" w:styleId="30" w:type="character">
+    <w:name w:val="标题 7 字符"/>
+    <w:link w:val="8"/>
+    <w:semiHidden/>
+    <w:uiPriority w:val="0"/>
+    <w:rPr>
+      <w:b/>
+      <w:bCs/>
+      <w:kern w:val="2"/>
+      <w:sz w:val="24"/>
+      <w:szCs w:val="24"/>
+    </w:rPr>
+  </w:style>
+  <w:style w:customStyle="1" w:styleId="31" w:type="character">
+    <w:name w:val="标题 8 字符"/>
+    <w:link w:val="9"/>
+    <w:semiHidden/>
+    <w:uiPriority w:val="0"/>
+    <w:rPr>
+      <w:rFonts w:ascii="Cambria" w:hAnsi="Cambria"/>
+      <w:kern w:val="2"/>
+      <w:sz w:val="24"/>
+      <w:szCs w:val="24"/>
+    </w:rPr>
+  </w:style>
+  <w:style w:customStyle="1" w:styleId="32" w:type="character">
+    <w:name w:val="标题 9 字符"/>
+    <w:link w:val="10"/>
+    <w:semiHidden/>
+    <w:uiPriority w:val="0"/>
+    <w:rPr>
+      <w:rFonts w:ascii="Cambria" w:hAnsi="Cambria"/>
+      <w:kern w:val="2"/>
+      <w:sz w:val="21"/>
+      <w:szCs w:val="21"/>
+    </w:rPr>
+  </w:style>
+  <w:style w:customStyle="1" w:styleId="33" w:type="character">
+    <w:name w:val="页脚 字符"/>
+    <w:link w:val="13"/>
+    <w:uiPriority w:val="99"/>
+    <w:rPr>
+      <w:kern w:val="2"/>
+      <w:sz w:val="18"/>
+      <w:szCs w:val="18"/>
+    </w:rPr>
+  </w:style>
+  <w:style w:customStyle="1" w:styleId="34" w:type="character">
+    <w:name w:val="页眉 字符"/>
+    <w:link w:val="14"/>
+    <w:uiPriority w:val="99"/>
+    <w:rPr>
+      <w:kern w:val="2"/>
+      <w:sz w:val="18"/>
+      <w:szCs w:val="18"/>
+    </w:rPr>
+  </w:style>
+  <w:style w:customStyle="1" w:styleId="35" w:type="character">
+    <w:name w:val="脚注文本 字符"/>
+    <w:link w:val="16"/>
+    <w:uiPriority w:val="0"/>
+    <w:rPr>
+      <w:kern w:val="2"/>
+      <w:sz w:val="18"/>
+      <w:szCs w:val="18"/>
+    </w:rPr>
+  </w:style>
+  <w:style w:customStyle="1" w:styleId="36" w:type="character">
+    <w:name w:val="标题 字符"/>
+    <w:link w:val="18"/>
+    <w:uiPriority w:val="0"/>
+    <w:rPr>
+      <w:rFonts w:ascii="等线 Light" w:cs="Times New Roman" w:hAnsi="等线 Light"/>
+      <w:b/>
+      <w:bCs/>
+      <w:kern w:val="2"/>
+      <w:sz w:val="32"/>
+      <w:szCs w:val="32"/>
+    </w:rPr>
+  </w:style>
+  <w:style w:customStyle="1" w:styleId="37" w:type="paragraph">
+    <w:name w:val="段"/>
+    <w:uiPriority w:val="0"/>
     <w:pPr>
-      <w:spacing w:before="240" w:line="259" w:lineRule="auto"/>
-      <w:outlineLvl w:val="9"/>
+      <w:autoSpaceDE w:val="0"/>
+      <w:autoSpaceDN w:val="0"/>
+      <w:spacing w:line="360" w:lineRule="auto"/>
+      <w:ind w:firstLine="200" w:firstLineChars="200"/>
+      <w:jc w:val="both"/>
     </w:pPr>
     <w:rPr>
-      <w:rFonts w:asciiTheme="majorHAnsi" w:cstheme="majorBidi" w:eastAsiaTheme="majorEastAsia" w:hAnsiTheme="majorHAnsi"/>
-      <w:b w:val="0"/>
-      <w:bCs w:val="0"/>
-      <w:color w:themeColor="accent1" w:themeShade="BF" w:val="365F91"/>
+      <w:rFonts w:ascii="宋体"/>
+      <w:kern w:val="2"/>
+      <w:sz w:val="21"/>
+      <w:szCs w:val="21"/>
+      <w:lang w:bidi="ar-SA" w:eastAsia="zh-CN" w:val="en-US"/>
+    </w:rPr>
+  </w:style>
+  <w:style w:styleId="38" w:type="character">
+    <w:name w:val=""/>
+    <w:semiHidden/>
+    <w:unhideWhenUsed/>
+    <w:uiPriority w:val="99"/>
+    <w:rPr>
+      <w:color w:val="605E5C"/>
+      <w:shd w:color="auto" w:fill="E1DFDD" w:val="clear"/>
+    </w:rPr>
+  </w:style>
+  <w:style w:customStyle="1" w:styleId="39" w:type="character">
+    <w:name w:val="批注框文本 Char"/>
+    <w:link w:val="12"/>
+    <w:uiPriority w:val="0"/>
+    <w:rPr>
+      <w:kern w:val="2"/>
+      <w:sz w:val="18"/>
+      <w:szCs w:val="18"/>
     </w:rPr>
   </w:style>
   <w:style w:type="paragraph" w:customStyle="1" w:styleId="SourceCode">
@@ -48227,7 +51246,7 @@
 </file>
 
 <file path=word/theme/theme1.xml><?xml version="1.0" encoding="utf-8"?>
-<a:theme xmlns:a="http://schemas.openxmlformats.org/drawingml/2006/main" name="Office Theme">
+<a:theme xmlns:a="http://schemas.openxmlformats.org/drawingml/2006/main" name="Office">
   <a:themeElements>
     <a:clrScheme name="Office">
       <a:dk1>
@@ -48237,44 +51256,44 @@
         <a:sysClr val="window" lastClr="FFFFFF"/>
       </a:lt1>
       <a:dk2>
-        <a:srgbClr val="0E2841"/>
+        <a:srgbClr val="1F497D"/>
       </a:dk2>
       <a:lt2>
-        <a:srgbClr val="E8E8E8"/>
+        <a:srgbClr val="EEECE1"/>
       </a:lt2>
       <a:accent1>
-        <a:srgbClr val="156082"/>
+        <a:srgbClr val="4F81BD"/>
       </a:accent1>
       <a:accent2>
-        <a:srgbClr val="E97132"/>
+        <a:srgbClr val="C0504D"/>
       </a:accent2>
       <a:accent3>
-        <a:srgbClr val="196B24"/>
+        <a:srgbClr val="9BBB59"/>
       </a:accent3>
       <a:accent4>
-        <a:srgbClr val="0F9ED5"/>
+        <a:srgbClr val="8064A2"/>
       </a:accent4>
       <a:accent5>
-        <a:srgbClr val="A02B93"/>
+        <a:srgbClr val="4BACC6"/>
       </a:accent5>
       <a:accent6>
-        <a:srgbClr val="4EA72E"/>
+        <a:srgbClr val="F79646"/>
       </a:accent6>
       <a:hlink>
-        <a:srgbClr val="467886"/>
+        <a:srgbClr val="0000FF"/>
       </a:hlink>
       <a:folHlink>
-        <a:srgbClr val="96607D"/>
+        <a:srgbClr val="800080"/>
       </a:folHlink>
     </a:clrScheme>
     <a:fontScheme name="Office">
       <a:majorFont>
-        <a:latin typeface="Aptos Display" panose="02110004020202020204"/>
+        <a:latin typeface="Cambria"/>
         <a:ea typeface=""/>
         <a:cs typeface=""/>
-        <a:font script="Jpan" typeface="游ゴシック Light"/>
+        <a:font script="Jpan" typeface="ＭＳ ゴシック"/>
         <a:font script="Hang" typeface="맑은 고딕"/>
-        <a:font script="Hans" typeface="等线 Light"/>
+        <a:font script="Hans" typeface="宋体"/>
         <a:font script="Hant" typeface="新細明體"/>
         <a:font script="Arab" typeface="Times New Roman"/>
         <a:font script="Hebr" typeface="Times New Roman"/>
@@ -48302,31 +51321,14 @@
         <a:font script="Viet" typeface="Times New Roman"/>
         <a:font script="Uigh" typeface="Microsoft Uighur"/>
         <a:font script="Geor" typeface="Sylfaen"/>
-        <a:font script="Armn" typeface="Arial"/>
-        <a:font script="Bugi" typeface="Leelawadee UI"/>
-        <a:font script="Bopo" typeface="Microsoft JhengHei"/>
-        <a:font script="Java" typeface="Javanese Text"/>
-        <a:font script="Lisu" typeface="Segoe UI"/>
-        <a:font script="Mymr" typeface="Myanmar Text"/>
-        <a:font script="Nkoo" typeface="Ebrima"/>
-        <a:font script="Olck" typeface="Nirmala UI"/>
-        <a:font script="Osma" typeface="Ebrima"/>
-        <a:font script="Phag" typeface="Phagspa"/>
-        <a:font script="Syrn" typeface="Estrangelo Edessa"/>
-        <a:font script="Syrj" typeface="Estrangelo Edessa"/>
-        <a:font script="Syre" typeface="Estrangelo Edessa"/>
-        <a:font script="Sora" typeface="Nirmala UI"/>
-        <a:font script="Tale" typeface="Microsoft Tai Le"/>
-        <a:font script="Talu" typeface="Microsoft New Tai Lue"/>
-        <a:font script="Tfng" typeface="Ebrima"/>
       </a:majorFont>
       <a:minorFont>
-        <a:latin typeface="Aptos" panose="02110004020202020204"/>
+        <a:latin typeface="Calibri"/>
         <a:ea typeface=""/>
         <a:cs typeface=""/>
-        <a:font script="Jpan" typeface="游明朝"/>
+        <a:font script="Jpan" typeface="ＭＳ 明朝"/>
         <a:font script="Hang" typeface="맑은 고딕"/>
-        <a:font script="Hans" typeface="等线"/>
+        <a:font script="Hans" typeface="宋体"/>
         <a:font script="Hant" typeface="新細明體"/>
         <a:font script="Arab" typeface="Arial"/>
         <a:font script="Hebr" typeface="Arial"/>
@@ -48354,23 +51356,6 @@
         <a:font script="Viet" typeface="Arial"/>
         <a:font script="Uigh" typeface="Microsoft Uighur"/>
         <a:font script="Geor" typeface="Sylfaen"/>
-        <a:font script="Armn" typeface="Arial"/>
-        <a:font script="Bugi" typeface="Leelawadee UI"/>
-        <a:font script="Bopo" typeface="Microsoft JhengHei"/>
-        <a:font script="Java" typeface="Javanese Text"/>
-        <a:font script="Lisu" typeface="Segoe UI"/>
-        <a:font script="Mymr" typeface="Myanmar Text"/>
-        <a:font script="Nkoo" typeface="Ebrima"/>
-        <a:font script="Olck" typeface="Nirmala UI"/>
-        <a:font script="Osma" typeface="Ebrima"/>
-        <a:font script="Phag" typeface="Phagspa"/>
-        <a:font script="Syrn" typeface="Estrangelo Edessa"/>
-        <a:font script="Syrj" typeface="Estrangelo Edessa"/>
-        <a:font script="Syre" typeface="Estrangelo Edessa"/>
-        <a:font script="Sora" typeface="Nirmala UI"/>
-        <a:font script="Tale" typeface="Microsoft Tai Le"/>
-        <a:font script="Talu" typeface="Microsoft New Tai Lue"/>
-        <a:font script="Tfng" typeface="Ebrima"/>
       </a:minorFont>
     </a:fontScheme>
     <a:fmtScheme name="Office">
@@ -48382,141 +51367,164 @@
           <a:gsLst>
             <a:gs pos="0">
               <a:schemeClr val="phClr">
-                <a:lumMod val="110000"/>
-                <a:satMod val="105000"/>
-                <a:tint val="67000"/>
+                <a:tint val="50000"/>
+                <a:satMod val="300000"/>
               </a:schemeClr>
             </a:gs>
-            <a:gs pos="50000">
+            <a:gs pos="35000">
               <a:schemeClr val="phClr">
-                <a:lumMod val="105000"/>
-                <a:satMod val="103000"/>
-                <a:tint val="73000"/>
+                <a:tint val="37000"/>
+                <a:satMod val="300000"/>
               </a:schemeClr>
             </a:gs>
             <a:gs pos="100000">
               <a:schemeClr val="phClr">
-                <a:lumMod val="105000"/>
-                <a:satMod val="109000"/>
-                <a:tint val="81000"/>
+                <a:tint val="15000"/>
+                <a:satMod val="350000"/>
               </a:schemeClr>
             </a:gs>
           </a:gsLst>
-          <a:lin ang="5400000" scaled="0"/>
+          <a:lin ang="16200000" scaled="1"/>
         </a:gradFill>
         <a:gradFill rotWithShape="1">
           <a:gsLst>
             <a:gs pos="0">
               <a:schemeClr val="phClr">
-                <a:satMod val="103000"/>
-                <a:lumMod val="102000"/>
-                <a:tint val="94000"/>
+                <a:shade val="51000"/>
+                <a:satMod val="130000"/>
               </a:schemeClr>
             </a:gs>
-            <a:gs pos="50000">
+            <a:gs pos="80000">
               <a:schemeClr val="phClr">
-                <a:satMod val="110000"/>
-                <a:lumMod val="100000"/>
-                <a:shade val="100000"/>
+                <a:shade val="93000"/>
+                <a:satMod val="130000"/>
               </a:schemeClr>
             </a:gs>
             <a:gs pos="100000">
               <a:schemeClr val="phClr">
-                <a:lumMod val="99000"/>
-                <a:satMod val="120000"/>
-                <a:shade val="78000"/>
+                <a:shade val="94000"/>
+                <a:satMod val="135000"/>
               </a:schemeClr>
             </a:gs>
           </a:gsLst>
-          <a:lin ang="5400000" scaled="0"/>
+          <a:lin ang="16200000" scaled="0"/>
         </a:gradFill>
       </a:fillStyleLst>
       <a:lnStyleLst>
-        <a:ln w="6350" cap="flat" cmpd="sng" algn="ctr">
+        <a:ln w="9525" cap="flat" cmpd="sng" algn="ctr">
+          <a:solidFill>
+            <a:schemeClr val="phClr">
+              <a:shade val="95000"/>
+              <a:satMod val="105000"/>
+            </a:schemeClr>
+          </a:solidFill>
+          <a:prstDash val="solid"/>
+        </a:ln>
+        <a:ln w="25400" cap="flat" cmpd="sng" algn="ctr">
           <a:solidFill>
             <a:schemeClr val="phClr"/>
           </a:solidFill>
           <a:prstDash val="solid"/>
-          <a:miter lim="800000"/>
         </a:ln>
-        <a:ln w="12700" cap="flat" cmpd="sng" algn="ctr">
+        <a:ln w="38100" cap="flat" cmpd="sng" algn="ctr">
           <a:solidFill>
             <a:schemeClr val="phClr"/>
           </a:solidFill>
           <a:prstDash val="solid"/>
-          <a:miter lim="800000"/>
-        </a:ln>
-        <a:ln w="19050" cap="flat" cmpd="sng" algn="ctr">
-          <a:solidFill>
-            <a:schemeClr val="phClr"/>
-          </a:solidFill>
-          <a:prstDash val="solid"/>
-          <a:miter lim="800000"/>
         </a:ln>
       </a:lnStyleLst>
       <a:effectStyleLst>
         <a:effectStyle>
-          <a:effectLst/>
-        </a:effectStyle>
-        <a:effectStyle>
-          <a:effectLst/>
+          <a:effectLst>
+            <a:outerShdw blurRad="40000" dist="20000" dir="5400000" rotWithShape="0">
+              <a:srgbClr val="000000">
+                <a:alpha val="38000"/>
+              </a:srgbClr>
+            </a:outerShdw>
+          </a:effectLst>
         </a:effectStyle>
         <a:effectStyle>
           <a:effectLst>
-            <a:outerShdw blurRad="57150" dist="19050" dir="5400000" algn="ctr" rotWithShape="0">
+            <a:outerShdw blurRad="40000" dist="23000" dir="5400000" rotWithShape="0">
               <a:srgbClr val="000000">
-                <a:alpha val="63000"/>
+                <a:alpha val="35000"/>
               </a:srgbClr>
             </a:outerShdw>
           </a:effectLst>
+        </a:effectStyle>
+        <a:effectStyle>
+          <a:effectLst>
+            <a:outerShdw blurRad="40000" dist="23000" dir="5400000" rotWithShape="0">
+              <a:srgbClr val="000000">
+                <a:alpha val="35000"/>
+              </a:srgbClr>
+            </a:outerShdw>
+          </a:effectLst>
+          <a:scene3d>
+            <a:camera prst="orthographicFront">
+              <a:rot lat="0" lon="0" rev="0"/>
+            </a:camera>
+            <a:lightRig rig="threePt" dir="t">
+              <a:rot lat="0" lon="0" rev="1200000"/>
+            </a:lightRig>
+          </a:scene3d>
+          <a:sp3d>
+            <a:bevelT w="63500" h="25400"/>
+          </a:sp3d>
         </a:effectStyle>
       </a:effectStyleLst>
       <a:bgFillStyleLst>
         <a:solidFill>
           <a:schemeClr val="phClr"/>
         </a:solidFill>
-        <a:solidFill>
-          <a:schemeClr val="phClr">
-            <a:tint val="95000"/>
-            <a:satMod val="170000"/>
-          </a:schemeClr>
-        </a:solidFill>
         <a:gradFill rotWithShape="1">
           <a:gsLst>
             <a:gs pos="0">
               <a:schemeClr val="phClr">
-                <a:tint val="93000"/>
-                <a:satMod val="150000"/>
-                <a:shade val="98000"/>
-                <a:lumMod val="102000"/>
+                <a:tint val="40000"/>
+                <a:satMod val="350000"/>
               </a:schemeClr>
             </a:gs>
-            <a:gs pos="50000">
+            <a:gs pos="40000">
               <a:schemeClr val="phClr">
-                <a:tint val="98000"/>
-                <a:satMod val="130000"/>
-                <a:shade val="90000"/>
-                <a:lumMod val="103000"/>
+                <a:tint val="45000"/>
+                <a:satMod val="350000"/>
+                <a:shade val="99000"/>
               </a:schemeClr>
             </a:gs>
             <a:gs pos="100000">
               <a:schemeClr val="phClr">
-                <a:shade val="63000"/>
-                <a:satMod val="120000"/>
+                <a:shade val="20000"/>
+                <a:satMod val="255000"/>
               </a:schemeClr>
             </a:gs>
           </a:gsLst>
-          <a:lin ang="5400000" scaled="0"/>
+          <a:path path="circle">
+            <a:fillToRect l="50000" t="-80000" r="50000" b="180000"/>
+          </a:path>
+        </a:gradFill>
+        <a:gradFill rotWithShape="1">
+          <a:gsLst>
+            <a:gs pos="0">
+              <a:schemeClr val="phClr">
+                <a:tint val="80000"/>
+                <a:satMod val="300000"/>
+              </a:schemeClr>
+            </a:gs>
+            <a:gs pos="100000">
+              <a:schemeClr val="phClr">
+                <a:shade val="30000"/>
+                <a:satMod val="200000"/>
+              </a:schemeClr>
+            </a:gs>
+          </a:gsLst>
+          <a:path path="circle">
+            <a:fillToRect l="50000" t="50000" r="50000" b="50000"/>
+          </a:path>
         </a:gradFill>
       </a:bgFillStyleLst>
     </a:fmtScheme>
   </a:themeElements>
   <a:objectDefaults/>
-  <a:extraClrSchemeLst/>
-  <a:extLst>
-    <a:ext uri="{05A4C25C-085E-4340-85A3-A5531E510DB2}">
-      <thm15:themeFamily xmlns:thm15="http://schemas.microsoft.com/office/thememl/2012/main" name="Office Theme" id="{2E142A2C-CD16-42D6-873A-C26D2A0506FA}" vid="{1BDDFF52-6CD6-40A5-AB3C-68EB2F1E4D0A}"/>
-    </a:ext>
-  </a:extLst>
 </a:theme>
 </file>